--- a/flow/20230914_vu_template/drafts/2025-01-g/06-ПН-Богоявлення ГНІХ.docx
+++ b/flow/20230914_vu_template/drafts/2025-01-g/06-ПН-Богоявлення ГНІХ.docx
@@ -284,34 +284,20 @@
           <w:rFonts w:ascii="Times New Roman" w:hAnsi="Times New Roman"/>
           <w:sz w:val="24"/>
         </w:rPr>
-        <w:t>Сла́ва Отцю́, і Си́ну, і Свято́му Ду́хові,* і ни́ні, і повсякча́</w:t>
-      </w:r>
-      <w:r>
-        <w:rPr>
-          <w:rFonts w:ascii="Times New Roman" w:hAnsi="Times New Roman"/>
-          <w:sz w:val="24"/>
-        </w:rPr>
-        <w:t>с, і на ві́ки вікі́в. Амі́нь.</w:t>
-      </w:r>
-    </w:p>
-    <w:p>
-      <w:pPr>
-        <w:spacing w:after="120"/>
-        <w:jc w:val="both"/>
-      </w:pPr>
-      <w:r>
-        <w:rPr>
-          <w:rFonts w:ascii="Times New Roman" w:hAnsi="Times New Roman"/>
-          <w:sz w:val="24"/>
-        </w:rPr>
-        <w:t>О́тче наш, що єси́ на небеса́х,* неха́й святи́ться ім’я́ Твоє́,* неха́й при́йде ца́рство Твоє́,* неха́й бу́де во́ля Твоя́, як на не́бі, так і на землі́.* Хліб наш насу́щний дай нам сього́дні;* і прости́ нам прови́ни на́ші,* як</w:t>
-      </w:r>
-      <w:r>
-        <w:rPr>
-          <w:rFonts w:ascii="Times New Roman" w:hAnsi="Times New Roman"/>
-          <w:sz w:val="24"/>
-        </w:rPr>
-        <w:t xml:space="preserve"> і ми проща́ємо винува́тцям на́шим;* і не введи́ нас у споку́су,* але́ ви́зволи нас від лука́вого.</w:t>
+        <w:t>Сла́ва Отцю́, і Си́ну, і Свято́му Ду́хові,* і ни́ні, і повсякча́с, і на ві́ки вікі́в. Амі́нь.</w:t>
+      </w:r>
+    </w:p>
+    <w:p>
+      <w:pPr>
+        <w:spacing w:after="120"/>
+        <w:jc w:val="both"/>
+      </w:pPr>
+      <w:r>
+        <w:rPr>
+          <w:rFonts w:ascii="Times New Roman" w:hAnsi="Times New Roman"/>
+          <w:sz w:val="24"/>
+        </w:rPr>
+        <w:t>О́тче наш, що єси́ на небеса́х,* неха́й святи́ться ім’я́ Твоє́,* неха́й при́йде ца́рство Твоє́,* неха́й бу́де во́ля Твоя́, як на не́бі, так і на землі́.* Хліб наш насу́щний дай нам сього́дні;* і прости́ нам прови́ни на́ші,* як і ми проща́ємо винува́тцям на́шим;* і не введи́ нас у споку́су,* але́ ви́зволи нас від лука́вого.</w:t>
       </w:r>
     </w:p>
     <w:p>
@@ -384,14 +370,7 @@
           <w:rFonts w:ascii="Times New Roman" w:hAnsi="Times New Roman"/>
           <w:sz w:val="24"/>
         </w:rPr>
-        <w:t>Прийді́те, поклоні́мся* царе́</w:t>
-      </w:r>
-      <w:r>
-        <w:rPr>
-          <w:rFonts w:ascii="Times New Roman" w:hAnsi="Times New Roman"/>
-          <w:sz w:val="24"/>
-        </w:rPr>
-        <w:t>ві на́шому – Бо́гу.</w:t>
+        <w:t>Прийді́те, поклоні́мся* царе́ві на́шому – Бо́гу.</w:t>
       </w:r>
     </w:p>
     <w:p>
@@ -463,14 +442,7 @@
           <w:rFonts w:ascii="Times New Roman" w:hAnsi="Times New Roman"/>
           <w:sz w:val="24"/>
         </w:rPr>
-        <w:t xml:space="preserve">Благослови́, душе́ моя́, Го́спода!* Го́споди, Бо́же мій, Ти ве́льми </w:t>
-      </w:r>
-      <w:r>
-        <w:rPr>
-          <w:rFonts w:ascii="Times New Roman" w:hAnsi="Times New Roman"/>
-          <w:sz w:val="24"/>
-        </w:rPr>
-        <w:t>вели́кий!</w:t>
+        <w:t>Благослови́, душе́ моя́, Го́спода!* Го́споди, Бо́же мій, Ти ве́льми вели́кий!</w:t>
       </w:r>
     </w:p>
     <w:p>
@@ -522,14 +494,7 @@
           <w:rFonts w:ascii="Times New Roman" w:hAnsi="Times New Roman"/>
           <w:sz w:val="24"/>
         </w:rPr>
-        <w:t xml:space="preserve">Вітри́ Свої́ми посланця́ми </w:t>
-      </w:r>
-      <w:r>
-        <w:rPr>
-          <w:rFonts w:ascii="Times New Roman" w:hAnsi="Times New Roman"/>
-          <w:sz w:val="24"/>
-        </w:rPr>
-        <w:t>учиня́єш,* по́лум’я вогне́нне − слу́гами Свої́ми.</w:t>
+        <w:t>Вітри́ Свої́ми посланця́ми учиня́єш,* по́лум’я вогне́нне − слу́гами Свої́ми.</w:t>
       </w:r>
     </w:p>
     <w:p>
@@ -568,14 +533,7 @@
           <w:rFonts w:ascii="Times New Roman" w:hAnsi="Times New Roman"/>
           <w:sz w:val="24"/>
         </w:rPr>
-        <w:t>Пе́ред погро́зою Твоє́ю вони́ тіка́ли,* пе́ред го́лосом гро́му</w:t>
-      </w:r>
-      <w:r>
-        <w:rPr>
-          <w:rFonts w:ascii="Times New Roman" w:hAnsi="Times New Roman"/>
-          <w:sz w:val="24"/>
-        </w:rPr>
-        <w:t xml:space="preserve"> Твого́ тремті́ли.</w:t>
+        <w:t>Пе́ред погро́зою Твоє́ю вони́ тіка́ли,* пе́ред го́лосом гро́му Твого́ тремті́ли.</w:t>
       </w:r>
     </w:p>
     <w:p>
@@ -628,14 +586,7 @@
           <w:rFonts w:ascii="Times New Roman" w:hAnsi="Times New Roman"/>
           <w:sz w:val="24"/>
         </w:rPr>
-        <w:t xml:space="preserve">Усю́ звірину́, що в по́лі, вони́ </w:t>
-      </w:r>
-      <w:r>
-        <w:rPr>
-          <w:rFonts w:ascii="Times New Roman" w:hAnsi="Times New Roman"/>
-          <w:sz w:val="24"/>
-        </w:rPr>
-        <w:t>напува́ють,* ди́кі осли́ там га́сять свою́ спра́гу.</w:t>
+        <w:t>Усю́ звірину́, що в по́лі, вони́ напува́ють,* ди́кі осли́ там га́сять свою́ спра́гу.</w:t>
       </w:r>
     </w:p>
     <w:p>
@@ -674,14 +625,7 @@
           <w:rFonts w:ascii="Times New Roman" w:hAnsi="Times New Roman"/>
           <w:sz w:val="24"/>
         </w:rPr>
-        <w:t>Виро́щуєш траву́ для ско́ту, зе́ла – на вжи́ток л</w:t>
-      </w:r>
-      <w:r>
-        <w:rPr>
-          <w:rFonts w:ascii="Times New Roman" w:hAnsi="Times New Roman"/>
-          <w:sz w:val="24"/>
-        </w:rPr>
-        <w:t>ю́дям,* щоб хліб із землі́ добува́ли:</w:t>
+        <w:t>Виро́щуєш траву́ для ско́ту, зе́ла – на вжи́ток лю́дям,* щоб хліб із землі́ добува́ли:</w:t>
       </w:r>
     </w:p>
     <w:p>
@@ -720,14 +664,7 @@
           <w:rFonts w:ascii="Times New Roman" w:hAnsi="Times New Roman"/>
           <w:sz w:val="24"/>
         </w:rPr>
-        <w:t>На них гніздя́ться пти́ці;* бу́сли –</w:t>
-      </w:r>
-      <w:r>
-        <w:rPr>
-          <w:rFonts w:ascii="Times New Roman" w:hAnsi="Times New Roman"/>
-          <w:sz w:val="24"/>
-        </w:rPr>
-        <w:t xml:space="preserve"> на кипари́сах ї́хнє житло́.</w:t>
+        <w:t>На них гніздя́ться пти́ці;* бу́сли – на кипари́сах ї́хнє житло́.</w:t>
       </w:r>
     </w:p>
     <w:p>
@@ -779,14 +716,7 @@
           <w:rFonts w:ascii="Times New Roman" w:hAnsi="Times New Roman"/>
           <w:sz w:val="24"/>
         </w:rPr>
-        <w:t>Левеня́та рика́ют</w:t>
-      </w:r>
-      <w:r>
-        <w:rPr>
-          <w:rFonts w:ascii="Times New Roman" w:hAnsi="Times New Roman"/>
-          <w:sz w:val="24"/>
-        </w:rPr>
-        <w:t>ь за здо́биччю своє́ю,* пожи́ви від Бо́га для се́бе про́сять.</w:t>
+        <w:t>Левеня́та рика́ють за здо́биччю своє́ю,* пожи́ви від Бо́га для се́бе про́сять.</w:t>
       </w:r>
     </w:p>
     <w:p>
@@ -825,14 +755,7 @@
           <w:rFonts w:ascii="Times New Roman" w:hAnsi="Times New Roman"/>
           <w:sz w:val="24"/>
         </w:rPr>
-        <w:t>Яка́ їх, Твої́х діл, Го́споди, си́ла!* У му́дрості все Ти с</w:t>
-      </w:r>
-      <w:r>
-        <w:rPr>
-          <w:rFonts w:ascii="Times New Roman" w:hAnsi="Times New Roman"/>
-          <w:sz w:val="24"/>
-        </w:rPr>
-        <w:t>твори́в, − по́вна земля́ Твої́х створі́нь.</w:t>
+        <w:t>Яка́ їх, Твої́х діл, Го́споди, си́ла!* У му́дрості все Ти створи́в, − по́вна земля́ Твої́х створі́нь.</w:t>
       </w:r>
     </w:p>
     <w:p>
@@ -871,14 +794,7 @@
           <w:rFonts w:ascii="Times New Roman" w:hAnsi="Times New Roman"/>
           <w:sz w:val="24"/>
         </w:rPr>
-        <w:t>Усі́ вони́ від Те́бе дожида́ють,* щоб дав їм</w:t>
-      </w:r>
-      <w:r>
-        <w:rPr>
-          <w:rFonts w:ascii="Times New Roman" w:hAnsi="Times New Roman"/>
-          <w:sz w:val="24"/>
-        </w:rPr>
-        <w:t xml:space="preserve"> у свій час пожи́ву.</w:t>
+        <w:t>Усі́ вони́ від Те́бе дожида́ють,* щоб дав їм у свій час пожи́ву.</w:t>
       </w:r>
     </w:p>
     <w:p>
@@ -917,14 +833,7 @@
           <w:rFonts w:ascii="Times New Roman" w:hAnsi="Times New Roman"/>
           <w:sz w:val="24"/>
         </w:rPr>
-        <w:t xml:space="preserve">Зішле́ш Свій дух, – </w:t>
-      </w:r>
-      <w:r>
-        <w:rPr>
-          <w:rFonts w:ascii="Times New Roman" w:hAnsi="Times New Roman"/>
-          <w:sz w:val="24"/>
-        </w:rPr>
-        <w:t>вони́ ожива́ють,* і Ти відно́влюєш лице́ землі́.</w:t>
+        <w:t>Зішле́ш Свій дух, – вони́ ожива́ють,* і Ти відно́влюєш лице́ землі́.</w:t>
       </w:r>
     </w:p>
     <w:p>
@@ -963,14 +872,7 @@
           <w:rFonts w:ascii="Times New Roman" w:hAnsi="Times New Roman"/>
           <w:sz w:val="24"/>
         </w:rPr>
-        <w:t>Я бу́ду Го́сподеві спі́вати по́ки життя́ мого</w:t>
-      </w:r>
-      <w:r>
-        <w:rPr>
-          <w:rFonts w:ascii="Times New Roman" w:hAnsi="Times New Roman"/>
-          <w:sz w:val="24"/>
-        </w:rPr>
-        <w:t>́,* псалми́ співа́тиму, по́ки бу́ду жи́ти.</w:t>
+        <w:t>Я бу́ду Го́сподеві спі́вати по́ки життя́ мого́,* псалми́ співа́тиму, по́ки бу́ду жи́ти.</w:t>
       </w:r>
     </w:p>
     <w:p>
@@ -1009,14 +911,7 @@
           <w:rFonts w:ascii="Times New Roman" w:hAnsi="Times New Roman"/>
           <w:sz w:val="24"/>
         </w:rPr>
-        <w:t>Со́нце зна́є свій за́хід,* наво́</w:t>
-      </w:r>
-      <w:r>
-        <w:rPr>
-          <w:rFonts w:ascii="Times New Roman" w:hAnsi="Times New Roman"/>
-          <w:sz w:val="24"/>
-        </w:rPr>
-        <w:t>диш те́мряву, і ніч надхо́дить.</w:t>
+        <w:t>Со́нце зна́є свій за́хід,* наво́диш те́мряву, і ніч надхо́дить.</w:t>
       </w:r>
     </w:p>
     <w:p>
@@ -2063,23 +1958,7 @@
           <w:u w:val="single"/>
         </w:rPr>
         <w:lastRenderedPageBreak/>
-        <w:t>[Господи щедрий і милосердний, довготерпеливий і многомилостивий! Вислухай молитви наші і зверни увагу на голос моління нашого і яви нам знак милости Твоєї, наведи нас на дорогу Твою, щоб ход</w:t>
-      </w:r>
-      <w:r>
-        <w:rPr>
-          <w:rFonts w:ascii="Times New Roman" w:hAnsi="Times New Roman"/>
-          <w:sz w:val="24"/>
-          <w:u w:val="single"/>
-        </w:rPr>
-        <w:t>или ми в Твоїй правді. Звесели серця наші, щоб ми боялись імення Твого святого, бо Ти великий і твориш чуда; Ти Бог єдиний і немає подібного Тобі між богами, Господи. Ти сильний у милості і добрий у силі, аби допомагати й утішати, і спасати всіх, хто на ім</w:t>
-      </w:r>
-      <w:r>
-        <w:rPr>
-          <w:rFonts w:ascii="Times New Roman" w:hAnsi="Times New Roman"/>
-          <w:sz w:val="24"/>
-          <w:u w:val="single"/>
-        </w:rPr>
-        <w:t>'я Твоє святе уповає.]</w:t>
+        <w:t>[Господи щедрий і милосердний, довготерпеливий і многомилостивий! Вислухай молитви наші і зверни увагу на голос моління нашого і яви нам знак милости Твоєї, наведи нас на дорогу Твою, щоб ходили ми в Твоїй правді. Звесели серця наші, щоб ми боялись імення Твого святого, бо Ти великий і твориш чуда; Ти Бог єдиний і немає подібного Тобі між богами, Господи. Ти сильний у милості і добрий у силі, аби допомагати й утішати, і спасати всіх, хто на ім'я Твоє святе уповає.]</w:t>
       </w:r>
     </w:p>
     <w:p>
@@ -2579,15 +2458,7 @@
           <w:sz w:val="24"/>
           <w:u w:val="single"/>
         </w:rPr>
-        <w:t xml:space="preserve">[Господи, в обуренні твоїм не картай нас, ані в гніві твоїм нас не карай, але поводься з нами за милістю твоєю, Лікарю і Зцілителю душ </w:t>
-      </w:r>
-      <w:r>
-        <w:rPr>
-          <w:rFonts w:ascii="Times New Roman" w:hAnsi="Times New Roman"/>
-          <w:sz w:val="24"/>
-          <w:u w:val="single"/>
-        </w:rPr>
-        <w:t>наших. Приведи нас до бажаної пристані твоєї, просвіти очі сердець наших на пізнання твоєї правди і дай нам останок теперішнього дня мирний і безгрішний, і ввесь час життя нашого, заради молитов святої Богородиці і всіх святих.]</w:t>
+        <w:t>[Господи, в обуренні твоїм не картай нас, ані в гніві твоїм нас не карай, але поводься з нами за милістю твоєю, Лікарю і Зцілителю душ наших. Приведи нас до бажаної пристані твоєї, просвіти очі сердець наших на пізнання твоєї правди і дай нам останок теперішнього дня мирний і безгрішний, і ввесь час життя нашого, заради молитов святої Богородиці і всіх святих.]</w:t>
       </w:r>
     </w:p>
     <w:p>
@@ -2726,178 +2597,148 @@
           <w:color w:val="000000"/>
           <w:sz w:val="24"/>
         </w:rPr>
-        <w:t>Неха́й піднесе́ться моли́тва моя́,* мов кади́ло п</w:t>
-      </w:r>
+        <w:t>Неха́й піднесе́ться моли́тва моя́,* мов кади́ло пе́ред Тобо́ю;* підно́шення рук мої́х,* як же́ртва вечі́рня.* Ви́слухай мене́, Го́споди.</w:t>
+      </w:r>
+    </w:p>
+    <w:p>
+      <w:pPr>
+        <w:spacing w:after="120"/>
+        <w:jc w:val="both"/>
+      </w:pPr>
+      <w:r>
+        <w:rPr>
+          <w:rFonts w:ascii="Times New Roman" w:hAnsi="Times New Roman"/>
+          <w:sz w:val="24"/>
+        </w:rPr>
+        <w:t>Поста́в, Го́споди, мої́м уста́м сторо́жу;* до двере́й губ мої́х − ва́рту!</w:t>
+      </w:r>
+    </w:p>
+    <w:p>
+      <w:pPr>
+        <w:spacing w:after="120"/>
+        <w:jc w:val="both"/>
+      </w:pPr>
+      <w:r>
+        <w:rPr>
+          <w:rFonts w:ascii="Times New Roman" w:hAnsi="Times New Roman"/>
+          <w:sz w:val="24"/>
+        </w:rPr>
+        <w:t>Не дай схили́тися се́рцеві моє́му* до чо́гось зло́го.</w:t>
+      </w:r>
+    </w:p>
+    <w:p>
+      <w:pPr>
+        <w:spacing w:after="120"/>
+        <w:jc w:val="both"/>
+      </w:pPr>
+      <w:r>
+        <w:rPr>
+          <w:rFonts w:ascii="Times New Roman" w:hAnsi="Times New Roman"/>
+          <w:sz w:val="24"/>
+        </w:rPr>
+        <w:t>Ані чини́ти лихі́ вчи́нки з людьми́, що тво́рять беззако́ння,* – ні ла́сощів ї́хніх я не хо́чу ї́сти.</w:t>
+      </w:r>
+    </w:p>
+    <w:p>
+      <w:pPr>
+        <w:spacing w:after="120"/>
+        <w:jc w:val="both"/>
+      </w:pPr>
+      <w:r>
+        <w:rPr>
+          <w:rFonts w:ascii="Times New Roman" w:hAnsi="Times New Roman"/>
+          <w:sz w:val="24"/>
+        </w:rPr>
+        <w:t>Неха́й пра́ведник по-до́брому б’є мене́ й виправля́є,* а олі́я грі́шного неха́й не нама́стить голови́ моє́ї.</w:t>
+      </w:r>
+    </w:p>
+    <w:p>
+      <w:pPr>
+        <w:spacing w:after="120"/>
+        <w:jc w:val="both"/>
+      </w:pPr>
+      <w:r>
+        <w:rPr>
+          <w:rFonts w:ascii="Times New Roman" w:hAnsi="Times New Roman"/>
+          <w:sz w:val="24"/>
+        </w:rPr>
+        <w:t>Я все-таки́ моли́тимусь,* незважа́ючи на ї́хні злі вчи́нки.</w:t>
+      </w:r>
+    </w:p>
+    <w:p>
+      <w:pPr>
+        <w:spacing w:after="120"/>
+        <w:jc w:val="both"/>
+      </w:pPr>
+      <w:r>
+        <w:rPr>
+          <w:rFonts w:ascii="Times New Roman" w:hAnsi="Times New Roman"/>
+          <w:sz w:val="24"/>
+        </w:rPr>
+        <w:t>Якщо́ су́ддів ї́хніх ски́нуть в уще́лини ске́лі,* то почу́ють, що слова́ мої́ лю́бі.</w:t>
+      </w:r>
+    </w:p>
+    <w:p>
+      <w:pPr>
+        <w:spacing w:after="120"/>
+        <w:jc w:val="both"/>
+      </w:pPr>
+      <w:r>
+        <w:rPr>
+          <w:rFonts w:ascii="Times New Roman" w:hAnsi="Times New Roman"/>
+          <w:sz w:val="24"/>
+        </w:rPr>
+        <w:t>Немо́вби хтось розби́в і розри́в зе́млю,* розки́дано ї́хні ко́сті пе́ред а́дом.</w:t>
+      </w:r>
+    </w:p>
+    <w:p>
+      <w:pPr>
+        <w:spacing w:after="120"/>
+        <w:jc w:val="both"/>
+      </w:pPr>
+      <w:r>
+        <w:rPr>
+          <w:rFonts w:ascii="Times New Roman" w:hAnsi="Times New Roman"/>
+          <w:sz w:val="24"/>
+        </w:rPr>
+        <w:t>Бо до Те́бе, Го́споди, мій Бо́же, мої́ о́чі;* до Те́бе прибіга́ю, не губи́ душі́ моє́ї.</w:t>
+      </w:r>
+    </w:p>
+    <w:p>
+      <w:pPr>
+        <w:spacing w:after="120"/>
+        <w:jc w:val="both"/>
+      </w:pPr>
+      <w:r>
+        <w:rPr>
+          <w:rFonts w:ascii="Times New Roman" w:hAnsi="Times New Roman"/>
+          <w:sz w:val="24"/>
+        </w:rPr>
+        <w:t>Збережи́ мене́ від пе́тлі, що її́ наста́вили на ме́не,* і від сильця́ тих, що тво́рять беззако́ння.</w:t>
+      </w:r>
+    </w:p>
+    <w:p>
+      <w:pPr>
+        <w:spacing w:after="120"/>
+        <w:jc w:val="both"/>
+      </w:pPr>
+      <w:r>
+        <w:rPr>
+          <w:rFonts w:ascii="Times New Roman" w:hAnsi="Times New Roman"/>
+          <w:sz w:val="24"/>
+        </w:rPr>
+        <w:t>Неха́й грі́шники впаду́ть у вла́сні сі́ті всі ра́зом,* а я пройду́ безпе́чно.</w:t>
+      </w:r>
+    </w:p>
+    <w:p>
+      <w:pPr>
+        <w:spacing w:after="120"/>
+        <w:jc w:val="center"/>
+      </w:pPr>
       <w:r>
         <w:rPr>
           <w:rFonts w:ascii="Times New Roman" w:hAnsi="Times New Roman"/>
           <w:b/>
-          <w:color w:val="000000"/>
-          <w:sz w:val="24"/>
-        </w:rPr>
-        <w:t>е́ред Тобо́ю;* підно́шення рук мої́х,* як же́ртва вечі́рня.* Ви́слухай мене́, Го́споди.</w:t>
-      </w:r>
-    </w:p>
-    <w:p>
-      <w:pPr>
-        <w:spacing w:after="120"/>
-        <w:jc w:val="both"/>
-      </w:pPr>
-      <w:r>
-        <w:rPr>
-          <w:rFonts w:ascii="Times New Roman" w:hAnsi="Times New Roman"/>
-          <w:sz w:val="24"/>
-        </w:rPr>
-        <w:t>Поста́в, Го́споди, мої́м уста́м сторо́жу;* до двере́й губ мої́х − ва́рту!</w:t>
-      </w:r>
-    </w:p>
-    <w:p>
-      <w:pPr>
-        <w:spacing w:after="120"/>
-        <w:jc w:val="both"/>
-      </w:pPr>
-      <w:r>
-        <w:rPr>
-          <w:rFonts w:ascii="Times New Roman" w:hAnsi="Times New Roman"/>
-          <w:sz w:val="24"/>
-        </w:rPr>
-        <w:t>Не дай схили́тися се́рцеві моє́му* до чо́гось зло́го.</w:t>
-      </w:r>
-    </w:p>
-    <w:p>
-      <w:pPr>
-        <w:spacing w:after="120"/>
-        <w:jc w:val="both"/>
-      </w:pPr>
-      <w:r>
-        <w:rPr>
-          <w:rFonts w:ascii="Times New Roman" w:hAnsi="Times New Roman"/>
-          <w:sz w:val="24"/>
-        </w:rPr>
-        <w:t xml:space="preserve">Ані чини́ти лихі́ вчи́нки з людьми́, що </w:t>
-      </w:r>
-      <w:r>
-        <w:rPr>
-          <w:rFonts w:ascii="Times New Roman" w:hAnsi="Times New Roman"/>
-          <w:sz w:val="24"/>
-        </w:rPr>
-        <w:t>тво́рять беззако́ння,* – ні ла́сощів ї́хніх я не хо́чу ї́сти.</w:t>
-      </w:r>
-    </w:p>
-    <w:p>
-      <w:pPr>
-        <w:spacing w:after="120"/>
-        <w:jc w:val="both"/>
-      </w:pPr>
-      <w:r>
-        <w:rPr>
-          <w:rFonts w:ascii="Times New Roman" w:hAnsi="Times New Roman"/>
-          <w:sz w:val="24"/>
-        </w:rPr>
-        <w:t>Неха́й пра́ведник по-до́брому б’є мене́ й виправля́є,* а олі́я грі́шного неха́й не нама́стить голови́ моє́ї.</w:t>
-      </w:r>
-    </w:p>
-    <w:p>
-      <w:pPr>
-        <w:spacing w:after="120"/>
-        <w:jc w:val="both"/>
-      </w:pPr>
-      <w:r>
-        <w:rPr>
-          <w:rFonts w:ascii="Times New Roman" w:hAnsi="Times New Roman"/>
-          <w:sz w:val="24"/>
-        </w:rPr>
-        <w:t>Я все-таки́ моли́тимусь,* незважа́ючи на ї́хні злі вчи́нки.</w:t>
-      </w:r>
-    </w:p>
-    <w:p>
-      <w:pPr>
-        <w:spacing w:after="120"/>
-        <w:jc w:val="both"/>
-      </w:pPr>
-      <w:r>
-        <w:rPr>
-          <w:rFonts w:ascii="Times New Roman" w:hAnsi="Times New Roman"/>
-          <w:sz w:val="24"/>
-        </w:rPr>
-        <w:t>Якщо́ су́ддів ї́хніх ски́</w:t>
-      </w:r>
-      <w:r>
-        <w:rPr>
-          <w:rFonts w:ascii="Times New Roman" w:hAnsi="Times New Roman"/>
-          <w:sz w:val="24"/>
-        </w:rPr>
-        <w:t>нуть в уще́лини ске́лі,* то почу́ють, що слова́ мої́ лю́бі.</w:t>
-      </w:r>
-    </w:p>
-    <w:p>
-      <w:pPr>
-        <w:spacing w:after="120"/>
-        <w:jc w:val="both"/>
-      </w:pPr>
-      <w:r>
-        <w:rPr>
-          <w:rFonts w:ascii="Times New Roman" w:hAnsi="Times New Roman"/>
-          <w:sz w:val="24"/>
-        </w:rPr>
-        <w:t>Немо́вби хтось розби́в і розри́в зе́млю,* розки́дано ї́хні ко́сті пе́ред а́дом.</w:t>
-      </w:r>
-    </w:p>
-    <w:p>
-      <w:pPr>
-        <w:spacing w:after="120"/>
-        <w:jc w:val="both"/>
-      </w:pPr>
-      <w:r>
-        <w:rPr>
-          <w:rFonts w:ascii="Times New Roman" w:hAnsi="Times New Roman"/>
-          <w:sz w:val="24"/>
-        </w:rPr>
-        <w:t>Бо до Те́бе, Го́споди, мій Бо́же, мої́ о́чі;* до Те́бе прибіга́ю, не губи́ душі́ моє́ї.</w:t>
-      </w:r>
-    </w:p>
-    <w:p>
-      <w:pPr>
-        <w:spacing w:after="120"/>
-        <w:jc w:val="both"/>
-      </w:pPr>
-      <w:r>
-        <w:rPr>
-          <w:rFonts w:ascii="Times New Roman" w:hAnsi="Times New Roman"/>
-          <w:sz w:val="24"/>
-        </w:rPr>
-        <w:t>Збережи́ мене́ від пе́тлі, щ</w:t>
-      </w:r>
-      <w:r>
-        <w:rPr>
-          <w:rFonts w:ascii="Times New Roman" w:hAnsi="Times New Roman"/>
-          <w:sz w:val="24"/>
-        </w:rPr>
-        <w:t>о її́ наста́вили на ме́не,* і від сильця́ тих, що тво́рять беззако́ння.</w:t>
-      </w:r>
-    </w:p>
-    <w:p>
-      <w:pPr>
-        <w:spacing w:after="120"/>
-        <w:jc w:val="both"/>
-      </w:pPr>
-      <w:r>
-        <w:rPr>
-          <w:rFonts w:ascii="Times New Roman" w:hAnsi="Times New Roman"/>
-          <w:sz w:val="24"/>
-        </w:rPr>
-        <w:t>Неха́й грі́шники впаду́ть у вла́сні сі́ті всі ра́зом,* а я пройду́ безпе́чно.</w:t>
-      </w:r>
-    </w:p>
-    <w:p>
-      <w:pPr>
-        <w:spacing w:after="120"/>
-        <w:jc w:val="center"/>
-      </w:pPr>
-      <w:r>
-        <w:rPr>
-          <w:rFonts w:ascii="Times New Roman" w:hAnsi="Times New Roman"/>
-          <w:b/>
           <w:i/>
           <w:color w:val="FF0000"/>
           <w:sz w:val="24"/>
@@ -2928,14 +2769,7 @@
           <w:rFonts w:ascii="Times New Roman" w:hAnsi="Times New Roman"/>
           <w:sz w:val="24"/>
         </w:rPr>
-        <w:t xml:space="preserve">Ска́ргу мою́ </w:t>
-      </w:r>
-      <w:r>
-        <w:rPr>
-          <w:rFonts w:ascii="Times New Roman" w:hAnsi="Times New Roman"/>
-          <w:sz w:val="24"/>
-        </w:rPr>
-        <w:t>пе́ред Ним вилива́ю,* мою́ скру́ту Йому́ я виявля́ю.</w:t>
+        <w:t>Ска́ргу мою́ пе́ред Ним вилива́ю,* мою́ скру́ту Йому́ я виявля́ю.</w:t>
       </w:r>
     </w:p>
     <w:p>
@@ -2974,14 +2808,7 @@
           <w:rFonts w:ascii="Times New Roman" w:hAnsi="Times New Roman"/>
           <w:sz w:val="24"/>
         </w:rPr>
-        <w:t>Нема́ куд</w:t>
-      </w:r>
-      <w:r>
-        <w:rPr>
-          <w:rFonts w:ascii="Times New Roman" w:hAnsi="Times New Roman"/>
-          <w:sz w:val="24"/>
-        </w:rPr>
-        <w:t>и́ мені́ втіка́ти,* нема́ ніко́го, хто піклува́вся би мно́ю.</w:t>
+        <w:t>Нема́ куди́ мені́ втіка́ти,* нема́ ніко́го, хто піклува́вся би мно́ю.</w:t>
       </w:r>
     </w:p>
     <w:p>
@@ -3020,14 +2847,7 @@
           <w:rFonts w:ascii="Times New Roman" w:hAnsi="Times New Roman"/>
           <w:sz w:val="24"/>
         </w:rPr>
-        <w:t xml:space="preserve">Спаси́ мене́ від гони́телів мої́х,* бо вони́ </w:t>
-      </w:r>
-      <w:r>
-        <w:rPr>
-          <w:rFonts w:ascii="Times New Roman" w:hAnsi="Times New Roman"/>
-          <w:sz w:val="24"/>
-        </w:rPr>
-        <w:t>сильні́ші від ме́не.</w:t>
+        <w:t>Спаси́ мене́ від гони́телів мої́х,* бо вони́ сильні́ші від ме́не.</w:t>
       </w:r>
     </w:p>
     <w:p>
@@ -3107,6 +2927,7 @@
         <w:spacing w:after="120"/>
         <w:jc w:val="both"/>
       </w:pPr>
+      <w:bookmarkStart w:id="2" w:name="_Hlk186921735"/>
       <w:r>
         <w:rPr>
           <w:rFonts w:ascii="Times New Roman" w:hAnsi="Times New Roman"/>
@@ -3308,7 +3129,49 @@
           <w:sz w:val="24"/>
           <w:u w:val="single"/>
         </w:rPr>
-        <w:t>За́для І́мени Твого́ наді́юсь на Те́бе, Го́спо</w:t>
+        <w:t>За́для І́мени Твого́ наді́юсь на Те́бе, Го́споди, наді́ється душа́ моя́ на сло́во Твоє́;* наді́ється душа́ моя́ на Го́спода.</w:t>
+      </w:r>
+    </w:p>
+    <w:p>
+      <w:pPr>
+        <w:spacing w:after="120"/>
+        <w:jc w:val="both"/>
+        <w:rPr>
+          <w:rFonts w:ascii="Times New Roman" w:eastAsia="Times New Roman" w:hAnsi="Times New Roman" w:cs="Times New Roman"/>
+          <w:sz w:val="24"/>
+          <w:szCs w:val="24"/>
+        </w:rPr>
+      </w:pPr>
+      <w:r>
+        <w:rPr>
+          <w:rFonts w:ascii="Times New Roman" w:eastAsia="Times New Roman" w:hAnsi="Times New Roman" w:cs="Times New Roman"/>
+          <w:sz w:val="24"/>
+          <w:szCs w:val="24"/>
+        </w:rPr>
+        <w:t>Ангельські сили настрахалися,* побачивши, як Спас наш приймає хрищення від слуги,* а Дух Святий сходить, щоб дати йому свідчення,* і голос Отця почувся з неба:* Той, кого Предтеча христить рукою своєю* – це Син мій улюблений, якого я вподобав.* Христе Боже наш, – слава тобі!</w:t>
+      </w:r>
+    </w:p>
+    <w:p>
+      <w:pPr>
+        <w:spacing w:after="120"/>
+        <w:jc w:val="both"/>
+      </w:pPr>
+      <w:r>
+        <w:rPr>
+          <w:rFonts w:ascii="Times New Roman" w:hAnsi="Times New Roman"/>
+          <w:i/>
+          <w:color w:val="FF0000"/>
+          <w:sz w:val="24"/>
+        </w:rPr>
+        <w:t>Стих:</w:t>
+      </w:r>
+      <w:r>
+        <w:rPr>
+          <w:rFonts w:ascii="Times New Roman" w:hAnsi="Times New Roman"/>
+          <w:i/>
+          <w:sz w:val="24"/>
+        </w:rPr>
+        <w:t xml:space="preserve"> </w:t>
       </w:r>
       <w:r>
         <w:rPr>
@@ -3316,26 +3179,26 @@
           <w:sz w:val="24"/>
           <w:u w:val="single"/>
         </w:rPr>
-        <w:t>ди, наді́ється душа́ моя́ на сло́во Твоє́;* наді́ється душа́ моя́ на Го́спода.</w:t>
-      </w:r>
-    </w:p>
-    <w:p>
-      <w:pPr>
-        <w:spacing w:after="120"/>
-        <w:jc w:val="both"/>
-        <w:rPr>
-          <w:rFonts w:ascii="Times New Roman" w:eastAsia="Times New Roman" w:hAnsi="Times New Roman" w:cs="Times New Roman"/>
-          <w:sz w:val="24"/>
-          <w:szCs w:val="24"/>
-        </w:rPr>
-      </w:pPr>
-      <w:r>
-        <w:rPr>
-          <w:rFonts w:ascii="Times New Roman" w:eastAsia="Times New Roman" w:hAnsi="Times New Roman" w:cs="Times New Roman"/>
-          <w:sz w:val="24"/>
-          <w:szCs w:val="24"/>
-        </w:rPr>
-        <w:t>Ангельські сили настрахалися,* побачивши, як Спас наш приймає хрищення від слуги,* а Дух Святий сходить, щоб дати йому свідчення,* і голос Отця почувся з неба:* Той, кого Предтеча христить рукою своєю* – це Син мій улюблений, якого я вподобав.* Христе Боже наш, – слава тобі!</w:t>
+        <w:t>Від ра́нньої сторо́жі до но́чі від ра́нньої сторо́жі* неха́й упова́є Ізра́їль на Го́спода.</w:t>
+      </w:r>
+    </w:p>
+    <w:p>
+      <w:pPr>
+        <w:spacing w:after="120"/>
+        <w:jc w:val="both"/>
+        <w:rPr>
+          <w:rFonts w:ascii="Times New Roman" w:eastAsia="Times New Roman" w:hAnsi="Times New Roman" w:cs="Times New Roman"/>
+          <w:sz w:val="24"/>
+          <w:szCs w:val="24"/>
+        </w:rPr>
+      </w:pPr>
+      <w:r>
+        <w:rPr>
+          <w:rFonts w:ascii="Times New Roman" w:eastAsia="Times New Roman" w:hAnsi="Times New Roman" w:cs="Times New Roman"/>
+          <w:sz w:val="24"/>
+          <w:szCs w:val="24"/>
+        </w:rPr>
+        <w:t>Течія Йордану прийняла тебе – джерело;* Утішитель же зійшов у вигляді голуба.* Схиляє голову той, хто прихилив небеса,* і глина кличе до Творця:* Чому наказуєш мені таке, ти, що вищий від мене?* Я ж потребую твого хрищення.* О, безгрішний Христе Боже наш, – слава тобі!</w:t>
       </w:r>
     </w:p>
     <w:p>
@@ -3366,7 +3229,7 @@
           <w:sz w:val="24"/>
           <w:u w:val="single"/>
         </w:rPr>
-        <w:t>Від ра́нньої сторо́жі до но́чі від ра́нньої сторо́жі* неха́й упова́є Ізра́їль на Го́спода.</w:t>
+        <w:t>Бо в Го́спода ми́лість і відку́плення вели́ке в Ньо́го;* Він ви́зволить Ізра́їля від усьо́го беззако́ння його́.</w:t>
       </w:r>
     </w:p>
     <w:p>
@@ -3391,6 +3254,30 @@
     <w:p>
       <w:pPr>
         <w:spacing w:after="120"/>
+        <w:jc w:val="center"/>
+        <w:rPr>
+          <w:rFonts w:ascii="Times New Roman" w:eastAsia="Times New Roman" w:hAnsi="Times New Roman" w:cs="Times New Roman"/>
+          <w:i/>
+          <w:color w:val="FF0000"/>
+          <w:sz w:val="24"/>
+          <w:szCs w:val="24"/>
+        </w:rPr>
+      </w:pPr>
+      <w:r>
+        <w:rPr>
+          <w:rFonts w:ascii="Times New Roman" w:eastAsia="Times New Roman" w:hAnsi="Times New Roman" w:cs="Times New Roman"/>
+          <w:b/>
+          <w:i/>
+          <w:color w:val="FF0000"/>
+          <w:sz w:val="24"/>
+          <w:szCs w:val="24"/>
+        </w:rPr>
+        <w:t>Псалом 116</w:t>
+      </w:r>
+    </w:p>
+    <w:p>
+      <w:pPr>
+        <w:spacing w:after="120"/>
         <w:jc w:val="both"/>
       </w:pPr>
       <w:r>
@@ -3416,15 +3303,62 @@
           <w:sz w:val="24"/>
           <w:u w:val="single"/>
         </w:rPr>
-        <w:t>Бо в Го́спода ми́лість і відку́плення ве</w:t>
-      </w:r>
-      <w:r>
+        <w:t>Хвалі́те Го́спода всі наро́ди!* Прославля́йте Його́ всі лю́ди!</w:t>
+      </w:r>
+    </w:p>
+    <w:p>
+      <w:pPr>
+        <w:spacing w:after="120"/>
+        <w:jc w:val="both"/>
+        <w:rPr>
+          <w:rFonts w:ascii="Times New Roman" w:eastAsia="Times New Roman" w:hAnsi="Times New Roman" w:cs="Times New Roman"/>
+          <w:sz w:val="24"/>
+          <w:szCs w:val="24"/>
+        </w:rPr>
+      </w:pPr>
+      <w:r>
+        <w:rPr>
+          <w:rFonts w:ascii="Times New Roman" w:eastAsia="Times New Roman" w:hAnsi="Times New Roman" w:cs="Times New Roman"/>
+          <w:sz w:val="24"/>
+          <w:szCs w:val="24"/>
+        </w:rPr>
+        <w:t>Вирішивши спасти заблукану людину,* ти не відмовився прийняти вигляд слуги.* Бо вгодно було тобі, Господеві й Богові,* прийняти задля нас те, що наше;* прийнявши, Спасе, тілесне хрищення,* ти сподобив нас прощення.* Тому кличемо до тебе: Христе Боже наш, – слава тобі!</w:t>
+      </w:r>
+    </w:p>
+    <w:p>
+      <w:pPr>
+        <w:spacing w:after="120"/>
+        <w:jc w:val="both"/>
         <w:rPr>
           <w:rFonts w:ascii="Times New Roman" w:hAnsi="Times New Roman"/>
           <w:sz w:val="24"/>
           <w:u w:val="single"/>
         </w:rPr>
-        <w:t>ли́ке в Ньо́го;* Він ви́зволить Ізра́їля від усьо́го беззако́ння його́.</w:t>
+      </w:pPr>
+      <w:r>
+        <w:rPr>
+          <w:rFonts w:ascii="Times New Roman" w:hAnsi="Times New Roman"/>
+          <w:i/>
+          <w:color w:val="FF0000"/>
+          <w:sz w:val="24"/>
+        </w:rPr>
+        <w:t>Стих:</w:t>
+      </w:r>
+      <w:r>
+        <w:rPr>
+          <w:rFonts w:ascii="Times New Roman" w:hAnsi="Times New Roman"/>
+          <w:i/>
+          <w:sz w:val="24"/>
+        </w:rPr>
+        <w:t xml:space="preserve"> </w:t>
+      </w:r>
+      <w:r>
+        <w:rPr>
+          <w:rFonts w:ascii="Times New Roman" w:hAnsi="Times New Roman"/>
+          <w:sz w:val="24"/>
+          <w:u w:val="single"/>
+        </w:rPr>
+        <w:t>Вели́ке бо до нас Його́ милосе́рдя,* і ві́рність Го́спода пові́ки.</w:t>
       </w:r>
     </w:p>
     <w:p>
@@ -3449,11 +3383,9 @@
     <w:p>
       <w:pPr>
         <w:spacing w:after="120"/>
-        <w:jc w:val="center"/>
-        <w:rPr>
-          <w:rFonts w:ascii="Times New Roman" w:eastAsia="Times New Roman" w:hAnsi="Times New Roman" w:cs="Times New Roman"/>
-          <w:i/>
-          <w:color w:val="FF0000"/>
+        <w:jc w:val="both"/>
+        <w:rPr>
+          <w:rFonts w:ascii="Times New Roman" w:eastAsia="Times New Roman" w:hAnsi="Times New Roman" w:cs="Times New Roman"/>
           <w:sz w:val="24"/>
           <w:szCs w:val="24"/>
         </w:rPr>
@@ -3462,151 +3394,21 @@
         <w:rPr>
           <w:rFonts w:ascii="Times New Roman" w:eastAsia="Times New Roman" w:hAnsi="Times New Roman" w:cs="Times New Roman"/>
           <w:b/>
-          <w:i/>
-          <w:color w:val="FF0000"/>
-          <w:sz w:val="24"/>
-          <w:szCs w:val="24"/>
-        </w:rPr>
-        <w:t>Псалом 116</w:t>
-      </w:r>
-    </w:p>
-    <w:p>
-      <w:pPr>
-        <w:spacing w:after="120"/>
-        <w:jc w:val="both"/>
-      </w:pPr>
-      <w:r>
-        <w:rPr>
-          <w:rFonts w:ascii="Times New Roman" w:hAnsi="Times New Roman"/>
-          <w:i/>
-          <w:color w:val="FF0000"/>
-          <w:sz w:val="24"/>
-        </w:rPr>
-        <w:t>Стих:</w:t>
-      </w:r>
-      <w:r>
-        <w:rPr>
-          <w:rFonts w:ascii="Times New Roman" w:hAnsi="Times New Roman"/>
-          <w:i/>
-          <w:sz w:val="24"/>
+          <w:sz w:val="24"/>
+          <w:szCs w:val="24"/>
+        </w:rPr>
+        <w:t>Слава і нині</w:t>
+      </w:r>
+      <w:r>
+        <w:rPr>
+          <w:rFonts w:ascii="Times New Roman" w:eastAsia="Times New Roman" w:hAnsi="Times New Roman" w:cs="Times New Roman"/>
+          <w:sz w:val="24"/>
+          <w:szCs w:val="24"/>
         </w:rPr>
         <w:t xml:space="preserve"> </w:t>
       </w:r>
       <w:r>
         <w:rPr>
-          <w:rFonts w:ascii="Times New Roman" w:hAnsi="Times New Roman"/>
-          <w:sz w:val="24"/>
-          <w:u w:val="single"/>
-        </w:rPr>
-        <w:t>Хвалі́те Го́спода всі наро́ди!* Прославля́йте Його́ всі лю́ди!</w:t>
-      </w:r>
-    </w:p>
-    <w:p>
-      <w:pPr>
-        <w:spacing w:after="120"/>
-        <w:jc w:val="both"/>
-        <w:rPr>
-          <w:rFonts w:ascii="Times New Roman" w:eastAsia="Times New Roman" w:hAnsi="Times New Roman" w:cs="Times New Roman"/>
-          <w:sz w:val="24"/>
-          <w:szCs w:val="24"/>
-        </w:rPr>
-      </w:pPr>
-      <w:r>
-        <w:rPr>
-          <w:rFonts w:ascii="Times New Roman" w:eastAsia="Times New Roman" w:hAnsi="Times New Roman" w:cs="Times New Roman"/>
-          <w:sz w:val="24"/>
-          <w:szCs w:val="24"/>
-        </w:rPr>
-        <w:t>Нині прийшов Христос на Йордан христитися.* Нині Іван приторкається голови Владики.* Сили небесні зжахнулися, бачивши преславне таїнство:* море побачило й побігло, Йордан же бачив і повернувся назад.* І ми, просвітившись, виголошуємо:* Слава Богові, що з'явився і став видимим на землі* та світ просвітив.</w:t>
-      </w:r>
-    </w:p>
-    <w:p>
-      <w:pPr>
-        <w:spacing w:after="120"/>
-        <w:jc w:val="both"/>
-      </w:pPr>
-      <w:r>
-        <w:rPr>
-          <w:rFonts w:ascii="Times New Roman" w:hAnsi="Times New Roman"/>
-          <w:i/>
-          <w:color w:val="FF0000"/>
-          <w:sz w:val="24"/>
-        </w:rPr>
-        <w:t>Стих:</w:t>
-      </w:r>
-      <w:r>
-        <w:rPr>
-          <w:rFonts w:ascii="Times New Roman" w:hAnsi="Times New Roman"/>
-          <w:i/>
-          <w:sz w:val="24"/>
-        </w:rPr>
-        <w:t xml:space="preserve"> </w:t>
-      </w:r>
-      <w:r>
-        <w:rPr>
-          <w:rFonts w:ascii="Times New Roman" w:hAnsi="Times New Roman"/>
-          <w:sz w:val="24"/>
-          <w:u w:val="single"/>
-        </w:rPr>
-        <w:t>Вели́ке бо до нас Й</w:t>
-      </w:r>
-      <w:r>
-        <w:rPr>
-          <w:rFonts w:ascii="Times New Roman" w:hAnsi="Times New Roman"/>
-          <w:sz w:val="24"/>
-          <w:u w:val="single"/>
-        </w:rPr>
-        <w:t>ого́ милосе́рдя,* і ві́рність Го́спода пові́ки.</w:t>
-      </w:r>
-    </w:p>
-    <w:p>
-      <w:pPr>
-        <w:spacing w:after="120"/>
-        <w:jc w:val="both"/>
-        <w:rPr>
-          <w:rFonts w:ascii="Times New Roman" w:eastAsia="Times New Roman" w:hAnsi="Times New Roman" w:cs="Times New Roman"/>
-          <w:sz w:val="24"/>
-          <w:szCs w:val="24"/>
-        </w:rPr>
-      </w:pPr>
-      <w:r>
-        <w:rPr>
-          <w:rFonts w:ascii="Times New Roman" w:eastAsia="Times New Roman" w:hAnsi="Times New Roman" w:cs="Times New Roman"/>
-          <w:sz w:val="24"/>
-          <w:szCs w:val="24"/>
-        </w:rPr>
-        <w:t>Ти, Господи, вирішив здійснити все, що уклав від віку.* Від усього створіння прийняв ти служіння для своєї Тайни:* від ангелів – Гавриїла, від людей – Діву,* від небес – зорю, а від Йордану – воду,* в якій ти знищив людські беззаконня.* Господи, – слава тобі!</w:t>
-      </w:r>
-    </w:p>
-    <w:p>
-      <w:pPr>
-        <w:spacing w:after="120"/>
-        <w:jc w:val="both"/>
-        <w:rPr>
-          <w:rFonts w:ascii="Times New Roman" w:eastAsia="Times New Roman" w:hAnsi="Times New Roman" w:cs="Times New Roman"/>
-          <w:sz w:val="24"/>
-          <w:szCs w:val="24"/>
-        </w:rPr>
-      </w:pPr>
-      <w:r>
-        <w:rPr>
-          <w:rFonts w:ascii="Times New Roman" w:eastAsia="Times New Roman" w:hAnsi="Times New Roman" w:cs="Times New Roman"/>
-          <w:b/>
-          <w:sz w:val="24"/>
-          <w:szCs w:val="24"/>
-        </w:rPr>
-        <w:t>Слава і нині</w:t>
-      </w:r>
-      <w:r>
-        <w:rPr>
-          <w:rFonts w:ascii="Times New Roman" w:eastAsia="Times New Roman" w:hAnsi="Times New Roman" w:cs="Times New Roman"/>
-          <w:sz w:val="24"/>
-          <w:szCs w:val="24"/>
-        </w:rPr>
-        <w:t xml:space="preserve"> </w:t>
-      </w:r>
-      <w:r>
-        <w:rPr>
           <w:rFonts w:ascii="Times New Roman" w:eastAsia="Times New Roman" w:hAnsi="Times New Roman" w:cs="Times New Roman"/>
           <w:i/>
           <w:color w:val="FF0000"/>
@@ -3624,6 +3426,7 @@
         <w:t xml:space="preserve"> Нахилив ти голову до Предтечі і потрощив голови зміям.* Вступивши у воду, всіх ти просвітив,* що славили тебе, Спасе, просвітителю душ наших.</w:t>
       </w:r>
     </w:p>
+    <w:bookmarkEnd w:id="2"/>
     <w:p>
       <w:pPr>
         <w:shd w:val="clear" w:color="auto" w:fill="FFFFFF"/>
@@ -3891,14 +3694,7 @@
           <w:rFonts w:ascii="Times New Roman" w:hAnsi="Times New Roman"/>
           <w:sz w:val="24"/>
         </w:rPr>
-        <w:t>Сві́тло ти́хе свято́ї сла́ви безсме́ртного Отця́ небе́сного, свято́го, блаже́нного, Ісу́се Хри́сте, дожи́вши до за́ходу со́нця, ба́чивши сві́тло вечі́рнє, сла́в</w:t>
-      </w:r>
-      <w:r>
-        <w:rPr>
-          <w:rFonts w:ascii="Times New Roman" w:hAnsi="Times New Roman"/>
-          <w:sz w:val="24"/>
-        </w:rPr>
-        <w:t>имо Отця́, і Си́на, і Свято́го Ду́ха – Бо́га. Досто́йно є повсякча́с прославля́ти Тебе́ голоса́ми побо́жними, Си́ну Бо́жий, що життя́ дає́ш усьому́ сві́ту, тому́ світ уве́сь сла́вить Тебе́.</w:t>
+        <w:t>Сві́тло ти́хе свято́ї сла́ви безсме́ртного Отця́ небе́сного, свято́го, блаже́нного, Ісу́се Хри́сте, дожи́вши до за́ходу со́нця, ба́чивши сві́тло вечі́рнє, сла́вимо Отця́, і Си́на, і Свято́го Ду́ха – Бо́га. Досто́йно є повсякча́с прославля́ти Тебе́ голоса́ми побо́жними, Си́ну Бо́жий, що життя́ дає́ш усьому́ сві́ту, тому́ світ уве́сь сла́вить Тебе́.</w:t>
       </w:r>
     </w:p>
     <w:p>
@@ -6982,14 +6778,7 @@
           <w:rFonts w:ascii="Times New Roman" w:hAnsi="Times New Roman"/>
           <w:sz w:val="24"/>
         </w:rPr>
-        <w:t>Заступи, спаси, помилуй і охорони</w:t>
-      </w:r>
-      <w:r>
-        <w:rPr>
-          <w:rFonts w:ascii="Times New Roman" w:hAnsi="Times New Roman"/>
-          <w:sz w:val="24"/>
-        </w:rPr>
-        <w:t xml:space="preserve"> нас, Боже, Твоєю благодаттю</w:t>
+        <w:t>Заступи, спаси, помилуй і охорони нас, Боже, Твоєю благодаттю</w:t>
       </w:r>
     </w:p>
     <w:p>
@@ -7520,6 +7309,7 @@
           <w:szCs w:val="24"/>
         </w:rPr>
       </w:pPr>
+      <w:bookmarkStart w:id="3" w:name="_Hlk186982729"/>
       <w:r>
         <w:rPr>
           <w:rFonts w:ascii="Times New Roman" w:eastAsia="Times New Roman" w:hAnsi="Times New Roman" w:cs="Times New Roman"/>
@@ -7536,19 +7326,70 @@
           <w:sz w:val="24"/>
           <w:szCs w:val="24"/>
         </w:rPr>
-        <w:t xml:space="preserve">Браття! Бувши від усіх вільний, я став усім слугою, щоб ще більше їх придбати. Я став для юдеїв як юдей, щоб юдеїв придбати; для тих, що під законом, я став як під законом, – хоч сам я не під законом, – щоб тих, що під законом, придбати. Для тих, що без закону, я став як без закону, хоч я і не був без Божого закону, бувши під законом Христовим, щоб придбати тих, які без закону. Для слабких я став як слабкий, щоб слабких придбати. Для всіх я став усім, щоб конче деяких спасти. Усе я роблю заради Євангелія, щоб став я його співучасником. Хіба не знаєте, що ті, які біжать на перегонах, біжать усі, але лиш один бере нагороду? Біжіть так, щоб її осягнути! Кожний змагун стримується від усього; однак ті, щоб тлінний вінець здобути, а ми – нетлінний. Тож і я біжу, та не як навманці; веду кулачний бій, не як повітря б'ючи, а умертвляю своє тіло і поневолюю, щоб проповідуючи іншим, я сам, бува, не став непридатним </w:t>
-      </w:r>
-      <w:r>
-        <w:rPr>
-          <w:rFonts w:ascii="Times New Roman" w:eastAsia="Times New Roman" w:hAnsi="Times New Roman" w:cs="Times New Roman"/>
-          <w:i/>
-          <w:color w:val="FF0000"/>
-          <w:sz w:val="24"/>
-          <w:szCs w:val="24"/>
-        </w:rPr>
-        <w:t>(1 Кор. 143 зач.; 9, 19 – 27).</w:t>
-      </w:r>
-    </w:p>
+        <w:t>Браття, не хочу, щоб ви не знали, що наші батьки були під хмарою, що всі перейшли через море, що всі христились у Мойсея, у хмарі та в морі, що всі їли ту саму духовну страву, що всі пили те саме духовне питво, бо пили з духовної скелі, що йшла за ними, – скеля ж був Христос.</w:t>
+      </w:r>
+      <w:r>
+        <w:rPr>
+          <w:rFonts w:ascii="Times New Roman" w:eastAsia="Times New Roman" w:hAnsi="Times New Roman" w:cs="Times New Roman"/>
+          <w:sz w:val="24"/>
+          <w:szCs w:val="24"/>
+        </w:rPr>
+        <w:t xml:space="preserve"> </w:t>
+      </w:r>
+      <w:r>
+        <w:rPr>
+          <w:rFonts w:ascii="Times New Roman" w:eastAsia="Times New Roman" w:hAnsi="Times New Roman" w:cs="Times New Roman"/>
+          <w:i/>
+          <w:color w:val="FF0000"/>
+          <w:sz w:val="24"/>
+          <w:szCs w:val="24"/>
+        </w:rPr>
+        <w:t xml:space="preserve">(1 Кор. 143 зач.; </w:t>
+      </w:r>
+      <w:r>
+        <w:rPr>
+          <w:rFonts w:ascii="Times New Roman" w:eastAsia="Times New Roman" w:hAnsi="Times New Roman" w:cs="Times New Roman"/>
+          <w:i/>
+          <w:color w:val="FF0000"/>
+          <w:sz w:val="24"/>
+          <w:szCs w:val="24"/>
+          <w:lang w:val="en-US"/>
+        </w:rPr>
+        <w:t>10</w:t>
+      </w:r>
+      <w:r>
+        <w:rPr>
+          <w:rFonts w:ascii="Times New Roman" w:eastAsia="Times New Roman" w:hAnsi="Times New Roman" w:cs="Times New Roman"/>
+          <w:i/>
+          <w:color w:val="FF0000"/>
+          <w:sz w:val="24"/>
+          <w:szCs w:val="24"/>
+        </w:rPr>
+        <w:t>, 1</w:t>
+      </w:r>
+      <w:r>
+        <w:rPr>
+          <w:rFonts w:ascii="Times New Roman" w:eastAsia="Times New Roman" w:hAnsi="Times New Roman" w:cs="Times New Roman"/>
+          <w:i/>
+          <w:color w:val="FF0000"/>
+          <w:sz w:val="24"/>
+          <w:szCs w:val="24"/>
+          <w:lang w:val="en-US"/>
+        </w:rPr>
+        <w:t>-4</w:t>
+      </w:r>
+      <w:r>
+        <w:rPr>
+          <w:rFonts w:ascii="Times New Roman" w:eastAsia="Times New Roman" w:hAnsi="Times New Roman" w:cs="Times New Roman"/>
+          <w:i/>
+          <w:color w:val="FF0000"/>
+          <w:sz w:val="24"/>
+          <w:szCs w:val="24"/>
+        </w:rPr>
+        <w:t>).</w:t>
+      </w:r>
+    </w:p>
+    <w:bookmarkEnd w:id="3"/>
     <w:p>
       <w:pPr>
         <w:widowControl w:val="0"/>
@@ -7978,78 +7819,103 @@
           <w:sz w:val="24"/>
           <w:szCs w:val="24"/>
         </w:rPr>
+        <w:t>Вірні:</w:t>
+      </w:r>
+      <w:r>
+        <w:rPr>
+          <w:rFonts w:ascii="Times New Roman" w:eastAsia="Times New Roman" w:hAnsi="Times New Roman" w:cs="Times New Roman"/>
+          <w:sz w:val="24"/>
+          <w:szCs w:val="24"/>
+        </w:rPr>
+        <w:t xml:space="preserve"> Слава Тобі, Господи, слава Тобі.</w:t>
+      </w:r>
+    </w:p>
+    <w:p>
+      <w:pPr>
+        <w:widowControl w:val="0"/>
+        <w:spacing w:after="120"/>
+        <w:jc w:val="both"/>
+        <w:rPr>
+          <w:rFonts w:ascii="Times New Roman" w:eastAsia="Times New Roman" w:hAnsi="Times New Roman" w:cs="Times New Roman"/>
+          <w:color w:val="FF0000"/>
+          <w:sz w:val="24"/>
+          <w:szCs w:val="24"/>
+        </w:rPr>
+      </w:pPr>
+      <w:r>
+        <w:rPr>
+          <w:rFonts w:ascii="Times New Roman" w:eastAsia="Times New Roman" w:hAnsi="Times New Roman" w:cs="Times New Roman"/>
+          <w:i/>
+          <w:color w:val="FF0000"/>
+          <w:sz w:val="24"/>
+          <w:szCs w:val="24"/>
+        </w:rPr>
+        <w:t>Священик:</w:t>
+      </w:r>
+      <w:r>
+        <w:rPr>
+          <w:rFonts w:ascii="Times New Roman" w:eastAsia="Times New Roman" w:hAnsi="Times New Roman" w:cs="Times New Roman"/>
+          <w:sz w:val="24"/>
+          <w:szCs w:val="24"/>
+        </w:rPr>
+        <w:t xml:space="preserve"> Будьмо уважні.</w:t>
+      </w:r>
+    </w:p>
+    <w:p>
+      <w:pPr>
+        <w:widowControl w:val="0"/>
+        <w:spacing w:after="120"/>
+        <w:jc w:val="both"/>
+        <w:rPr>
+          <w:rFonts w:ascii="Times New Roman" w:eastAsia="Times New Roman" w:hAnsi="Times New Roman" w:cs="Times New Roman"/>
+          <w:color w:val="FF0000"/>
+          <w:sz w:val="24"/>
+          <w:szCs w:val="24"/>
+        </w:rPr>
+      </w:pPr>
+      <w:bookmarkStart w:id="4" w:name="_Hlk186983095"/>
+      <w:r>
+        <w:rPr>
+          <w:rFonts w:ascii="Times New Roman" w:eastAsia="Times New Roman" w:hAnsi="Times New Roman" w:cs="Times New Roman"/>
+          <w:i/>
+          <w:color w:val="FF0000"/>
+          <w:sz w:val="24"/>
+          <w:szCs w:val="24"/>
+        </w:rPr>
+        <w:t xml:space="preserve">Диякон: </w:t>
+      </w:r>
+      <w:r>
+        <w:rPr>
+          <w:rFonts w:ascii="Times New Roman" w:eastAsia="Times New Roman" w:hAnsi="Times New Roman" w:cs="Times New Roman"/>
+          <w:sz w:val="24"/>
+          <w:szCs w:val="24"/>
+        </w:rPr>
+        <w:t xml:space="preserve">П'ятнадцятого року правління кесаря Тиверія, коли Понтій Пилат був правителем Юдеї, Ірод – четверовласником Галилеї, Филип же, його брат, четверовласником краю Ітуреї та Трахонітіди, а Лісаній четверовласником Авілени, за первосвящеників Анни та Каяфи, слово Боже було до Йоана, сина Захарії, в пустині. І він ходив по всій околиці </w:t>
+      </w:r>
+      <w:r>
+        <w:rPr>
+          <w:rFonts w:ascii="Times New Roman" w:eastAsia="Times New Roman" w:hAnsi="Times New Roman" w:cs="Times New Roman"/>
+          <w:sz w:val="24"/>
+          <w:szCs w:val="24"/>
+        </w:rPr>
         <w:lastRenderedPageBreak/>
-        <w:t>Вірні:</w:t>
-      </w:r>
-      <w:r>
-        <w:rPr>
-          <w:rFonts w:ascii="Times New Roman" w:eastAsia="Times New Roman" w:hAnsi="Times New Roman" w:cs="Times New Roman"/>
-          <w:sz w:val="24"/>
-          <w:szCs w:val="24"/>
-        </w:rPr>
-        <w:t xml:space="preserve"> Слава Тобі, Господи, слава Тобі.</w:t>
-      </w:r>
-    </w:p>
-    <w:p>
-      <w:pPr>
-        <w:widowControl w:val="0"/>
-        <w:spacing w:after="120"/>
-        <w:jc w:val="both"/>
-        <w:rPr>
-          <w:rFonts w:ascii="Times New Roman" w:eastAsia="Times New Roman" w:hAnsi="Times New Roman" w:cs="Times New Roman"/>
-          <w:color w:val="FF0000"/>
-          <w:sz w:val="24"/>
-          <w:szCs w:val="24"/>
-        </w:rPr>
-      </w:pPr>
-      <w:r>
-        <w:rPr>
-          <w:rFonts w:ascii="Times New Roman" w:eastAsia="Times New Roman" w:hAnsi="Times New Roman" w:cs="Times New Roman"/>
-          <w:i/>
-          <w:color w:val="FF0000"/>
-          <w:sz w:val="24"/>
-          <w:szCs w:val="24"/>
-        </w:rPr>
-        <w:t>Священик:</w:t>
-      </w:r>
-      <w:r>
-        <w:rPr>
-          <w:rFonts w:ascii="Times New Roman" w:eastAsia="Times New Roman" w:hAnsi="Times New Roman" w:cs="Times New Roman"/>
-          <w:sz w:val="24"/>
-          <w:szCs w:val="24"/>
-        </w:rPr>
-        <w:t xml:space="preserve"> Будьмо уважні.</w:t>
-      </w:r>
-    </w:p>
-    <w:p>
-      <w:pPr>
-        <w:widowControl w:val="0"/>
-        <w:spacing w:after="120"/>
-        <w:jc w:val="both"/>
-        <w:rPr>
-          <w:rFonts w:ascii="Times New Roman" w:eastAsia="Times New Roman" w:hAnsi="Times New Roman" w:cs="Times New Roman"/>
-          <w:color w:val="FF0000"/>
-          <w:sz w:val="24"/>
-          <w:szCs w:val="24"/>
-        </w:rPr>
-      </w:pPr>
-      <w:r>
-        <w:rPr>
-          <w:rFonts w:ascii="Times New Roman" w:eastAsia="Times New Roman" w:hAnsi="Times New Roman" w:cs="Times New Roman"/>
-          <w:i/>
-          <w:color w:val="FF0000"/>
-          <w:sz w:val="24"/>
-          <w:szCs w:val="24"/>
-        </w:rPr>
-        <w:t xml:space="preserve">Диякон: </w:t>
-      </w:r>
-      <w:r>
-        <w:rPr>
-          <w:rFonts w:ascii="Times New Roman" w:eastAsia="Times New Roman" w:hAnsi="Times New Roman" w:cs="Times New Roman"/>
-          <w:sz w:val="24"/>
-          <w:szCs w:val="24"/>
-        </w:rPr>
-        <w:t xml:space="preserve">П'ятнадцятого року правління кесаря Тиверія, коли Понтій Пилат був правителем Юдеї, Ірод – четверовласником Галилеї, Филип же, його брат, четверовласником краю Ітуреї та Трахонітіди, а Лісаній четверовласником Авілени, за первосвящеників Анни та Каяфи, слово Боже було до Йоана, сина Захарії, в пустині. І він ходив по всій околиці йорданській, проповідуючи хрищення покаяння на прощення гріхів, як писано в книзі віщувань пророка Ісаї: “Голос вопіющого в пустині: Готуйте путь Господню, вирівняйте стежки його. Кожна долина заповниться, кожна гора й горб знизиться, нерівне вирівняється, дороги вибоїсті стануть гладкі, а кожна людина побачить спасіння Господнє”. Він, отже, говорив до людей, що приходили христитися до нього: “Гадюче поріддя! Хто вам вказав утікати від настигаючого гніву? Чиніть плоди, достойні покаяння, і не беріться говорити собі: Маємо за батька Авраама. Кажу бо вам, що Бог з цього каміння може підняти дітей для Авраама. </w:t>
+        <w:t xml:space="preserve">йорданській, проповідуючи хрищення покаяння на прощення гріхів, як писано в книзі віщувань пророка Ісаї: “Голос вопіющого в пустині: Готуйте путь Господню, вирівняйте стежки його. Кожна долина заповниться, кожна гора й горб знизиться, нерівне вирівняється, дороги вибоїсті стануть гладкі, а кожна людина побачить спасіння Господнє”. Він, отже, говорив до людей, що приходили христитися до нього: “Гадюче поріддя! Хто вам вказав утікати від настигаючого гніву? Чиніть плоди, достойні покаяння, і не беріться говорити собі: Маємо за батька Авраама. Кажу бо вам, що Бог з цього каміння може підняти дітей для Авраама. </w:t>
+      </w:r>
+      <w:r>
+        <w:rPr>
+          <w:rFonts w:ascii="Times New Roman" w:eastAsia="Times New Roman" w:hAnsi="Times New Roman" w:cs="Times New Roman"/>
+          <w:sz w:val="24"/>
+          <w:szCs w:val="24"/>
+        </w:rPr>
+        <w:t>Кажу бо вам, що Бог з цього каміння може воздвигнути дітей для Авраама. Ба вже й сокира при корені дерев: кожне бо дерево, що не приносить доброго плоду, зрубають та вкинуть у вогонь. Люди питали його: – Що нам робити ? Він відповів їм: – Хто має дві одежі, нехай дасть тому, що не має. А хто має харч, нехай так само зробить. Прийшли також митарі христитись і казали йому: – Учителю, що маємо робити? Він сказав їм: – Нічого не домагайтесь більше того, що вам призначено. Вояки теж його питали: – А ми що маємо робити ? Він відповів їм: – Нікому кривди не чиніть, фальшиво не доносьте і вдовольняйтесь вашою платнею. Тому що люди у своїм серці вижидали і кожен міркував про Івана, чи не він часом Месія, Іван звернувся до всіх і сказав: – Я вас хрищу водою, але йде сильніший від мене, якому я негідний розв'язати ремінь сандалів його. Той буде вас христити Духом Святим і вогнем. Лопата в руці в нього, щоб вичистити тік свій і зібрати пшеницю в свою клуню, а полову спалити вогнем незагасним. Навчаючи ще багато іншого, він звіщав народові добру новину.</w:t>
+      </w:r>
+      <w:r>
+        <w:rPr>
+          <w:rFonts w:ascii="Times New Roman" w:eastAsia="Times New Roman" w:hAnsi="Times New Roman" w:cs="Times New Roman"/>
+          <w:sz w:val="24"/>
+          <w:szCs w:val="24"/>
+        </w:rPr>
+        <w:t xml:space="preserve"> </w:t>
       </w:r>
       <w:r>
         <w:rPr>
@@ -8062,6 +7928,7 @@
         <w:t>(Лк. 9 зач.; 3, 1–18)</w:t>
       </w:r>
     </w:p>
+    <w:bookmarkEnd w:id="4"/>
     <w:p>
       <w:pPr>
         <w:widowControl w:val="0"/>
@@ -8529,15 +8396,7 @@
           <w:sz w:val="24"/>
           <w:u w:val="single"/>
         </w:rPr>
-        <w:t>[Господи, Боже наш! Згадай нас грішних і недостойних слуг Твоїх, коли призиваємо святе ім'я Твоє, і не осороми нас, коли очікуємо милости Твоєї, але вислухай, Господи, усі наші спасенні прохання, і вчини нас достойними любити і боятися Тебе від усього серц</w:t>
-      </w:r>
-      <w:r>
-        <w:rPr>
-          <w:rFonts w:ascii="Times New Roman" w:hAnsi="Times New Roman"/>
-          <w:sz w:val="24"/>
-          <w:u w:val="single"/>
-        </w:rPr>
-        <w:t>я нашого і творити в усьому волю Твою.]</w:t>
+        <w:t>[Господи, Боже наш! Згадай нас грішних і недостойних слуг Твоїх, коли призиваємо святе ім'я Твоє, і не осороми нас, коли очікуємо милости Твоєї, але вислухай, Господи, усі наші спасенні прохання, і вчини нас достойними любити і боятися Тебе від усього серця нашого і творити в усьому волю Твою.]</w:t>
       </w:r>
     </w:p>
     <w:p>
@@ -8557,6 +8416,7 @@
           <w:sz w:val="24"/>
           <w:szCs w:val="24"/>
         </w:rPr>
+        <w:lastRenderedPageBreak/>
         <w:t>Священник:</w:t>
       </w:r>
       <w:r>
@@ -8627,7 +8487,6 @@
           <w:sz w:val="24"/>
           <w:szCs w:val="24"/>
         </w:rPr>
-        <w:lastRenderedPageBreak/>
         <w:t>Сподоби, Господи</w:t>
       </w:r>
     </w:p>
@@ -9269,6 +9128,7 @@
           <w:sz w:val="24"/>
           <w:szCs w:val="24"/>
         </w:rPr>
+        <w:lastRenderedPageBreak/>
         <w:t>Вірні:</w:t>
       </w:r>
       <w:r>
@@ -9297,17 +9157,7 @@
           <w:szCs w:val="24"/>
           <w:u w:val="single"/>
         </w:rPr>
-        <w:t xml:space="preserve">[Боже великий і вишній, в Тебе одного є безсмертність і в світлі живеш недоступнім. Ти все створіння мудро створив, відокремив світло від темряви і сонце поклав, щоб правити днем, а місяць і зорі, щоб володіли ніччю, нас же грішних вчинив достойними і в теперішню годину стати перед Твоїм обличчям, щоб Тебе визнавати і принести Тобі вечірнє </w:t>
-      </w:r>
-      <w:r>
-        <w:rPr>
-          <w:rFonts w:ascii="Times New Roman" w:eastAsia="Times New Roman" w:hAnsi="Times New Roman" w:cs="Times New Roman"/>
-          <w:sz w:val="24"/>
-          <w:szCs w:val="24"/>
-          <w:u w:val="single"/>
-        </w:rPr>
-        <w:lastRenderedPageBreak/>
-        <w:t>славослов'я. Направ, Людинолюбче, молитву нашу, немов кадило, перед Тобою і прийми її, як благовонний запах. Дай нам мирний цей вечір і близьку вже ніч; зодягни нас у броню світла; визволь нас від нічного страху і всякої речі, що в темряві з'являється, і дай сон, що його Ти дарував на відпочинок нашій немічності, вільний від усякого маріння диявольського. Владико, давче добра, хай і на нашій постелі, бувши Тобі милими, згадуємо вночі Твоє ім'я і, просвічувані навчанням Твоїх заповідей, встанемо в душевній радості до звеличування Твоєї доброти, приносячи твоєму милосердю молитви і моління, за наші і всіх Твоїх людей провини. Відвідай їх задля молитов святої Богородиці.]</w:t>
+        <w:t>[Боже великий і вишній, в Тебе одного є безсмертність і в світлі живеш недоступнім. Ти все створіння мудро створив, відокремив світло від темряви і сонце поклав, щоб правити днем, а місяць і зорі, щоб володіли ніччю, нас же грішних вчинив достойними і в теперішню годину стати перед Твоїм обличчям, щоб Тебе визнавати і принести Тобі вечірнє славослов'я. Направ, Людинолюбче, молитву нашу, немов кадило, перед Тобою і прийми її, як благовонний запах. Дай нам мирний цей вечір і близьку вже ніч; зодягни нас у броню світла; визволь нас від нічного страху і всякої речі, що в темряві з'являється, і дай сон, що його Ти дарував на відпочинок нашій немічності, вільний від усякого маріння диявольського. Владико, давче добра, хай і на нашій постелі, бувши Тобі милими, згадуємо вночі Твоє ім'я і, просвічувані навчанням Твоїх заповідей, встанемо в душевній радості до звеличування Твоєї доброти, приносячи твоєму милосердю молитви і моління, за наші і всіх Твоїх людей провини. Відвідай їх задля молитов святої Богородиці.]</w:t>
       </w:r>
     </w:p>
     <w:p>
@@ -9932,6 +9782,7 @@
           <w:sz w:val="24"/>
           <w:szCs w:val="24"/>
         </w:rPr>
+        <w:lastRenderedPageBreak/>
         <w:t>Священик:</w:t>
       </w:r>
       <w:r>
@@ -10019,7 +9870,6 @@
           <w:szCs w:val="24"/>
           <w:highlight w:val="white"/>
         </w:rPr>
-        <w:lastRenderedPageBreak/>
         <w:t>Кондак, (г. 4):</w:t>
       </w:r>
       <w:r>
@@ -10230,14 +10080,7 @@
           <w:rFonts w:ascii="Times New Roman" w:hAnsi="Times New Roman"/>
           <w:sz w:val="24"/>
         </w:rPr>
-        <w:t xml:space="preserve">Ца́рю небе́сний, утіши́телю, Ду́ше íстини, що всю́ди єси́ і все наповня́єш, скарбни́це благ і життя́ пода́телю, прийди́, і всели́ся в нас, і </w:t>
-      </w:r>
-      <w:r>
-        <w:rPr>
-          <w:rFonts w:ascii="Times New Roman" w:hAnsi="Times New Roman"/>
-          <w:sz w:val="24"/>
-        </w:rPr>
-        <w:t>очи́сти нас від уся́кої скве́рни, і спаси́, благи́й, ду́ші на́ші.</w:t>
+        <w:t>Ца́рю небе́сний, утіши́телю, Ду́ше íстини, що всю́ди єси́ і все наповня́єш, скарбни́це благ і життя́ пода́телю, прийди́, і всели́ся в нас, і очи́сти нас від уся́кої скве́рни, і спаси́, благи́й, ду́ші на́ші.</w:t>
       </w:r>
     </w:p>
     <w:p>
@@ -10401,14 +10244,7 @@
           <w:rFonts w:ascii="Times New Roman" w:hAnsi="Times New Roman"/>
           <w:sz w:val="24"/>
         </w:rPr>
-        <w:t xml:space="preserve"> Бо Твоє</w:t>
-      </w:r>
-      <w:r>
-        <w:rPr>
-          <w:rFonts w:ascii="Times New Roman" w:hAnsi="Times New Roman"/>
-          <w:sz w:val="24"/>
-        </w:rPr>
-        <w:t xml:space="preserve"> є царство, і сила, і слава, Отця, і Сина, і Святого Духа, нині, і повсякчас, і на віки віків.</w:t>
+        <w:t xml:space="preserve"> Бо Твоє є царство, і сила, і слава, Отця, і Сина, і Святого Духа, нині, і повсякчас, і на віки віків.</w:t>
       </w:r>
     </w:p>
     <w:p>
@@ -13990,14 +13826,7 @@
           <w:rFonts w:ascii="Times New Roman" w:hAnsi="Times New Roman"/>
           <w:sz w:val="24"/>
         </w:rPr>
-        <w:t>Сла́ва Отцю́, і Си́ну, і Свято́му Ду́хові,* і ни́ні, і повсякча́с, і на ві́ки вікі́в. Амі́</w:t>
-      </w:r>
-      <w:r>
-        <w:rPr>
-          <w:rFonts w:ascii="Times New Roman" w:hAnsi="Times New Roman"/>
-          <w:sz w:val="24"/>
-        </w:rPr>
-        <w:t>нь.</w:t>
+        <w:t>Сла́ва Отцю́, і Си́ну, і Свято́му Ду́хові,* і ни́ні, і повсякча́с, і на ві́ки вікі́в. Амі́нь.</w:t>
       </w:r>
     </w:p>
     <w:p>
@@ -14043,34 +13872,20 @@
           <w:rFonts w:ascii="Times New Roman" w:hAnsi="Times New Roman"/>
           <w:sz w:val="24"/>
         </w:rPr>
-        <w:t>Сла́ва Отцю́, і Си́ну, і Свято́му Ду́хові,* і ни́ні, і повся</w:t>
-      </w:r>
-      <w:r>
-        <w:rPr>
-          <w:rFonts w:ascii="Times New Roman" w:hAnsi="Times New Roman"/>
-          <w:sz w:val="24"/>
-        </w:rPr>
-        <w:t>кча́с, і на ві́ки вікі́в. Амі́нь.</w:t>
-      </w:r>
-    </w:p>
-    <w:p>
-      <w:pPr>
-        <w:spacing w:after="120"/>
-        <w:jc w:val="both"/>
-      </w:pPr>
-      <w:r>
-        <w:rPr>
-          <w:rFonts w:ascii="Times New Roman" w:hAnsi="Times New Roman"/>
-          <w:sz w:val="24"/>
-        </w:rPr>
-        <w:t>О́тче наш, що єси́ на небеса́х,* неха́й святи́ться ім’я́ Твоє́,* неха́й при́йде ца́рство Твоє́,* неха́й бу́де во́ля Твоя́, як на не́бі, так і на землі́.* Хліб наш насу́щний дай нам сього́дні;* і прости́ нам прови́ни на́ші,</w:t>
-      </w:r>
-      <w:r>
-        <w:rPr>
-          <w:rFonts w:ascii="Times New Roman" w:hAnsi="Times New Roman"/>
-          <w:sz w:val="24"/>
-        </w:rPr>
-        <w:t>* як і ми проща́ємо винува́тцям на́шим;* і не введи́ нас у споку́су,* але́ ви́зволи нас від лука́вого.</w:t>
+        <w:t>Сла́ва Отцю́, і Си́ну, і Свято́му Ду́хові,* і ни́ні, і повсякча́с, і на ві́ки вікі́в. Амі́нь.</w:t>
+      </w:r>
+    </w:p>
+    <w:p>
+      <w:pPr>
+        <w:spacing w:after="120"/>
+        <w:jc w:val="both"/>
+      </w:pPr>
+      <w:r>
+        <w:rPr>
+          <w:rFonts w:ascii="Times New Roman" w:hAnsi="Times New Roman"/>
+          <w:sz w:val="24"/>
+        </w:rPr>
+        <w:t>О́тче наш, що єси́ на небеса́х,* неха́й святи́ться ім’я́ Твоє́,* неха́й при́йде ца́рство Твоє́,* неха́й бу́де во́ля Твоя́, як на не́бі, так і на землі́.* Хліб наш насу́щний дай нам сього́дні;* і прости́ нам прови́ни на́ші,* як і ми проща́ємо винува́тцям на́шим;* і не введи́ нас у споку́су,* але́ ви́зволи нас від лука́вого.</w:t>
       </w:r>
     </w:p>
     <w:p>
@@ -15669,14 +15484,7 @@
           <w:rFonts w:ascii="Times New Roman" w:hAnsi="Times New Roman"/>
           <w:sz w:val="24"/>
         </w:rPr>
-        <w:t>Сла́ва Отцю́, і Си́ну, і Свято́му Ду́хові,* і ни́ні, і повсякч</w:t>
-      </w:r>
-      <w:r>
-        <w:rPr>
-          <w:rFonts w:ascii="Times New Roman" w:hAnsi="Times New Roman"/>
-          <w:sz w:val="24"/>
-        </w:rPr>
-        <w:t>а́с, і на ві́ки вікі́в. Амі́нь.</w:t>
+        <w:t>Сла́ва Отцю́, і Си́ну, і Свято́му Ду́хові,* і ни́ні, і повсякча́с, і на ві́ки вікі́в. Амі́нь.</w:t>
       </w:r>
     </w:p>
     <w:p>
@@ -15721,34 +15529,20 @@
           <w:rFonts w:ascii="Times New Roman" w:hAnsi="Times New Roman"/>
           <w:sz w:val="24"/>
         </w:rPr>
-        <w:t>Сла́ва Отцю́, і Си́ну, і Свято́м</w:t>
-      </w:r>
-      <w:r>
-        <w:rPr>
-          <w:rFonts w:ascii="Times New Roman" w:hAnsi="Times New Roman"/>
-          <w:sz w:val="24"/>
-        </w:rPr>
-        <w:t>у Ду́хові,* і ни́ні, і повсякча́с, і на ві́ки вікі́в. Амі́нь.</w:t>
-      </w:r>
-    </w:p>
-    <w:p>
-      <w:pPr>
-        <w:spacing w:after="120"/>
-        <w:jc w:val="both"/>
-      </w:pPr>
-      <w:r>
-        <w:rPr>
-          <w:rFonts w:ascii="Times New Roman" w:hAnsi="Times New Roman"/>
-          <w:sz w:val="24"/>
-        </w:rPr>
-        <w:t>О́тче наш, що єси́ на небеса́х,* неха́й святи́ться ім’я́ Твоє́,* неха́й при́йде ца́рство Твоє́,* неха́й бу́де во́ля Твоя́, як на не́бі, так і на землі́.* Хліб наш насу́щний дай нам сього́дні;* і</w:t>
-      </w:r>
-      <w:r>
-        <w:rPr>
-          <w:rFonts w:ascii="Times New Roman" w:hAnsi="Times New Roman"/>
-          <w:sz w:val="24"/>
-        </w:rPr>
-        <w:t xml:space="preserve"> прости́ нам прови́ни на́ші,* як і ми проща́ємо винува́тцям на́шим;* і не введи́ нас у споку́су,* але́ ви́зволи нас від лука́вого.</w:t>
+        <w:t>Сла́ва Отцю́, і Си́ну, і Свято́му Ду́хові,* і ни́ні, і повсякча́с, і на ві́ки вікі́в. Амі́нь.</w:t>
+      </w:r>
+    </w:p>
+    <w:p>
+      <w:pPr>
+        <w:spacing w:after="120"/>
+        <w:jc w:val="both"/>
+      </w:pPr>
+      <w:r>
+        <w:rPr>
+          <w:rFonts w:ascii="Times New Roman" w:hAnsi="Times New Roman"/>
+          <w:sz w:val="24"/>
+        </w:rPr>
+        <w:t>О́тче наш, що єси́ на небеса́х,* неха́й святи́ться ім’я́ Твоє́,* неха́й при́йде ца́рство Твоє́,* неха́й бу́де во́ля Твоя́, як на не́бі, так і на землі́.* Хліб наш насу́щний дай нам сього́дні;* і прости́ нам прови́ни на́ші,* як і ми проща́ємо винува́тцям на́шим;* і не введи́ нас у споку́су,* але́ ви́зволи нас від лука́вого.</w:t>
       </w:r>
     </w:p>
     <w:p>
@@ -18580,14 +18374,7 @@
           <w:rFonts w:ascii="Times New Roman" w:hAnsi="Times New Roman"/>
           <w:sz w:val="24"/>
         </w:rPr>
-        <w:t xml:space="preserve">Сла́ва Отцю́, і Си́ну, і Свято́му Ду́хові,* і ни́ні, і повсякча́с, і на ві́ки вікі́в. </w:t>
-      </w:r>
-      <w:r>
-        <w:rPr>
-          <w:rFonts w:ascii="Times New Roman" w:hAnsi="Times New Roman"/>
-          <w:sz w:val="24"/>
-        </w:rPr>
-        <w:t>Амі́нь.</w:t>
+        <w:t>Сла́ва Отцю́, і Си́ну, і Свято́му Ду́хові,* і ни́ні, і повсякча́с, і на ві́ки вікі́в. Амі́нь.</w:t>
       </w:r>
     </w:p>
     <w:p>
@@ -18632,14 +18419,7 @@
           <w:rFonts w:ascii="Times New Roman" w:hAnsi="Times New Roman"/>
           <w:sz w:val="24"/>
         </w:rPr>
-        <w:t>Сла́ва Отцю́, і Си́ну, і Свято́му Ду́хові,* і ни́ні, і п</w:t>
-      </w:r>
-      <w:r>
-        <w:rPr>
-          <w:rFonts w:ascii="Times New Roman" w:hAnsi="Times New Roman"/>
-          <w:sz w:val="24"/>
-        </w:rPr>
-        <w:t>овсякча́с, і на ві́ки вікі́в. Амі́нь.</w:t>
+        <w:t>Сла́ва Отцю́, і Си́ну, і Свято́му Ду́хові,* і ни́ні, і повсякча́с, і на ві́ки вікі́в. Амі́нь.</w:t>
       </w:r>
     </w:p>
     <w:p>
@@ -18653,14 +18433,7 @@
           <w:sz w:val="24"/>
         </w:rPr>
         <w:lastRenderedPageBreak/>
-        <w:t>О́тче наш, що єси́ на небеса́х,* неха́й святи́ться ім’я́ Твоє́,* неха́й при́йде ца́рство Твоє́,* неха́й бу́де во́ля Твоя́, як на не́бі, так і на землі́.* Хліб наш насу́щний дай нам сього́дні;* і прости́ нам прови́ни на</w:t>
-      </w:r>
-      <w:r>
-        <w:rPr>
-          <w:rFonts w:ascii="Times New Roman" w:hAnsi="Times New Roman"/>
-          <w:sz w:val="24"/>
-        </w:rPr>
-        <w:t>́ші,* як і ми проща́ємо винува́тцям на́шим;* і не введи́ нас у споку́су,* але́ ви́зволи нас від лука́вого.</w:t>
+        <w:t>О́тче наш, що єси́ на небеса́х,* неха́й святи́ться ім’я́ Твоє́,* неха́й при́йде ца́рство Твоє́,* неха́й бу́де во́ля Твоя́, як на не́бі, так і на землі́.* Хліб наш насу́щний дай нам сього́дні;* і прости́ нам прови́ни на́ші,* як і ми проща́ємо винува́тцям на́шим;* і не введи́ нас у споку́су,* але́ ви́зволи нас від лука́вого.</w:t>
       </w:r>
     </w:p>
     <w:p>
@@ -19115,14 +18888,7 @@
           <w:rFonts w:ascii="Times New Roman" w:hAnsi="Times New Roman"/>
           <w:sz w:val="24"/>
         </w:rPr>
-        <w:t>Ось візва́в бідола́ха, і Госпо́дь</w:t>
-      </w:r>
-      <w:r>
-        <w:rPr>
-          <w:rFonts w:ascii="Times New Roman" w:hAnsi="Times New Roman"/>
-          <w:sz w:val="24"/>
-        </w:rPr>
-        <w:t xml:space="preserve"> почу́в,* і врятува́в його́ від усі́х його́ на́пастей.</w:t>
+        <w:t>Ось візва́в бідола́ха, і Госпо́дь почу́в,* і врятува́в його́ від усі́х його́ на́пастей.</w:t>
       </w:r>
     </w:p>
     <w:p>
@@ -19158,14 +18924,7 @@
           <w:rFonts w:ascii="Times New Roman" w:hAnsi="Times New Roman"/>
           <w:sz w:val="24"/>
         </w:rPr>
-        <w:t xml:space="preserve">Бі́йтеся Го́спода, </w:t>
-      </w:r>
-      <w:r>
-        <w:rPr>
-          <w:rFonts w:ascii="Times New Roman" w:hAnsi="Times New Roman"/>
-          <w:sz w:val="24"/>
-        </w:rPr>
-        <w:t>Його́ святі́,* бо нема́ неста́чі в тих, що Його́ боя́ться.</w:t>
+        <w:t>Бі́йтеся Го́спода, Його́ святі́,* бо нема́ неста́чі в тих, що Його́ боя́ться.</w:t>
       </w:r>
     </w:p>
     <w:p>
@@ -19289,8 +19048,8 @@
           <w:szCs w:val="24"/>
         </w:rPr>
       </w:pPr>
-      <w:bookmarkStart w:id="2" w:name="_heading=h.si49njov9467" w:colFirst="0" w:colLast="0"/>
-      <w:bookmarkEnd w:id="2"/>
+      <w:bookmarkStart w:id="5" w:name="_heading=h.si49njov9467" w:colFirst="0" w:colLast="0"/>
+      <w:bookmarkEnd w:id="5"/>
       <w:r>
         <w:rPr>
           <w:rFonts w:ascii="Times New Roman" w:eastAsia="Times New Roman" w:hAnsi="Times New Roman" w:cs="Times New Roman"/>
@@ -22223,7 +21982,21 @@
           <w:color w:val="000000"/>
           <w:sz w:val="24"/>
         </w:rPr>
-        <w:t xml:space="preserve">, Господи, Боже наш, що підняв нас із постелі нашої і вклав в уста наші слово хвали, щоб поклонятися і </w:t>
+        <w:t>, Господи, Боже наш, що підняв нас із постелі нашої і вклав в уста наші слово хвали, щоб поклонятися і призивати ім'я Твоє святе. Ми умоляємо Твоє милосердя, яке Ти завжди виявляв у нашому житті. Пошли поміч свою людям, що стоять перед лицем святої слави Твоєї і дожидають від Тебе багатої милости; і дай нам, що зо страхом і любов'ю завжди Тобі служимо, хвалити несказанну Твою доброту. Бо Тобі належить усяка слава, честь і поклоніння: Отцю, і Сину, і Святому Духові, нині і повсякчас, і на віки віків. Амінь.</w:t>
+      </w:r>
+    </w:p>
+    <w:p>
+      <w:pPr>
+        <w:spacing w:after="120"/>
+        <w:jc w:val="both"/>
+      </w:pPr>
+      <w:r>
+        <w:rPr>
+          <w:rFonts w:ascii="Times New Roman" w:hAnsi="Times New Roman"/>
+          <w:color w:val="FF0000"/>
+          <w:sz w:val="24"/>
+        </w:rPr>
+        <w:t xml:space="preserve">2. </w:t>
       </w:r>
       <w:r>
         <w:rPr>
@@ -22231,7 +22004,21 @@
           <w:color w:val="000000"/>
           <w:sz w:val="24"/>
         </w:rPr>
-        <w:t>призивати ім'я Твоє святе. Ми умоляємо Твоє милосердя, яке Ти завжди виявляв у нашому житті. Пошли поміч свою людям, що стоять перед лицем святої слави Твоєї і дожидають від Тебе багатої милости; і дай нам, що зо страхом і любов'ю завжди Тобі служимо, хвал</w:t>
+        <w:t>Від ночі лине дух наш до Тебе, Боже, бо світлом є повеління Твої на землі. Навчи нас у страсі Твоєму виконувати правду й добро, бо Тебе славимо як правдивого Бога нашого. Прихили вухо своє і вислухай нас, і пом'яни, Господи, тих, що є та що моляться з нами, всіх по імені, і спаси їх силою Твоєю. Благослови людей Твоїх і освяти спадкоємство Твоє: мир світові Твоєму даруй, церквам Твоїм, Священникам, владі, і всім людям. Хай благословиться і прославляється всечесне і величне ім'я Твоє, Отця, і Сина, і Святого Духа, нині і повсякчас, і на віки віків. Амінь.</w:t>
+      </w:r>
+    </w:p>
+    <w:p>
+      <w:pPr>
+        <w:spacing w:after="120"/>
+        <w:jc w:val="both"/>
+      </w:pPr>
+      <w:r>
+        <w:rPr>
+          <w:rFonts w:ascii="Times New Roman" w:hAnsi="Times New Roman"/>
+          <w:color w:val="FF0000"/>
+          <w:sz w:val="24"/>
+        </w:rPr>
+        <w:t>3.</w:t>
       </w:r>
       <w:r>
         <w:rPr>
@@ -22239,21 +22026,7 @@
           <w:color w:val="000000"/>
           <w:sz w:val="24"/>
         </w:rPr>
-        <w:t>ити несказанну Твою доброту. Бо Тобі належить усяка слава, честь і поклоніння: Отцю, і Сину, і Святому Духові, нині і повсякчас, і на віки віків. Амінь.</w:t>
-      </w:r>
-    </w:p>
-    <w:p>
-      <w:pPr>
-        <w:spacing w:after="120"/>
-        <w:jc w:val="both"/>
-      </w:pPr>
-      <w:r>
-        <w:rPr>
-          <w:rFonts w:ascii="Times New Roman" w:hAnsi="Times New Roman"/>
-          <w:color w:val="FF0000"/>
-          <w:sz w:val="24"/>
-        </w:rPr>
-        <w:t xml:space="preserve">2. </w:t>
+        <w:t xml:space="preserve"> Від ночі лине дух наш до Тебе, Боже, бо світлом є повеління Твої. Навчи нас, Боже, правди Твоєї, заповідей Твоїх і виправдань Твоїх. Просвіти наші духовні очі, щоб ми не заснули в гріхах на смерть. Віджени всяку мряку від сердець наших, даруй нам сонце </w:t>
       </w:r>
       <w:r>
         <w:rPr>
@@ -22261,7 +22034,22 @@
           <w:color w:val="000000"/>
           <w:sz w:val="24"/>
         </w:rPr>
-        <w:t>Від ночі лине дух наш до Тебе, Боже, бо світлом є повеління Твої на землі. Навчи нас у страсі Твоєму</w:t>
+        <w:lastRenderedPageBreak/>
+        <w:t>правди і охорони життя наше знаменням і печаттю Святого Твого Духа. Направ стопи наші на шлях мирний, дай нам бачити ранішній день у радості, щоб ми Тобі засилали ранішні молитви, бо Твоє є володіння і Твоє є царство і сила, і слава Отця, і Сина, і Святого Духа, нині і повсякчас, і на віки віків. Амінь.</w:t>
+      </w:r>
+    </w:p>
+    <w:p>
+      <w:pPr>
+        <w:spacing w:after="120"/>
+        <w:jc w:val="both"/>
+      </w:pPr>
+      <w:r>
+        <w:rPr>
+          <w:rFonts w:ascii="Times New Roman" w:hAnsi="Times New Roman"/>
+          <w:color w:val="FF0000"/>
+          <w:sz w:val="24"/>
+        </w:rPr>
+        <w:t>4.</w:t>
       </w:r>
       <w:r>
         <w:rPr>
@@ -22269,7 +22057,14 @@
           <w:color w:val="000000"/>
           <w:sz w:val="24"/>
         </w:rPr>
-        <w:t xml:space="preserve"> виконувати правду й добро, бо Тебе славимо як правдивого Бога нашого. Прихили вухо своє і вислухай нас, і пом'яни, Господи, тих, що є та що моляться з нами, всіх по імені, і спаси їх силою Твоєю. Благослови людей Твоїх і освяти спадкоємство Твоє: мир світ</w:t>
+        <w:t xml:space="preserve"> Владико, Боже святий і неосяжний, що казав із темряви світлові засіяти, що заспокоїв нас у нічному сні й підвів до величання і моління Твоєї доброти! Ти, що даєш себе умолити задля свого милосердя, прийми і нині нас, що поклоняємося Тобі й по силі </w:t>
+      </w:r>
+      <w:r>
+        <w:rPr>
+          <w:rFonts w:ascii="Times New Roman" w:hAnsi="Times New Roman"/>
+          <w:sz w:val="24"/>
+        </w:rPr>
+        <w:t xml:space="preserve">благодаримо </w:t>
       </w:r>
       <w:r>
         <w:rPr>
@@ -22277,21 +22072,14 @@
           <w:color w:val="000000"/>
           <w:sz w:val="24"/>
         </w:rPr>
-        <w:t>ові Твоєму даруй, церквам Твоїм, Священникам, владі, і всім людям. Хай благословиться і прославляється всечесне і величне ім'я Твоє, Отця, і Сина, і Святого Духа, нині і повсякчас, і на віки віків. Амінь.</w:t>
-      </w:r>
-    </w:p>
-    <w:p>
-      <w:pPr>
-        <w:spacing w:after="120"/>
-        <w:jc w:val="both"/>
-      </w:pPr>
-      <w:r>
-        <w:rPr>
-          <w:rFonts w:ascii="Times New Roman" w:hAnsi="Times New Roman"/>
-          <w:color w:val="FF0000"/>
-          <w:sz w:val="24"/>
-        </w:rPr>
-        <w:t>3.</w:t>
+        <w:t>Т</w:t>
+      </w:r>
+      <w:r>
+        <w:rPr>
+          <w:rFonts w:ascii="Times New Roman" w:hAnsi="Times New Roman"/>
+          <w:sz w:val="24"/>
+        </w:rPr>
+        <w:t>ебе</w:t>
       </w:r>
       <w:r>
         <w:rPr>
@@ -22299,7 +22087,14 @@
           <w:color w:val="000000"/>
           <w:sz w:val="24"/>
         </w:rPr>
-        <w:t xml:space="preserve"> Від ночі лине дух наш до Тебе, Боже, бо світлом </w:t>
+        <w:t xml:space="preserve">; і даруй нам те, чого просимо задля спасіння. Вчини нас синами світла і дня та спадкоємцями вічних Твоїх </w:t>
+      </w:r>
+      <w:r>
+        <w:rPr>
+          <w:rFonts w:ascii="Times New Roman" w:hAnsi="Times New Roman"/>
+          <w:sz w:val="24"/>
+        </w:rPr>
+        <w:t>благ</w:t>
       </w:r>
       <w:r>
         <w:rPr>
@@ -22307,7 +22102,21 @@
           <w:color w:val="000000"/>
           <w:sz w:val="24"/>
         </w:rPr>
-        <w:t xml:space="preserve">є повеління Твої. Навчи нас, Боже, правди Твоєї, заповідей Твоїх і виправдань Твоїх. Просвіти наші духовні очі, щоб ми не заснули в гріхах на смерть. Віджени всяку мряку від сердець наших, даруй нам сонце </w:t>
+        <w:t>. Пом'яни, Господи, за багатством ласк Твоїх усіх людей, що є і моляться з нами, і всю братію нашу на землі й на морі, і на всякому місці володіння Твого, що потребують Твоєї любови й помочі. Усім вияви велику Твою милість, щоб спасенні, як душею так і тілом, завжди перебували й відважно славили чудне й благословенне ім'я Твоє, бо Ти Бог милости і ласк, і любови, і Тобі славу возсилаємо: Отцю, і Сину, і Святому Духові, нині і повсякчас, і на віки віків. Амінь.</w:t>
+      </w:r>
+    </w:p>
+    <w:p>
+      <w:pPr>
+        <w:spacing w:after="120"/>
+        <w:jc w:val="both"/>
+      </w:pPr>
+      <w:r>
+        <w:rPr>
+          <w:rFonts w:ascii="Times New Roman" w:hAnsi="Times New Roman"/>
+          <w:color w:val="FF0000"/>
+          <w:sz w:val="24"/>
+        </w:rPr>
+        <w:t>5.</w:t>
       </w:r>
       <w:r>
         <w:rPr>
@@ -22315,8 +22124,185 @@
           <w:color w:val="000000"/>
           <w:sz w:val="24"/>
         </w:rPr>
+        <w:t xml:space="preserve"> Скарб</w:t>
+      </w:r>
+      <w:r>
+        <w:rPr>
+          <w:rFonts w:ascii="Times New Roman" w:hAnsi="Times New Roman"/>
+          <w:sz w:val="24"/>
+        </w:rPr>
+        <w:t>нице</w:t>
+      </w:r>
+      <w:r>
+        <w:rPr>
+          <w:rFonts w:ascii="Times New Roman" w:hAnsi="Times New Roman"/>
+          <w:color w:val="000000"/>
+          <w:sz w:val="24"/>
+        </w:rPr>
+        <w:t xml:space="preserve"> </w:t>
+      </w:r>
+      <w:r>
+        <w:rPr>
+          <w:rFonts w:ascii="Times New Roman" w:hAnsi="Times New Roman"/>
+          <w:sz w:val="24"/>
+        </w:rPr>
+        <w:t>благ</w:t>
+      </w:r>
+      <w:r>
+        <w:rPr>
+          <w:rFonts w:ascii="Times New Roman" w:hAnsi="Times New Roman"/>
+          <w:color w:val="000000"/>
+          <w:sz w:val="24"/>
+        </w:rPr>
+        <w:t>, джерело невисихаюче, Отче святий, чудотворче всесильний і вседержителю! Усі Тобі поклоняємося і Тобі молимося та Твої милості і Твої ласки призиваємо на поміч і на заступництво нашій смиренності. Пом'яни, Господи, слуг Твоїх, прийми від усіх нас ранішні моління, як кадило перед Тобою; ні одного з нас не вчини нездатним, але всіх нас зберігай ласками Твоїми. Пом'яни, Господи, тих, що чувають і співають на славу Твою і єдинородного Твого Сина і Бога нашого, і Святого Твого Духа. Будь їм помічником і заступником; прийми їх молитви на наднебесний і духовний Твій жертовник, бо Ти Бог наш, і Тобі славу возсилаємо: Отцю, і Сину, і Святому Духові, нині і повсякчас, і на віки віків. Амінь.</w:t>
+      </w:r>
+    </w:p>
+    <w:p>
+      <w:pPr>
+        <w:spacing w:after="120"/>
+        <w:jc w:val="both"/>
+      </w:pPr>
+      <w:r>
+        <w:rPr>
+          <w:rFonts w:ascii="Times New Roman" w:hAnsi="Times New Roman"/>
+          <w:color w:val="FF0000"/>
+          <w:sz w:val="24"/>
+        </w:rPr>
+        <w:t xml:space="preserve">6. </w:t>
+      </w:r>
+      <w:r>
+        <w:rPr>
+          <w:rFonts w:ascii="Times New Roman" w:hAnsi="Times New Roman"/>
+          <w:sz w:val="24"/>
+        </w:rPr>
+        <w:t>Благодаримо</w:t>
+      </w:r>
+      <w:r>
+        <w:rPr>
+          <w:rFonts w:ascii="Times New Roman" w:hAnsi="Times New Roman"/>
+          <w:color w:val="000000"/>
+          <w:sz w:val="24"/>
+        </w:rPr>
+        <w:t xml:space="preserve"> Т</w:t>
+      </w:r>
+      <w:r>
+        <w:rPr>
+          <w:rFonts w:ascii="Times New Roman" w:hAnsi="Times New Roman"/>
+          <w:sz w:val="24"/>
+        </w:rPr>
+        <w:t>е</w:t>
+      </w:r>
+      <w:r>
+        <w:rPr>
+          <w:rFonts w:ascii="Times New Roman" w:hAnsi="Times New Roman"/>
+          <w:color w:val="000000"/>
+          <w:sz w:val="24"/>
+        </w:rPr>
+        <w:t>б</w:t>
+      </w:r>
+      <w:r>
+        <w:rPr>
+          <w:rFonts w:ascii="Times New Roman" w:hAnsi="Times New Roman"/>
+          <w:sz w:val="24"/>
+        </w:rPr>
+        <w:t>е</w:t>
+      </w:r>
+      <w:r>
+        <w:rPr>
+          <w:rFonts w:ascii="Times New Roman" w:hAnsi="Times New Roman"/>
+          <w:color w:val="000000"/>
+          <w:sz w:val="24"/>
+        </w:rPr>
+        <w:t>, Господи, Боже спасіння нашого, бо Ти все робиш для добра життя нашого, щоб ми завжди на Тебе споглядали, Спасителю й Доброчинцю душ наших. Бо Ти дав спокій нам у час минулої ночі й підвів нас, щоб ми поклонялися величному імені Твоєму. Тому молимо Тебе, Господи: Дай нам ласку й силу, щоб ми стали гідними співати Тобі розумно й молитися безупинно та в страсі і тремтінні над нашим спасінням працювали, при заступництві Христа Твого. Пом'яни, Господи, і тих, що вночі до Тебе кличуть. Вислухай їх і помилуй, і круши під ноги їх невидимих і войовничих ворогів. Бо Ти Цар миру і Спас душ наших, і Тобі славу возсилаємо: Отцю і Сину, і Святому Духові, нині і повсякчас, і на віки віків. Амінь.</w:t>
+      </w:r>
+    </w:p>
+    <w:p>
+      <w:pPr>
+        <w:spacing w:after="120"/>
+        <w:jc w:val="both"/>
+      </w:pPr>
+      <w:r>
+        <w:rPr>
+          <w:rFonts w:ascii="Times New Roman" w:hAnsi="Times New Roman"/>
+          <w:color w:val="FF0000"/>
+          <w:sz w:val="24"/>
+        </w:rPr>
+        <w:t>7.</w:t>
+      </w:r>
+      <w:r>
+        <w:rPr>
+          <w:rFonts w:ascii="Times New Roman" w:hAnsi="Times New Roman"/>
+          <w:color w:val="000000"/>
+          <w:sz w:val="24"/>
+        </w:rPr>
+        <w:t xml:space="preserve"> Боже й Отче Господа нашого Ісуса Христа! Ти підніс нас з постелі нашої і зібрав на годину молитви. Дай нам ласку відкрити уста наші і прийми наші подяки, що в наших силах, і навчи нас установ Твоїх. Бо молитися як слід не вміємо, якщо Ти, Господи, святим Твоїм Духом не навчиш нас. Тому молимося Тобі: Даруй і прости, якщо ми згрішили аж до теперішньої години словом або ділом, або думкою, добровільно або недобровільно. Бо коли на провини будеш дивитися, Господи, Господи, то хто встоїться, бо в Тебе є прощення. Ти один святий, допоміжник сильний, захисник життя нашого, і Тебе ми завжди оспівуватимемо. Нехай буде сила Царства Твого завжди благословенна і вельми прославлювана: Отця, і Сина, і Святого Духа, нині і повсякчас, і на віки віків. Амінь.</w:t>
+      </w:r>
+    </w:p>
+    <w:p>
+      <w:pPr>
+        <w:spacing w:after="120"/>
+        <w:jc w:val="both"/>
+      </w:pPr>
+      <w:r>
+        <w:rPr>
+          <w:rFonts w:ascii="Times New Roman" w:hAnsi="Times New Roman"/>
+          <w:color w:val="FF0000"/>
+          <w:sz w:val="24"/>
+        </w:rPr>
+        <w:t xml:space="preserve">8. </w:t>
+      </w:r>
+      <w:r>
+        <w:rPr>
+          <w:rFonts w:ascii="Times New Roman" w:hAnsi="Times New Roman"/>
+          <w:color w:val="000000"/>
+          <w:sz w:val="24"/>
+        </w:rPr>
+        <w:t>Господи, Боже наш, що сонну неміч забрав від нас і покликав нас візванням святим, щоб і вночі підносити руки наші і прославляти Тебе за справедливі Твої присуди. Прийми благання наші, моління, визнавання, нічні служби і даруй нам, Боже, віру бездоганну, надію впевнену, любов нелицемірну. Благослови наші входи й виходи, вчинки, слова, діла й думки; і дай нам дочекатися початку дня, нам, що хвалять й оспівують, і благословлять добрість Твоєї несказанної сили, щоб було благословенне Твоє пресвяте ім'я і прославлене Твоє царство: Отця, і Сина, і Святого Духа, нині і повсякчас, і на віки віків. Амінь.</w:t>
+      </w:r>
+    </w:p>
+    <w:p>
+      <w:pPr>
+        <w:spacing w:after="120"/>
+        <w:jc w:val="both"/>
+      </w:pPr>
+      <w:r>
+        <w:rPr>
+          <w:rFonts w:ascii="Times New Roman" w:hAnsi="Times New Roman"/>
+          <w:color w:val="FF0000"/>
+          <w:sz w:val="24"/>
+        </w:rPr>
+        <w:t>9.</w:t>
+      </w:r>
+      <w:r>
+        <w:rPr>
+          <w:rFonts w:ascii="Times New Roman" w:hAnsi="Times New Roman"/>
+          <w:color w:val="000000"/>
+          <w:sz w:val="24"/>
+        </w:rPr>
+        <w:t xml:space="preserve"> Господи, Боже наш! Ти за покаяння дарував людям відпущення, нам же, як образ пізнання і визнання гріхів, показав покаяння і прощення пророка Давида. Тож, Владико, помилуй з </w:t>
+      </w:r>
+      <w:r>
+        <w:rPr>
+          <w:rFonts w:ascii="Times New Roman" w:hAnsi="Times New Roman"/>
+          <w:color w:val="000000"/>
+          <w:sz w:val="24"/>
+        </w:rPr>
         <w:lastRenderedPageBreak/>
-        <w:t>правди і охорони життя наше знаменням і печаттю Свя</w:t>
+        <w:t>великої милости Твоєї нас, що в чимало великих гріхів впали, і по багатстві ласк Твоїх очисти беззаконня наші, бо перед Тобою згрішили ми, Господи, що невідомі й таємні речі серця людського знаєш, і єдиний Ти маєш владу прощати гріхи. Серце ж чисте вчини в нас і Духом владичним утверди нас, і радість спасіння Твого яви нам. Не відкинь нас від лиця Твого, але дозволь, як благий і людинолюбний, аж до останнього нашого віддиху появляти Тобі жертву справедливости й приноси на святих Твоїх жертовниках, милістю і ласками і людинолюб'ям єдинородного Сина Твого, з яким Ти є благословенний з пресвятим, добрим і животворчим Твоїм Духом, нині й повсякчас, і на віки віків. Амінь.</w:t>
+      </w:r>
+    </w:p>
+    <w:p>
+      <w:pPr>
+        <w:spacing w:after="120"/>
+        <w:jc w:val="both"/>
+      </w:pPr>
+      <w:r>
+        <w:rPr>
+          <w:rFonts w:ascii="Times New Roman" w:hAnsi="Times New Roman"/>
+          <w:color w:val="FF0000"/>
+          <w:sz w:val="24"/>
+        </w:rPr>
+        <w:t>10.</w:t>
       </w:r>
       <w:r>
         <w:rPr>
@@ -22324,21 +22310,21 @@
           <w:color w:val="000000"/>
           <w:sz w:val="24"/>
         </w:rPr>
-        <w:t>того Твого Духа. Направ стопи наші на шлях мирний, дай нам бачити ранішній день у радості, щоб ми Тобі засилали ранішні молитви, бо Твоє є володіння і Твоє є царство і сила, і слава Отця, і Сина, і Святого Духа, нині і повсякчас, і на віки віків. Амінь.</w:t>
-      </w:r>
-    </w:p>
-    <w:p>
-      <w:pPr>
-        <w:spacing w:after="120"/>
-        <w:jc w:val="both"/>
-      </w:pPr>
-      <w:r>
-        <w:rPr>
-          <w:rFonts w:ascii="Times New Roman" w:hAnsi="Times New Roman"/>
-          <w:color w:val="FF0000"/>
-          <w:sz w:val="24"/>
-        </w:rPr>
-        <w:t>4.</w:t>
+        <w:t xml:space="preserve"> Боже, Боже наш! Ти сотворив розумні й духовні сили Своєю волею. Тебе просимо й Тобі молимося: Прийми наші посильні величання з усіма Твоїми творіннями і збагати щедрими даруваннями Твоєї ласки. Бо перед Тобою згинається всяке коліно: на небі, на землі й під землею, і все, що живе, і все створіння оспівує неосяжну Твою славу, бо Ти Бог правдивий і вельми милостивий. Тебе бо хвалять усі небесні сили, і Тобі славу возсилаємо: Отцю, і Сину, і Святому Духові, нині і повсякчас, і на віки віків. Амінь.</w:t>
+      </w:r>
+    </w:p>
+    <w:p>
+      <w:pPr>
+        <w:spacing w:after="120"/>
+        <w:jc w:val="both"/>
+      </w:pPr>
+      <w:r>
+        <w:rPr>
+          <w:rFonts w:ascii="Times New Roman" w:hAnsi="Times New Roman"/>
+          <w:color w:val="FF0000"/>
+          <w:sz w:val="24"/>
+        </w:rPr>
+        <w:t xml:space="preserve">11. </w:t>
       </w:r>
       <w:r>
         <w:rPr>
@@ -22346,21 +22332,14 @@
           <w:color w:val="000000"/>
           <w:sz w:val="24"/>
         </w:rPr>
-        <w:t xml:space="preserve"> Владико, Боже святий і неосяжний, що казав із темряви світлові засіяти, що заспокоїв нас у нічному сні й підвів до величання і моління Твоєї доброти! Ти, що даєш себе умолити задля свого милосердя, прийми і нині нас, що поклоняємося Тобі й по силі </w:t>
-      </w:r>
-      <w:r>
-        <w:rPr>
-          <w:rFonts w:ascii="Times New Roman" w:hAnsi="Times New Roman"/>
-          <w:sz w:val="24"/>
-        </w:rPr>
-        <w:t>благода</w:t>
-      </w:r>
-      <w:r>
-        <w:rPr>
-          <w:rFonts w:ascii="Times New Roman" w:hAnsi="Times New Roman"/>
-          <w:sz w:val="24"/>
-        </w:rPr>
-        <w:t xml:space="preserve">римо </w:t>
+        <w:t xml:space="preserve">Хвалимо, співаємо, благословимо і </w:t>
+      </w:r>
+      <w:r>
+        <w:rPr>
+          <w:rFonts w:ascii="Times New Roman" w:hAnsi="Times New Roman"/>
+          <w:sz w:val="24"/>
+        </w:rPr>
+        <w:t>благодаримо</w:t>
       </w:r>
       <w:r>
         <w:rPr>
@@ -22368,7 +22347,7 @@
           <w:color w:val="000000"/>
           <w:sz w:val="24"/>
         </w:rPr>
-        <w:t>Т</w:t>
+        <w:t xml:space="preserve"> Т</w:t>
       </w:r>
       <w:r>
         <w:rPr>
@@ -22383,450 +22362,7 @@
           <w:color w:val="000000"/>
           <w:sz w:val="24"/>
         </w:rPr>
-        <w:t xml:space="preserve">; і даруй нам те, чого просимо задля спасіння. Вчини нас синами світла і дня та спадкоємцями вічних Твоїх </w:t>
-      </w:r>
-      <w:r>
-        <w:rPr>
-          <w:rFonts w:ascii="Times New Roman" w:hAnsi="Times New Roman"/>
-          <w:sz w:val="24"/>
-        </w:rPr>
-        <w:t>благ</w:t>
-      </w:r>
-      <w:r>
-        <w:rPr>
-          <w:rFonts w:ascii="Times New Roman" w:hAnsi="Times New Roman"/>
-          <w:color w:val="000000"/>
-          <w:sz w:val="24"/>
-        </w:rPr>
-        <w:t>. Пом'яни, Господи, за багатством ласк Твоїх усіх людей, що є і моляться з нами, і всю братію нашу на землі й на морі, і на всякому місці</w:t>
-      </w:r>
-      <w:r>
-        <w:rPr>
-          <w:rFonts w:ascii="Times New Roman" w:hAnsi="Times New Roman"/>
-          <w:color w:val="000000"/>
-          <w:sz w:val="24"/>
-        </w:rPr>
-        <w:t xml:space="preserve"> володіння Твого, що потребують Твоєї любови й помочі. Усім вияви велику Твою милість, щоб спасенні, як душею так і тілом, завжди перебували й відважно славили чудне й благословенне ім'я Твоє, бо Ти Бог милости і ласк, і любови, і Тобі славу возсилаємо: От</w:t>
-      </w:r>
-      <w:r>
-        <w:rPr>
-          <w:rFonts w:ascii="Times New Roman" w:hAnsi="Times New Roman"/>
-          <w:color w:val="000000"/>
-          <w:sz w:val="24"/>
-        </w:rPr>
-        <w:t>цю, і Сину, і Святому Духові, нині і повсякчас, і на віки віків. Амінь.</w:t>
-      </w:r>
-    </w:p>
-    <w:p>
-      <w:pPr>
-        <w:spacing w:after="120"/>
-        <w:jc w:val="both"/>
-      </w:pPr>
-      <w:r>
-        <w:rPr>
-          <w:rFonts w:ascii="Times New Roman" w:hAnsi="Times New Roman"/>
-          <w:color w:val="FF0000"/>
-          <w:sz w:val="24"/>
-        </w:rPr>
-        <w:t>5.</w:t>
-      </w:r>
-      <w:r>
-        <w:rPr>
-          <w:rFonts w:ascii="Times New Roman" w:hAnsi="Times New Roman"/>
-          <w:color w:val="000000"/>
-          <w:sz w:val="24"/>
-        </w:rPr>
-        <w:t xml:space="preserve"> Скарб</w:t>
-      </w:r>
-      <w:r>
-        <w:rPr>
-          <w:rFonts w:ascii="Times New Roman" w:hAnsi="Times New Roman"/>
-          <w:sz w:val="24"/>
-        </w:rPr>
-        <w:t>нице</w:t>
-      </w:r>
-      <w:r>
-        <w:rPr>
-          <w:rFonts w:ascii="Times New Roman" w:hAnsi="Times New Roman"/>
-          <w:color w:val="000000"/>
-          <w:sz w:val="24"/>
-        </w:rPr>
-        <w:t xml:space="preserve"> </w:t>
-      </w:r>
-      <w:r>
-        <w:rPr>
-          <w:rFonts w:ascii="Times New Roman" w:hAnsi="Times New Roman"/>
-          <w:sz w:val="24"/>
-        </w:rPr>
-        <w:t>благ</w:t>
-      </w:r>
-      <w:r>
-        <w:rPr>
-          <w:rFonts w:ascii="Times New Roman" w:hAnsi="Times New Roman"/>
-          <w:color w:val="000000"/>
-          <w:sz w:val="24"/>
-        </w:rPr>
-        <w:t>, джерело невисихаюче, Отче святий, чудотворче всесильний і вседержителю! Усі Тобі поклоняємося і Тобі молимося та Твої милості і Твої ласки призиваємо на поміч і на з</w:t>
-      </w:r>
-      <w:r>
-        <w:rPr>
-          <w:rFonts w:ascii="Times New Roman" w:hAnsi="Times New Roman"/>
-          <w:color w:val="000000"/>
-          <w:sz w:val="24"/>
-        </w:rPr>
-        <w:t xml:space="preserve">аступництво нашій смиренності. Пом'яни, Господи, слуг Твоїх, прийми від усіх нас ранішні моління, як кадило перед Тобою; ні одного з нас не вчини нездатним, але всіх нас зберігай ласками Твоїми. Пом'яни, Господи, тих, що чувають і співають на славу Твою і </w:t>
-      </w:r>
-      <w:r>
-        <w:rPr>
-          <w:rFonts w:ascii="Times New Roman" w:hAnsi="Times New Roman"/>
-          <w:color w:val="000000"/>
-          <w:sz w:val="24"/>
-        </w:rPr>
-        <w:t>єдинородного Твого Сина і Бога нашого, і Святого Твого Духа. Будь їм помічником і заступником; прийми їх молитви на наднебесний і духовний Твій жертовник, бо Ти Бог наш, і Тобі славу возсилаємо: Отцю, і Сину, і Святому Духові, нині і повсякчас, і на віки в</w:t>
-      </w:r>
-      <w:r>
-        <w:rPr>
-          <w:rFonts w:ascii="Times New Roman" w:hAnsi="Times New Roman"/>
-          <w:color w:val="000000"/>
-          <w:sz w:val="24"/>
-        </w:rPr>
-        <w:t>іків. Амінь.</w:t>
-      </w:r>
-    </w:p>
-    <w:p>
-      <w:pPr>
-        <w:spacing w:after="120"/>
-        <w:jc w:val="both"/>
-      </w:pPr>
-      <w:r>
-        <w:rPr>
-          <w:rFonts w:ascii="Times New Roman" w:hAnsi="Times New Roman"/>
-          <w:color w:val="FF0000"/>
-          <w:sz w:val="24"/>
-        </w:rPr>
-        <w:t xml:space="preserve">6. </w:t>
-      </w:r>
-      <w:r>
-        <w:rPr>
-          <w:rFonts w:ascii="Times New Roman" w:hAnsi="Times New Roman"/>
-          <w:sz w:val="24"/>
-        </w:rPr>
-        <w:t>Благодаримо</w:t>
-      </w:r>
-      <w:r>
-        <w:rPr>
-          <w:rFonts w:ascii="Times New Roman" w:hAnsi="Times New Roman"/>
-          <w:color w:val="000000"/>
-          <w:sz w:val="24"/>
-        </w:rPr>
-        <w:t xml:space="preserve"> Т</w:t>
-      </w:r>
-      <w:r>
-        <w:rPr>
-          <w:rFonts w:ascii="Times New Roman" w:hAnsi="Times New Roman"/>
-          <w:sz w:val="24"/>
-        </w:rPr>
-        <w:t>е</w:t>
-      </w:r>
-      <w:r>
-        <w:rPr>
-          <w:rFonts w:ascii="Times New Roman" w:hAnsi="Times New Roman"/>
-          <w:color w:val="000000"/>
-          <w:sz w:val="24"/>
-        </w:rPr>
-        <w:t>б</w:t>
-      </w:r>
-      <w:r>
-        <w:rPr>
-          <w:rFonts w:ascii="Times New Roman" w:hAnsi="Times New Roman"/>
-          <w:sz w:val="24"/>
-        </w:rPr>
-        <w:t>е</w:t>
-      </w:r>
-      <w:r>
-        <w:rPr>
-          <w:rFonts w:ascii="Times New Roman" w:hAnsi="Times New Roman"/>
-          <w:color w:val="000000"/>
-          <w:sz w:val="24"/>
-        </w:rPr>
-        <w:t xml:space="preserve">, Господи, Боже спасіння нашого, бо Ти все робиш для добра життя нашого, щоб ми завжди на Тебе споглядали, Спасителю й Доброчинцю душ наших. Бо Ти дав спокій нам у час минулої ночі й підвів нас, щоб ми поклонялися величному </w:t>
-      </w:r>
-      <w:r>
-        <w:rPr>
-          <w:rFonts w:ascii="Times New Roman" w:hAnsi="Times New Roman"/>
-          <w:color w:val="000000"/>
-          <w:sz w:val="24"/>
-        </w:rPr>
-        <w:t>імені Твоєму. Тому молимо Тебе, Господи: Дай нам ласку й силу, щоб ми стали гідними співати Тобі розумно й молитися безупинно та в страсі і тремтінні над нашим спасінням працювали, при заступництві Христа Твого. Пом'яни, Господи, і тих, що вночі до Тебе кл</w:t>
-      </w:r>
-      <w:r>
-        <w:rPr>
-          <w:rFonts w:ascii="Times New Roman" w:hAnsi="Times New Roman"/>
-          <w:color w:val="000000"/>
-          <w:sz w:val="24"/>
-        </w:rPr>
-        <w:t>ичуть. Вислухай їх і помилуй, і круши під ноги їх невидимих і войовничих ворогів. Бо Ти Цар миру і Спас душ наших, і Тобі славу возсилаємо: Отцю і Сину, і Святому Духові, нині і повсякчас, і на віки віків. Амінь.</w:t>
-      </w:r>
-    </w:p>
-    <w:p>
-      <w:pPr>
-        <w:spacing w:after="120"/>
-        <w:jc w:val="both"/>
-      </w:pPr>
-      <w:r>
-        <w:rPr>
-          <w:rFonts w:ascii="Times New Roman" w:hAnsi="Times New Roman"/>
-          <w:color w:val="FF0000"/>
-          <w:sz w:val="24"/>
-        </w:rPr>
-        <w:t>7.</w:t>
-      </w:r>
-      <w:r>
-        <w:rPr>
-          <w:rFonts w:ascii="Times New Roman" w:hAnsi="Times New Roman"/>
-          <w:color w:val="000000"/>
-          <w:sz w:val="24"/>
-        </w:rPr>
-        <w:t xml:space="preserve"> Боже й Отче Господа нашого Ісуса Христа!</w:t>
-      </w:r>
-      <w:r>
-        <w:rPr>
-          <w:rFonts w:ascii="Times New Roman" w:hAnsi="Times New Roman"/>
-          <w:color w:val="000000"/>
-          <w:sz w:val="24"/>
-        </w:rPr>
-        <w:t xml:space="preserve"> Ти підніс нас з постелі нашої і зібрав на годину молитви. Дай нам ласку відкрити уста наші і прийми наші подяки, що в наших силах, і навчи нас установ Твоїх. Бо молитися як слід не вміємо, якщо Ти, Господи, святим Твоїм Духом не навчиш нас. Тому молимося </w:t>
-      </w:r>
-      <w:r>
-        <w:rPr>
-          <w:rFonts w:ascii="Times New Roman" w:hAnsi="Times New Roman"/>
-          <w:color w:val="000000"/>
-          <w:sz w:val="24"/>
-        </w:rPr>
-        <w:t>Тобі: Даруй і прости, якщо ми згрішили аж до теперішньої години словом або ділом, або думкою, добровільно або недобровільно. Бо коли на провини будеш дивитися, Господи, Господи, то хто встоїться, бо в Тебе є прощення. Ти один святий, допоміжник сильний, за</w:t>
-      </w:r>
-      <w:r>
-        <w:rPr>
-          <w:rFonts w:ascii="Times New Roman" w:hAnsi="Times New Roman"/>
-          <w:color w:val="000000"/>
-          <w:sz w:val="24"/>
-        </w:rPr>
-        <w:t>хисник життя нашого, і Тебе ми завжди оспівуватимемо. Нехай буде сила Царства Твого завжди благословенна і вельми прославлювана: Отця, і Сина, і Святого Духа, нині і повсякчас, і на віки віків. Амінь.</w:t>
-      </w:r>
-    </w:p>
-    <w:p>
-      <w:pPr>
-        <w:spacing w:after="120"/>
-        <w:jc w:val="both"/>
-      </w:pPr>
-      <w:r>
-        <w:rPr>
-          <w:rFonts w:ascii="Times New Roman" w:hAnsi="Times New Roman"/>
-          <w:color w:val="FF0000"/>
-          <w:sz w:val="24"/>
-        </w:rPr>
-        <w:t xml:space="preserve">8. </w:t>
-      </w:r>
-      <w:r>
-        <w:rPr>
-          <w:rFonts w:ascii="Times New Roman" w:hAnsi="Times New Roman"/>
-          <w:color w:val="000000"/>
-          <w:sz w:val="24"/>
-        </w:rPr>
-        <w:t>Господи, Боже наш, що сонну неміч забрав від нас і п</w:t>
-      </w:r>
-      <w:r>
-        <w:rPr>
-          <w:rFonts w:ascii="Times New Roman" w:hAnsi="Times New Roman"/>
-          <w:color w:val="000000"/>
-          <w:sz w:val="24"/>
-        </w:rPr>
-        <w:t>окликав нас візванням святим, щоб і вночі підносити руки наші і прославляти Тебе за справедливі Твої присуди. Прийми благання наші, моління, визнавання, нічні служби і даруй нам, Боже, віру бездоганну, надію впевнену, любов нелицемірну. Благослови наші вхо</w:t>
-      </w:r>
-      <w:r>
-        <w:rPr>
-          <w:rFonts w:ascii="Times New Roman" w:hAnsi="Times New Roman"/>
-          <w:color w:val="000000"/>
-          <w:sz w:val="24"/>
-        </w:rPr>
-        <w:t>ди й виходи, вчинки, слова, діла й думки; і дай нам дочекатися початку дня, нам, що хвалять й оспівують, і благословлять добрість Твоєї несказанної сили, щоб було благословенне Твоє пресвяте ім'я і прославлене Твоє царство: Отця, і Сина, і Святого Духа, ни</w:t>
-      </w:r>
-      <w:r>
-        <w:rPr>
-          <w:rFonts w:ascii="Times New Roman" w:hAnsi="Times New Roman"/>
-          <w:color w:val="000000"/>
-          <w:sz w:val="24"/>
-        </w:rPr>
-        <w:t>ні і повсякчас, і на віки віків. Амінь.</w:t>
-      </w:r>
-    </w:p>
-    <w:p>
-      <w:pPr>
-        <w:spacing w:after="120"/>
-        <w:jc w:val="both"/>
-      </w:pPr>
-      <w:r>
-        <w:rPr>
-          <w:rFonts w:ascii="Times New Roman" w:hAnsi="Times New Roman"/>
-          <w:color w:val="FF0000"/>
-          <w:sz w:val="24"/>
-        </w:rPr>
-        <w:t>9.</w:t>
-      </w:r>
-      <w:r>
-        <w:rPr>
-          <w:rFonts w:ascii="Times New Roman" w:hAnsi="Times New Roman"/>
-          <w:color w:val="000000"/>
-          <w:sz w:val="24"/>
-        </w:rPr>
-        <w:t xml:space="preserve"> Господи, Боже наш! Ти за покаяння дарував людям відпущення, нам же, як образ пізнання і визнання гріхів, показав покаяння і прощення пророка Давида. Тож, Владико, помилуй з </w:t>
-      </w:r>
-      <w:r>
-        <w:rPr>
-          <w:rFonts w:ascii="Times New Roman" w:hAnsi="Times New Roman"/>
-          <w:color w:val="000000"/>
-          <w:sz w:val="24"/>
-        </w:rPr>
-        <w:lastRenderedPageBreak/>
-        <w:t>великої милости Твоєї нас, що в чимало в</w:t>
-      </w:r>
-      <w:r>
-        <w:rPr>
-          <w:rFonts w:ascii="Times New Roman" w:hAnsi="Times New Roman"/>
-          <w:color w:val="000000"/>
-          <w:sz w:val="24"/>
-        </w:rPr>
-        <w:t>еликих гріхів впали, і по багатстві ласк Твоїх очисти беззаконня наші, бо перед Тобою згрішили ми, Господи, що невідомі й таємні речі серця людського знаєш, і єдиний Ти маєш владу прощати гріхи. Серце ж чисте вчини в нас і Духом владичним утверди нас, і ра</w:t>
-      </w:r>
-      <w:r>
-        <w:rPr>
-          <w:rFonts w:ascii="Times New Roman" w:hAnsi="Times New Roman"/>
-          <w:color w:val="000000"/>
-          <w:sz w:val="24"/>
-        </w:rPr>
-        <w:t>дість спасіння Твого яви нам. Не відкинь нас від лиця Твого, але дозволь, як благий і людинолюбний, аж до останнього нашого віддиху появляти Тобі жертву справедливости й приноси на святих Твоїх жертовниках, милістю і ласками і людинолюб'ям єдинородного Син</w:t>
-      </w:r>
-      <w:r>
-        <w:rPr>
-          <w:rFonts w:ascii="Times New Roman" w:hAnsi="Times New Roman"/>
-          <w:color w:val="000000"/>
-          <w:sz w:val="24"/>
-        </w:rPr>
-        <w:t>а Твого, з яким Ти є благословенний з пресвятим, добрим і животворчим Твоїм Духом, нині й повсякчас, і на віки віків. Амінь.</w:t>
-      </w:r>
-    </w:p>
-    <w:p>
-      <w:pPr>
-        <w:spacing w:after="120"/>
-        <w:jc w:val="both"/>
-      </w:pPr>
-      <w:r>
-        <w:rPr>
-          <w:rFonts w:ascii="Times New Roman" w:hAnsi="Times New Roman"/>
-          <w:color w:val="FF0000"/>
-          <w:sz w:val="24"/>
-        </w:rPr>
-        <w:t>10.</w:t>
-      </w:r>
-      <w:r>
-        <w:rPr>
-          <w:rFonts w:ascii="Times New Roman" w:hAnsi="Times New Roman"/>
-          <w:color w:val="000000"/>
-          <w:sz w:val="24"/>
-        </w:rPr>
-        <w:t xml:space="preserve"> Боже, Боже наш! Ти сотворив розумні й духовні сили Своєю волею. Тебе просимо й Тобі молимося: Прийми наші посильні величання з </w:t>
-      </w:r>
-      <w:r>
-        <w:rPr>
-          <w:rFonts w:ascii="Times New Roman" w:hAnsi="Times New Roman"/>
-          <w:color w:val="000000"/>
-          <w:sz w:val="24"/>
-        </w:rPr>
-        <w:t>усіма Твоїми творіннями і збагати щедрими даруваннями Твоєї ласки. Бо перед Тобою згинається всяке коліно: на небі, на землі й під землею, і все, що живе, і все створіння оспівує неосяжну Твою славу, бо Ти Бог правдивий і вельми милостивий. Тебе бо хвалять</w:t>
-      </w:r>
-      <w:r>
-        <w:rPr>
-          <w:rFonts w:ascii="Times New Roman" w:hAnsi="Times New Roman"/>
-          <w:color w:val="000000"/>
-          <w:sz w:val="24"/>
-        </w:rPr>
-        <w:t xml:space="preserve"> усі небесні сили, і Тобі славу возсилаємо: Отцю, і Сину, і Святому Духові, нині і повсякчас, і на віки віків. Амінь.</w:t>
-      </w:r>
-    </w:p>
-    <w:p>
-      <w:pPr>
-        <w:spacing w:after="120"/>
-        <w:jc w:val="both"/>
-      </w:pPr>
-      <w:r>
-        <w:rPr>
-          <w:rFonts w:ascii="Times New Roman" w:hAnsi="Times New Roman"/>
-          <w:color w:val="FF0000"/>
-          <w:sz w:val="24"/>
-        </w:rPr>
-        <w:t xml:space="preserve">11. </w:t>
-      </w:r>
-      <w:r>
-        <w:rPr>
-          <w:rFonts w:ascii="Times New Roman" w:hAnsi="Times New Roman"/>
-          <w:color w:val="000000"/>
-          <w:sz w:val="24"/>
-        </w:rPr>
-        <w:t xml:space="preserve">Хвалимо, співаємо, благословимо і </w:t>
-      </w:r>
-      <w:r>
-        <w:rPr>
-          <w:rFonts w:ascii="Times New Roman" w:hAnsi="Times New Roman"/>
-          <w:sz w:val="24"/>
-        </w:rPr>
-        <w:t>благодаримо</w:t>
-      </w:r>
-      <w:r>
-        <w:rPr>
-          <w:rFonts w:ascii="Times New Roman" w:hAnsi="Times New Roman"/>
-          <w:color w:val="000000"/>
-          <w:sz w:val="24"/>
-        </w:rPr>
-        <w:t xml:space="preserve"> Т</w:t>
-      </w:r>
-      <w:r>
-        <w:rPr>
-          <w:rFonts w:ascii="Times New Roman" w:hAnsi="Times New Roman"/>
-          <w:sz w:val="24"/>
-        </w:rPr>
-        <w:t>ебе</w:t>
-      </w:r>
-      <w:r>
-        <w:rPr>
-          <w:rFonts w:ascii="Times New Roman" w:hAnsi="Times New Roman"/>
-          <w:color w:val="000000"/>
-          <w:sz w:val="24"/>
-        </w:rPr>
-        <w:t xml:space="preserve">, Боже батьків наших, бо Ти забрав тінь нічну і явив нам знову світло денне. Молимо </w:t>
-      </w:r>
-      <w:r>
-        <w:rPr>
-          <w:rFonts w:ascii="Times New Roman" w:hAnsi="Times New Roman"/>
-          <w:color w:val="000000"/>
-          <w:sz w:val="24"/>
-        </w:rPr>
-        <w:t>Твою добрість: Милостивий будь для нас грішних і прийми молитву нашу задля великої Твоєї ласкавости, бо ми прибігаємо до Тебе, милостивого і всемогутнього Бога. Ти, що засвітив у серцях наших правдиве сонце справедливости Твоєї! Просвіти розум наш і почува</w:t>
-      </w:r>
-      <w:r>
-        <w:rPr>
-          <w:rFonts w:ascii="Times New Roman" w:hAnsi="Times New Roman"/>
-          <w:color w:val="000000"/>
-          <w:sz w:val="24"/>
-        </w:rPr>
-        <w:t>ння всі зберігай, щоб, як у день, ходили ми пристойно шляхом заповідей Твоїх і дійшли до життя вічного, і стали гідними насолоджуватися недоступним Твоїм світлом. Бо в Тебе є джерело життя, Ти Бог наш і Тобі славу возсилаємо: Отцю, і Сину, і Святому Духові</w:t>
-      </w:r>
-      <w:r>
-        <w:rPr>
-          <w:rFonts w:ascii="Times New Roman" w:hAnsi="Times New Roman"/>
-          <w:color w:val="000000"/>
-          <w:sz w:val="24"/>
-        </w:rPr>
-        <w:t>, нині і повсякчас, і на віки віків. Амінь.</w:t>
+        <w:t>, Боже батьків наших, бо Ти забрав тінь нічну і явив нам знову світло денне. Молимо Твою добрість: Милостивий будь для нас грішних і прийми молитву нашу задля великої Твоєї ласкавости, бо ми прибігаємо до Тебе, милостивого і всемогутнього Бога. Ти, що засвітив у серцях наших правдиве сонце справедливости Твоєї! Просвіти розум наш і почування всі зберігай, щоб, як у день, ходили ми пристойно шляхом заповідей Твоїх і дійшли до життя вічного, і стали гідними насолоджуватися недоступним Твоїм світлом. Бо в Тебе є джерело життя, Ти Бог наш і Тобі славу возсилаємо: Отцю, і Сину, і Святому Духові, нині і повсякчас, і на віки віків. Амінь.</w:t>
       </w:r>
     </w:p>
     <w:p>
@@ -22942,7 +22478,21 @@
           <w:color w:val="000000"/>
           <w:sz w:val="24"/>
         </w:rPr>
-        <w:t xml:space="preserve">За мир усього світу, добрий стан святих Божих </w:t>
+        <w:t>За мир усього світу, добрий стан святих Божих церков і з’єднання всіх Господеві помолімся.</w:t>
+      </w:r>
+    </w:p>
+    <w:p>
+      <w:pPr>
+        <w:spacing w:after="120"/>
+      </w:pPr>
+      <w:r>
+        <w:rPr>
+          <w:rFonts w:ascii="Times New Roman" w:hAnsi="Times New Roman"/>
+          <w:i/>
+          <w:color w:val="FF4400"/>
+          <w:sz w:val="24"/>
+        </w:rPr>
+        <w:t>Вірні:</w:t>
       </w:r>
       <w:r>
         <w:rPr>
@@ -22950,7 +22500,20 @@
           <w:color w:val="000000"/>
           <w:sz w:val="24"/>
         </w:rPr>
-        <w:t>церков і з’єднання всіх Господеві помолімся.</w:t>
+        <w:t xml:space="preserve"> Го́споди, поми́луй.</w:t>
+      </w:r>
+    </w:p>
+    <w:p>
+      <w:pPr>
+        <w:spacing w:after="120"/>
+      </w:pPr>
+      <w:r>
+        <w:rPr>
+          <w:rFonts w:ascii="Times New Roman" w:hAnsi="Times New Roman"/>
+          <w:color w:val="000000"/>
+          <w:sz w:val="24"/>
+        </w:rPr>
+        <w:t>За святий храм цей і тих, що з вірою, благоговінням і страхом Божим входять до нього, Господеві помолімся.</w:t>
       </w:r>
     </w:p>
     <w:p>
@@ -22985,13 +22548,8 @@
           <w:color w:val="000000"/>
           <w:sz w:val="24"/>
         </w:rPr>
-        <w:t>За святий храм цей і тих, що з вірою, благоговінням і страхом Божим входять до нього, Господеві помолімся.</w:t>
-      </w:r>
-    </w:p>
-    <w:p>
-      <w:pPr>
-        <w:spacing w:after="120"/>
-      </w:pPr>
+        <w:t xml:space="preserve">За святішого вселенського архиєрея Франциска, папу Римського, і за блаженнішого патріярха нашого Святослава, і за преосвященнішого архиєпископа і митрополита нашого кир </w:t>
+      </w:r>
       <w:r>
         <w:rPr>
           <w:rFonts w:ascii="Times New Roman" w:hAnsi="Times New Roman"/>
@@ -22999,6 +22557,63 @@
           <w:color w:val="FF4400"/>
           <w:sz w:val="24"/>
         </w:rPr>
+        <w:t>ім’я</w:t>
+      </w:r>
+      <w:r>
+        <w:rPr>
+          <w:rFonts w:ascii="Times New Roman" w:hAnsi="Times New Roman"/>
+          <w:i/>
+          <w:color w:val="000000"/>
+          <w:sz w:val="24"/>
+        </w:rPr>
+        <w:t>,</w:t>
+      </w:r>
+      <w:r>
+        <w:rPr>
+          <w:rFonts w:ascii="Times New Roman" w:hAnsi="Times New Roman"/>
+          <w:color w:val="000000"/>
+          <w:sz w:val="24"/>
+        </w:rPr>
+        <w:t xml:space="preserve"> і за боголюбивого єпископа нашого кир </w:t>
+      </w:r>
+      <w:r>
+        <w:rPr>
+          <w:rFonts w:ascii="Times New Roman" w:hAnsi="Times New Roman"/>
+          <w:i/>
+          <w:color w:val="FF4400"/>
+          <w:sz w:val="24"/>
+        </w:rPr>
+        <w:t>ім’я</w:t>
+      </w:r>
+      <w:r>
+        <w:rPr>
+          <w:rFonts w:ascii="Times New Roman" w:hAnsi="Times New Roman"/>
+          <w:i/>
+          <w:color w:val="000000"/>
+          <w:sz w:val="24"/>
+        </w:rPr>
+        <w:t>,</w:t>
+      </w:r>
+      <w:r>
+        <w:rPr>
+          <w:rFonts w:ascii="Times New Roman" w:hAnsi="Times New Roman"/>
+          <w:color w:val="000000"/>
+          <w:sz w:val="24"/>
+        </w:rPr>
+        <w:t xml:space="preserve"> чесне пресвітерство, у Христі дияконство, за весь причет і людей Господеві помолімся.</w:t>
+      </w:r>
+    </w:p>
+    <w:p>
+      <w:pPr>
+        <w:spacing w:after="120"/>
+      </w:pPr>
+      <w:r>
+        <w:rPr>
+          <w:rFonts w:ascii="Times New Roman" w:hAnsi="Times New Roman"/>
+          <w:i/>
+          <w:color w:val="FF4400"/>
+          <w:sz w:val="24"/>
+        </w:rPr>
         <w:t>Вірні:</w:t>
       </w:r>
       <w:r>
@@ -23020,7 +22635,21 @@
           <w:color w:val="000000"/>
           <w:sz w:val="24"/>
         </w:rPr>
-        <w:t>За святішого вселенського архиєрея Франциска, папу</w:t>
+        <w:t>За Богом бережений народ наш, за правління і все військо Господеві помолімся.</w:t>
+      </w:r>
+    </w:p>
+    <w:p>
+      <w:pPr>
+        <w:spacing w:after="120"/>
+      </w:pPr>
+      <w:r>
+        <w:rPr>
+          <w:rFonts w:ascii="Times New Roman" w:hAnsi="Times New Roman"/>
+          <w:i/>
+          <w:color w:val="FF4400"/>
+          <w:sz w:val="24"/>
+        </w:rPr>
+        <w:t>Вірні:</w:t>
       </w:r>
       <w:r>
         <w:rPr>
@@ -23028,25 +22657,75 @@
           <w:color w:val="000000"/>
           <w:sz w:val="24"/>
         </w:rPr>
-        <w:t xml:space="preserve"> Римського, і за блаженнішого патріярха нашого Святослава, і за преосвященнішого архиєпископа і митрополита нашого кир </w:t>
-      </w:r>
-      <w:r>
-        <w:rPr>
-          <w:rFonts w:ascii="Times New Roman" w:hAnsi="Times New Roman"/>
-          <w:i/>
-          <w:color w:val="FF4400"/>
-          <w:sz w:val="24"/>
-        </w:rPr>
-        <w:t>ім’я</w:t>
-      </w:r>
-      <w:r>
-        <w:rPr>
-          <w:rFonts w:ascii="Times New Roman" w:hAnsi="Times New Roman"/>
-          <w:i/>
+        <w:t xml:space="preserve"> Го́споди, поми́луй.</w:t>
+      </w:r>
+    </w:p>
+    <w:p>
+      <w:pPr>
+        <w:spacing w:after="120"/>
+      </w:pPr>
+      <w:r>
+        <w:rPr>
+          <w:rFonts w:ascii="Times New Roman" w:hAnsi="Times New Roman"/>
           <w:color w:val="000000"/>
           <w:sz w:val="24"/>
         </w:rPr>
-        <w:t>,</w:t>
+        <w:t xml:space="preserve">За місто це </w:t>
+      </w:r>
+      <w:r>
+        <w:rPr>
+          <w:rFonts w:ascii="Times New Roman" w:hAnsi="Times New Roman"/>
+          <w:sz w:val="24"/>
+        </w:rPr>
+        <w:t>(</w:t>
+      </w:r>
+      <w:r>
+        <w:rPr>
+          <w:rFonts w:ascii="Times New Roman" w:hAnsi="Times New Roman"/>
+          <w:i/>
+          <w:color w:val="FF0000"/>
+          <w:sz w:val="24"/>
+        </w:rPr>
+        <w:t>або</w:t>
+      </w:r>
+      <w:r>
+        <w:rPr>
+          <w:rFonts w:ascii="Times New Roman" w:hAnsi="Times New Roman"/>
+          <w:color w:val="FF0000"/>
+          <w:sz w:val="24"/>
+        </w:rPr>
+        <w:t xml:space="preserve"> </w:t>
+      </w:r>
+      <w:r>
+        <w:rPr>
+          <w:rFonts w:ascii="Times New Roman" w:hAnsi="Times New Roman"/>
+          <w:sz w:val="24"/>
+        </w:rPr>
+        <w:t xml:space="preserve">за село це, </w:t>
+      </w:r>
+      <w:r>
+        <w:rPr>
+          <w:rFonts w:ascii="Times New Roman" w:hAnsi="Times New Roman"/>
+          <w:i/>
+          <w:color w:val="FF0000"/>
+          <w:sz w:val="24"/>
+        </w:rPr>
+        <w:t>або</w:t>
+      </w:r>
+      <w:r>
+        <w:rPr>
+          <w:rFonts w:ascii="Times New Roman" w:hAnsi="Times New Roman"/>
+          <w:color w:val="FF0000"/>
+          <w:sz w:val="24"/>
+        </w:rPr>
+        <w:t xml:space="preserve"> </w:t>
+      </w:r>
+      <w:r>
+        <w:rPr>
+          <w:rFonts w:ascii="Times New Roman" w:hAnsi="Times New Roman"/>
+          <w:sz w:val="24"/>
+        </w:rPr>
+        <w:t>за святу обитель цю)</w:t>
       </w:r>
       <w:r>
         <w:rPr>
@@ -23054,183 +22733,7 @@
           <w:color w:val="000000"/>
           <w:sz w:val="24"/>
         </w:rPr>
-        <w:t xml:space="preserve"> і за боголюбивого єпископа нашого кир </w:t>
-      </w:r>
-      <w:r>
-        <w:rPr>
-          <w:rFonts w:ascii="Times New Roman" w:hAnsi="Times New Roman"/>
-          <w:i/>
-          <w:color w:val="FF4400"/>
-          <w:sz w:val="24"/>
-        </w:rPr>
-        <w:t>ім’я</w:t>
-      </w:r>
-      <w:r>
-        <w:rPr>
-          <w:rFonts w:ascii="Times New Roman" w:hAnsi="Times New Roman"/>
-          <w:i/>
-          <w:color w:val="000000"/>
-          <w:sz w:val="24"/>
-        </w:rPr>
-        <w:t>,</w:t>
-      </w:r>
-      <w:r>
-        <w:rPr>
-          <w:rFonts w:ascii="Times New Roman" w:hAnsi="Times New Roman"/>
-          <w:color w:val="000000"/>
-          <w:sz w:val="24"/>
-        </w:rPr>
-        <w:t xml:space="preserve"> чесне пресвітерство, у Христі дияконство, за весь причет і людей Господеві помолімся.</w:t>
-      </w:r>
-    </w:p>
-    <w:p>
-      <w:pPr>
-        <w:spacing w:after="120"/>
-      </w:pPr>
-      <w:r>
-        <w:rPr>
-          <w:rFonts w:ascii="Times New Roman" w:hAnsi="Times New Roman"/>
-          <w:i/>
-          <w:color w:val="FF4400"/>
-          <w:sz w:val="24"/>
-        </w:rPr>
-        <w:t>В</w:t>
-      </w:r>
-      <w:r>
-        <w:rPr>
-          <w:rFonts w:ascii="Times New Roman" w:hAnsi="Times New Roman"/>
-          <w:i/>
-          <w:color w:val="FF4400"/>
-          <w:sz w:val="24"/>
-        </w:rPr>
-        <w:t>ірні:</w:t>
-      </w:r>
-      <w:r>
-        <w:rPr>
-          <w:rFonts w:ascii="Times New Roman" w:hAnsi="Times New Roman"/>
-          <w:color w:val="000000"/>
-          <w:sz w:val="24"/>
-        </w:rPr>
-        <w:t xml:space="preserve"> Го́споди, поми́луй.</w:t>
-      </w:r>
-    </w:p>
-    <w:p>
-      <w:pPr>
-        <w:spacing w:after="120"/>
-      </w:pPr>
-      <w:r>
-        <w:rPr>
-          <w:rFonts w:ascii="Times New Roman" w:hAnsi="Times New Roman"/>
-          <w:color w:val="000000"/>
-          <w:sz w:val="24"/>
-        </w:rPr>
-        <w:t>За Богом бережений народ наш, за правління і все військо Господеві помолімся.</w:t>
-      </w:r>
-    </w:p>
-    <w:p>
-      <w:pPr>
-        <w:spacing w:after="120"/>
-      </w:pPr>
-      <w:r>
-        <w:rPr>
-          <w:rFonts w:ascii="Times New Roman" w:hAnsi="Times New Roman"/>
-          <w:i/>
-          <w:color w:val="FF4400"/>
-          <w:sz w:val="24"/>
-        </w:rPr>
-        <w:t>Вірні:</w:t>
-      </w:r>
-      <w:r>
-        <w:rPr>
-          <w:rFonts w:ascii="Times New Roman" w:hAnsi="Times New Roman"/>
-          <w:color w:val="000000"/>
-          <w:sz w:val="24"/>
-        </w:rPr>
-        <w:t xml:space="preserve"> Го́споди, поми́луй.</w:t>
-      </w:r>
-    </w:p>
-    <w:p>
-      <w:pPr>
-        <w:spacing w:after="120"/>
-      </w:pPr>
-      <w:r>
-        <w:rPr>
-          <w:rFonts w:ascii="Times New Roman" w:hAnsi="Times New Roman"/>
-          <w:color w:val="000000"/>
-          <w:sz w:val="24"/>
-        </w:rPr>
-        <w:t xml:space="preserve">За місто це </w:t>
-      </w:r>
-      <w:r>
-        <w:rPr>
-          <w:rFonts w:ascii="Times New Roman" w:hAnsi="Times New Roman"/>
-          <w:sz w:val="24"/>
-        </w:rPr>
-        <w:t>(</w:t>
-      </w:r>
-      <w:r>
-        <w:rPr>
-          <w:rFonts w:ascii="Times New Roman" w:hAnsi="Times New Roman"/>
-          <w:i/>
-          <w:color w:val="FF0000"/>
-          <w:sz w:val="24"/>
-        </w:rPr>
-        <w:t>або</w:t>
-      </w:r>
-      <w:r>
-        <w:rPr>
-          <w:rFonts w:ascii="Times New Roman" w:hAnsi="Times New Roman"/>
-          <w:color w:val="FF0000"/>
-          <w:sz w:val="24"/>
-        </w:rPr>
-        <w:t xml:space="preserve"> </w:t>
-      </w:r>
-      <w:r>
-        <w:rPr>
-          <w:rFonts w:ascii="Times New Roman" w:hAnsi="Times New Roman"/>
-          <w:sz w:val="24"/>
-        </w:rPr>
-        <w:t xml:space="preserve">за село це, </w:t>
-      </w:r>
-      <w:r>
-        <w:rPr>
-          <w:rFonts w:ascii="Times New Roman" w:hAnsi="Times New Roman"/>
-          <w:i/>
-          <w:color w:val="FF0000"/>
-          <w:sz w:val="24"/>
-        </w:rPr>
-        <w:t>або</w:t>
-      </w:r>
-      <w:r>
-        <w:rPr>
-          <w:rFonts w:ascii="Times New Roman" w:hAnsi="Times New Roman"/>
-          <w:color w:val="FF0000"/>
-          <w:sz w:val="24"/>
-        </w:rPr>
-        <w:t xml:space="preserve"> </w:t>
-      </w:r>
-      <w:r>
-        <w:rPr>
-          <w:rFonts w:ascii="Times New Roman" w:hAnsi="Times New Roman"/>
-          <w:sz w:val="24"/>
-        </w:rPr>
-        <w:t>за святу обитель цю)</w:t>
-      </w:r>
-      <w:r>
-        <w:rPr>
-          <w:rFonts w:ascii="Times New Roman" w:hAnsi="Times New Roman"/>
-          <w:color w:val="000000"/>
-          <w:sz w:val="24"/>
-        </w:rPr>
-        <w:t>, і за кожне село, місто, країну, і за тих, що вірою живуть у них, Госпо</w:t>
-      </w:r>
-      <w:r>
-        <w:rPr>
-          <w:rFonts w:ascii="Times New Roman" w:hAnsi="Times New Roman"/>
-          <w:color w:val="000000"/>
-          <w:sz w:val="24"/>
-        </w:rPr>
-        <w:t>деві помолімся.</w:t>
+        <w:t>, і за кожне село, місто, країну, і за тих, що вірою живуть у них, Господеві помолімся.</w:t>
       </w:r>
     </w:p>
     <w:p>
@@ -23301,7 +22804,21 @@
           <w:color w:val="000000"/>
           <w:sz w:val="24"/>
         </w:rPr>
-        <w:t xml:space="preserve">За тих, що плавають, подорожують, за недужих, страждаючих, полонених – і за спасіння їх Господеві </w:t>
+        <w:t>За тих, що плавають, подорожують, за недужих, страждаючих, полонених – і за спасіння їх Господеві помолімся.</w:t>
+      </w:r>
+    </w:p>
+    <w:p>
+      <w:pPr>
+        <w:spacing w:after="120"/>
+      </w:pPr>
+      <w:r>
+        <w:rPr>
+          <w:rFonts w:ascii="Times New Roman" w:hAnsi="Times New Roman"/>
+          <w:i/>
+          <w:color w:val="FF4400"/>
+          <w:sz w:val="24"/>
+        </w:rPr>
+        <w:t>Вірні:</w:t>
       </w:r>
       <w:r>
         <w:rPr>
@@ -23309,7 +22826,20 @@
           <w:color w:val="000000"/>
           <w:sz w:val="24"/>
         </w:rPr>
-        <w:t>помолімся.</w:t>
+        <w:t xml:space="preserve"> Го́споди, поми́луй.</w:t>
+      </w:r>
+    </w:p>
+    <w:p>
+      <w:pPr>
+        <w:spacing w:after="120"/>
+      </w:pPr>
+      <w:r>
+        <w:rPr>
+          <w:rFonts w:ascii="Times New Roman" w:hAnsi="Times New Roman"/>
+          <w:color w:val="000000"/>
+          <w:sz w:val="24"/>
+        </w:rPr>
+        <w:t>Щоб визволитися нам від усякої скорботи, гніву й нужди, Господеві помолімся.</w:t>
       </w:r>
     </w:p>
     <w:p>
@@ -23341,10 +22871,44 @@
       <w:r>
         <w:rPr>
           <w:rFonts w:ascii="Times New Roman" w:hAnsi="Times New Roman"/>
+          <w:sz w:val="24"/>
+        </w:rPr>
+        <w:t>Заступи, спаси, помилуй і охорони нас, Боже, Твоєю благодаттю</w:t>
+      </w:r>
+    </w:p>
+    <w:p>
+      <w:pPr>
+        <w:spacing w:after="120"/>
+      </w:pPr>
+      <w:r>
+        <w:rPr>
+          <w:rFonts w:ascii="Times New Roman" w:hAnsi="Times New Roman"/>
+          <w:i/>
+          <w:color w:val="FF4400"/>
+          <w:sz w:val="24"/>
+        </w:rPr>
+        <w:t>Вірні:</w:t>
+      </w:r>
+      <w:r>
+        <w:rPr>
+          <w:rFonts w:ascii="Times New Roman" w:hAnsi="Times New Roman"/>
           <w:color w:val="000000"/>
           <w:sz w:val="24"/>
         </w:rPr>
-        <w:t>Щоб визволитися нам від усякої скорботи, гніву й нужди, Господеві помолімся.</w:t>
+        <w:t xml:space="preserve"> Го́споди, поми́луй.</w:t>
+      </w:r>
+    </w:p>
+    <w:p>
+      <w:pPr>
+        <w:spacing w:after="120"/>
+      </w:pPr>
+      <w:r>
+        <w:rPr>
+          <w:rFonts w:ascii="Times New Roman" w:hAnsi="Times New Roman"/>
+          <w:color w:val="000000"/>
+          <w:sz w:val="24"/>
+        </w:rPr>
+        <w:t>Пресвяту, пречисту, преблагословенну, славну Владичицю нашу Богородицю і приснодіву Марію, з усіма святими пом’янувши, самих себе, і один одного, і все життя наше Христу Богові віддаймо.</w:t>
       </w:r>
     </w:p>
     <w:p>
@@ -23366,83 +22930,6 @@
           <w:color w:val="000000"/>
           <w:sz w:val="24"/>
         </w:rPr>
-        <w:t xml:space="preserve"> Го́споди, поми́луй.</w:t>
-      </w:r>
-    </w:p>
-    <w:p>
-      <w:pPr>
-        <w:spacing w:after="120"/>
-      </w:pPr>
-      <w:r>
-        <w:rPr>
-          <w:rFonts w:ascii="Times New Roman" w:hAnsi="Times New Roman"/>
-          <w:sz w:val="24"/>
-        </w:rPr>
-        <w:t>Заступи, спаси, помилуй і охорони нас, Боже, Твоєю благодаттю</w:t>
-      </w:r>
-    </w:p>
-    <w:p>
-      <w:pPr>
-        <w:spacing w:after="120"/>
-      </w:pPr>
-      <w:r>
-        <w:rPr>
-          <w:rFonts w:ascii="Times New Roman" w:hAnsi="Times New Roman"/>
-          <w:i/>
-          <w:color w:val="FF4400"/>
-          <w:sz w:val="24"/>
-        </w:rPr>
-        <w:t>Вірні:</w:t>
-      </w:r>
-      <w:r>
-        <w:rPr>
-          <w:rFonts w:ascii="Times New Roman" w:hAnsi="Times New Roman"/>
-          <w:color w:val="000000"/>
-          <w:sz w:val="24"/>
-        </w:rPr>
-        <w:t xml:space="preserve"> Го́споди, поми́луй.</w:t>
-      </w:r>
-    </w:p>
-    <w:p>
-      <w:pPr>
-        <w:spacing w:after="120"/>
-      </w:pPr>
-      <w:r>
-        <w:rPr>
-          <w:rFonts w:ascii="Times New Roman" w:hAnsi="Times New Roman"/>
-          <w:color w:val="000000"/>
-          <w:sz w:val="24"/>
-        </w:rPr>
-        <w:t>Пресвяту, пречисту, пребл</w:t>
-      </w:r>
-      <w:r>
-        <w:rPr>
-          <w:rFonts w:ascii="Times New Roman" w:hAnsi="Times New Roman"/>
-          <w:color w:val="000000"/>
-          <w:sz w:val="24"/>
-        </w:rPr>
-        <w:t>агословенну, славну Владичицю нашу Богородицю і приснодіву Марію, з усіма святими пом’янувши, самих себе, і один одного, і все життя наше Христу Богові віддаймо.</w:t>
-      </w:r>
-    </w:p>
-    <w:p>
-      <w:pPr>
-        <w:spacing w:after="120"/>
-      </w:pPr>
-      <w:r>
-        <w:rPr>
-          <w:rFonts w:ascii="Times New Roman" w:hAnsi="Times New Roman"/>
-          <w:i/>
-          <w:color w:val="FF4400"/>
-          <w:sz w:val="24"/>
-        </w:rPr>
-        <w:t>Вірні:</w:t>
-      </w:r>
-      <w:r>
-        <w:rPr>
-          <w:rFonts w:ascii="Times New Roman" w:hAnsi="Times New Roman"/>
-          <w:color w:val="000000"/>
-          <w:sz w:val="24"/>
-        </w:rPr>
         <w:t xml:space="preserve"> Тобі́, Го́споди.</w:t>
       </w:r>
     </w:p>
@@ -23457,23 +22944,7 @@
           <w:sz w:val="24"/>
           <w:u w:val="single"/>
         </w:rPr>
-        <w:t>[Благодаримо Тебе, Господи, Боже наш, що підняв нас із постелі нашої і</w:t>
-      </w:r>
-      <w:r>
-        <w:rPr>
-          <w:rFonts w:ascii="Times New Roman" w:hAnsi="Times New Roman"/>
-          <w:sz w:val="24"/>
-          <w:u w:val="single"/>
-        </w:rPr>
-        <w:t xml:space="preserve"> вклав в уста наші слово хвали, щоб поклонятися і призивати ім'я Твоє святе. Ми умоляємо Твоє милосердя, яке Ти завжди виявляв у нашому житті. Пошли поміч свою людям, що стоять перед лицем святої слави Твоєї і дожидають від Тебе багатої милости; і дай нам,</w:t>
-      </w:r>
-      <w:r>
-        <w:rPr>
-          <w:rFonts w:ascii="Times New Roman" w:hAnsi="Times New Roman"/>
-          <w:sz w:val="24"/>
-          <w:u w:val="single"/>
-        </w:rPr>
-        <w:t xml:space="preserve"> що зо страхом і любов'ю завжди Тобі служимо, хвалити несказанну Твою доброту.]</w:t>
+        <w:t>[Благодаримо Тебе, Господи, Боже наш, що підняв нас із постелі нашої і вклав в уста наші слово хвали, щоб поклонятися і призивати ім'я Твоє святе. Ми умоляємо Твоє милосердя, яке Ти завжди виявляв у нашому житті. Пошли поміч свою людям, що стоять перед лицем святої слави Твоєї і дожидають від Тебе багатої милости; і дай нам, що зо страхом і любов'ю завжди Тобі служимо, хвалити несказанну Твою доброту.]</w:t>
       </w:r>
     </w:p>
     <w:p>
@@ -24064,7 +23535,21 @@
           <w:color w:val="000000"/>
           <w:sz w:val="24"/>
         </w:rPr>
-        <w:t xml:space="preserve">Пресвяту, пречисту, преблагословенну, славну Владичицю нашу Богородицю і </w:t>
+        <w:t>Пресвяту, пречисту, преблагословенну, славну Владичицю нашу Богородицю і приснодіву Марію, з усіма святими пом’янувши, самих себе, і один одного, і все життя наше Христу Богові віддаймо.</w:t>
+      </w:r>
+    </w:p>
+    <w:p>
+      <w:pPr>
+        <w:spacing w:after="120"/>
+      </w:pPr>
+      <w:r>
+        <w:rPr>
+          <w:rFonts w:ascii="Times New Roman" w:hAnsi="Times New Roman"/>
+          <w:i/>
+          <w:color w:val="FF4400"/>
+          <w:sz w:val="24"/>
+        </w:rPr>
+        <w:t>Вірні:</w:t>
       </w:r>
       <w:r>
         <w:rPr>
@@ -24072,28 +23557,6 @@
           <w:color w:val="000000"/>
           <w:sz w:val="24"/>
         </w:rPr>
-        <w:t>приснодіву Марію, з усіма святими пом’янувши, самих себе, і один одного, і все життя наше Христу Богові віддаймо.</w:t>
-      </w:r>
-    </w:p>
-    <w:p>
-      <w:pPr>
-        <w:spacing w:after="120"/>
-      </w:pPr>
-      <w:r>
-        <w:rPr>
-          <w:rFonts w:ascii="Times New Roman" w:hAnsi="Times New Roman"/>
-          <w:i/>
-          <w:color w:val="FF4400"/>
-          <w:sz w:val="24"/>
-        </w:rPr>
-        <w:t>Вірні:</w:t>
-      </w:r>
-      <w:r>
-        <w:rPr>
-          <w:rFonts w:ascii="Times New Roman" w:hAnsi="Times New Roman"/>
-          <w:color w:val="000000"/>
-          <w:sz w:val="24"/>
-        </w:rPr>
         <w:t xml:space="preserve"> Тобі́, Го́споди.</w:t>
       </w:r>
     </w:p>
@@ -24108,23 +23571,7 @@
           <w:sz w:val="24"/>
           <w:u w:val="single"/>
         </w:rPr>
-        <w:t>[Від ночі лине дух наш до Тебе, Боже, бо світлом є повеління Твої. Навчи нас, Боже, правди Твоєї, заповідей Твоїх і ви</w:t>
-      </w:r>
-      <w:r>
-        <w:rPr>
-          <w:rFonts w:ascii="Times New Roman" w:hAnsi="Times New Roman"/>
-          <w:sz w:val="24"/>
-          <w:u w:val="single"/>
-        </w:rPr>
-        <w:t>правдань Твоїх. Просвіти наші духовні очі, щоб ми не заснули в гріхах на смерть. Віджени всяку мряку від сердець наших, даруй нам сонце правди і охорони життя наше знаменням і печаттю Святого Твого Духа. Направ стопи наші на шлях мирний, дай нам бачити ран</w:t>
-      </w:r>
-      <w:r>
-        <w:rPr>
-          <w:rFonts w:ascii="Times New Roman" w:hAnsi="Times New Roman"/>
-          <w:sz w:val="24"/>
-          <w:u w:val="single"/>
-        </w:rPr>
-        <w:t>ішній день у радості, щоб ми Тобі засилали ранішні молитви.]</w:t>
+        <w:t>[Від ночі лине дух наш до Тебе, Боже, бо світлом є повеління Твої. Навчи нас, Боже, правди Твоєї, заповідей Твоїх і виправдань Твоїх. Просвіти наші духовні очі, щоб ми не заснули в гріхах на смерть. Віджени всяку мряку від сердець наших, даруй нам сонце правди і охорони життя наше знаменням і печаттю Святого Твого Духа. Направ стопи наші на шлях мирний, дай нам бачити ранішній день у радості, щоб ми Тобі засилали ранішні молитви.]</w:t>
       </w:r>
     </w:p>
     <w:p>
@@ -24424,15 +23871,7 @@
           <w:color w:val="000000"/>
           <w:sz w:val="24"/>
         </w:rPr>
-        <w:t xml:space="preserve"> Го́споди, </w:t>
-      </w:r>
-      <w:r>
-        <w:rPr>
-          <w:rFonts w:ascii="Times New Roman" w:hAnsi="Times New Roman"/>
-          <w:color w:val="000000"/>
-          <w:sz w:val="24"/>
-        </w:rPr>
-        <w:t>поми́луй.</w:t>
+        <w:t xml:space="preserve"> Го́споди, поми́луй.</w:t>
       </w:r>
     </w:p>
     <w:p>
@@ -25391,14 +24830,7 @@
           <w:rFonts w:ascii="Times New Roman" w:hAnsi="Times New Roman"/>
           <w:sz w:val="24"/>
         </w:rPr>
-        <w:t xml:space="preserve">Заступи, спаси, помилуй і охорони нас, Боже, </w:t>
-      </w:r>
-      <w:r>
-        <w:rPr>
-          <w:rFonts w:ascii="Times New Roman" w:hAnsi="Times New Roman"/>
-          <w:sz w:val="24"/>
-        </w:rPr>
-        <w:t>Твоєю благодаттю</w:t>
+        <w:t>Заступи, спаси, помилуй і охорони нас, Боже, Твоєю благодаттю</w:t>
       </w:r>
     </w:p>
     <w:p>
@@ -26049,8 +25481,8 @@
           <w:szCs w:val="24"/>
         </w:rPr>
       </w:pPr>
-      <w:bookmarkStart w:id="3" w:name="_heading=h.gjdgxs" w:colFirst="0" w:colLast="0"/>
-      <w:bookmarkEnd w:id="3"/>
+      <w:bookmarkStart w:id="6" w:name="_heading=h.gjdgxs" w:colFirst="0" w:colLast="0"/>
+      <w:bookmarkEnd w:id="6"/>
       <w:r>
         <w:rPr>
           <w:rFonts w:ascii="Times New Roman" w:eastAsia="Times New Roman" w:hAnsi="Times New Roman" w:cs="Times New Roman"/>
@@ -26091,31 +25523,7 @@
           <w:u w:val="single"/>
         </w:rPr>
         <w:lastRenderedPageBreak/>
-        <w:t xml:space="preserve">[Скарбнице благ, джерело невисихаюче, Отче святий, чудотворче всесильний і </w:t>
-      </w:r>
-      <w:r>
-        <w:rPr>
-          <w:rFonts w:ascii="Times New Roman" w:hAnsi="Times New Roman"/>
-          <w:sz w:val="24"/>
-          <w:u w:val="single"/>
-        </w:rPr>
-        <w:t>вседержителю! Усі Тобі поклоняємося і Тобі молимося та Твої милості і Твої ласки призиваємо на поміч і на заступництво нашій смиренності. Пом'яни, Господи, слуг Твоїх, прийми від усіх нас ранішні моління, як кадило перед Тобою; ні одного з нас не вчини нез</w:t>
-      </w:r>
-      <w:r>
-        <w:rPr>
-          <w:rFonts w:ascii="Times New Roman" w:hAnsi="Times New Roman"/>
-          <w:sz w:val="24"/>
-          <w:u w:val="single"/>
-        </w:rPr>
-        <w:t>датним, але всіх нас зберігай ласками Твоїми. Пом'яни, Господи, тих, що чувають і співають на славу Твою і єдинородного Твого Сина і Бога нашого, і Святого Твого Духа. Будь їм помічником і заступником; прийми їх молитви на наднебесний і духовний Твій жерто</w:t>
-      </w:r>
-      <w:r>
-        <w:rPr>
-          <w:rFonts w:ascii="Times New Roman" w:hAnsi="Times New Roman"/>
-          <w:sz w:val="24"/>
-          <w:u w:val="single"/>
-        </w:rPr>
-        <w:t>вник.]</w:t>
+        <w:t>[Скарбнице благ, джерело невисихаюче, Отче святий, чудотворче всесильний і вседержителю! Усі Тобі поклоняємося і Тобі молимося та Твої милості і Твої ласки призиваємо на поміч і на заступництво нашій смиренності. Пом'яни, Господи, слуг Твоїх, прийми від усіх нас ранішні моління, як кадило перед Тобою; ні одного з нас не вчини нездатним, але всіх нас зберігай ласками Твоїми. Пом'яни, Господи, тих, що чувають і співають на славу Твою і єдинородного Твого Сина і Бога нашого, і Святого Твого Духа. Будь їм помічником і заступником; прийми їх молитви на наднебесний і духовний Твій жертовник.]</w:t>
       </w:r>
     </w:p>
     <w:p>
@@ -27483,15 +26891,7 @@
           <w:color w:val="000000"/>
           <w:sz w:val="24"/>
         </w:rPr>
-        <w:t xml:space="preserve">Благодаттю, і щедротами, і людинолюб’ям єдинородного Сина Твого, з яким Ти благословенний, із пресвятим, і благим, </w:t>
-      </w:r>
-      <w:r>
-        <w:rPr>
-          <w:rFonts w:ascii="Times New Roman" w:hAnsi="Times New Roman"/>
-          <w:color w:val="000000"/>
-          <w:sz w:val="24"/>
-        </w:rPr>
-        <w:t>і животворчим твоїм Духом, нині, і повсякчас, і на віки віків.</w:t>
+        <w:t>Благодаттю, і щедротами, і людинолюб’ям єдинородного Сина Твого, з яким Ти благословенний, із пресвятим, і благим, і животворчим твоїм Духом, нині, і повсякчас, і на віки віків.</w:t>
       </w:r>
     </w:p>
     <w:p>
@@ -27976,7 +27376,33 @@
           <w:color w:val="000000"/>
           <w:sz w:val="24"/>
         </w:rPr>
-        <w:t xml:space="preserve"> Го́споди, </w:t>
+        <w:t xml:space="preserve"> Го́споди, поми́луй.</w:t>
+      </w:r>
+    </w:p>
+    <w:p>
+      <w:pPr>
+        <w:spacing w:after="120"/>
+      </w:pPr>
+      <w:r>
+        <w:rPr>
+          <w:rFonts w:ascii="Times New Roman" w:hAnsi="Times New Roman"/>
+          <w:sz w:val="24"/>
+        </w:rPr>
+        <w:t>Заступи, спаси, помилуй і охорони нас, Боже, Твоєю благодаттю</w:t>
+      </w:r>
+    </w:p>
+    <w:p>
+      <w:pPr>
+        <w:spacing w:after="120"/>
+      </w:pPr>
+      <w:r>
+        <w:rPr>
+          <w:rFonts w:ascii="Times New Roman" w:hAnsi="Times New Roman"/>
+          <w:i/>
+          <w:color w:val="FF4400"/>
+          <w:sz w:val="24"/>
+        </w:rPr>
+        <w:t>Вірні:</w:t>
       </w:r>
       <w:r>
         <w:rPr>
@@ -27984,19 +27410,21 @@
           <w:color w:val="000000"/>
           <w:sz w:val="24"/>
         </w:rPr>
-        <w:t>поми́луй.</w:t>
-      </w:r>
-    </w:p>
-    <w:p>
-      <w:pPr>
-        <w:spacing w:after="120"/>
-      </w:pPr>
-      <w:r>
-        <w:rPr>
-          <w:rFonts w:ascii="Times New Roman" w:hAnsi="Times New Roman"/>
-          <w:sz w:val="24"/>
-        </w:rPr>
-        <w:t>Заступи, спаси, помилуй і охорони нас, Боже, Твоєю благодаттю</w:t>
+        <w:t xml:space="preserve"> Го́споди, поми́луй.</w:t>
+      </w:r>
+    </w:p>
+    <w:p>
+      <w:pPr>
+        <w:spacing w:after="120"/>
+      </w:pPr>
+      <w:r>
+        <w:rPr>
+          <w:rFonts w:ascii="Times New Roman" w:hAnsi="Times New Roman"/>
+          <w:color w:val="000000"/>
+          <w:sz w:val="24"/>
+        </w:rPr>
+        <w:lastRenderedPageBreak/>
+        <w:t>Пресвяту, пречисту, преблагословенну, славну Владичицю нашу Богородицю і приснодіву Марію, з усіма святими пом’янувши, самих себе, і один одного, і все життя наше Христу Богові віддаймо.</w:t>
       </w:r>
     </w:p>
     <w:p>
@@ -28018,50 +27446,6 @@
           <w:color w:val="000000"/>
           <w:sz w:val="24"/>
         </w:rPr>
-        <w:t xml:space="preserve"> Го́споди, поми́луй.</w:t>
-      </w:r>
-    </w:p>
-    <w:p>
-      <w:pPr>
-        <w:spacing w:after="120"/>
-      </w:pPr>
-      <w:r>
-        <w:rPr>
-          <w:rFonts w:ascii="Times New Roman" w:hAnsi="Times New Roman"/>
-          <w:color w:val="000000"/>
-          <w:sz w:val="24"/>
-        </w:rPr>
-        <w:lastRenderedPageBreak/>
-        <w:t>Пресвяту, пречисту, преблагословенну, славну Владичицю нашу Богородицю і приснодіву Марію, з усіма святими пом’янувши, самих себе, і один одного, і все життя</w:t>
-      </w:r>
-      <w:r>
-        <w:rPr>
-          <w:rFonts w:ascii="Times New Roman" w:hAnsi="Times New Roman"/>
-          <w:color w:val="000000"/>
-          <w:sz w:val="24"/>
-        </w:rPr>
-        <w:t xml:space="preserve"> наше Христу Богові віддаймо.</w:t>
-      </w:r>
-    </w:p>
-    <w:p>
-      <w:pPr>
-        <w:spacing w:after="120"/>
-      </w:pPr>
-      <w:r>
-        <w:rPr>
-          <w:rFonts w:ascii="Times New Roman" w:hAnsi="Times New Roman"/>
-          <w:i/>
-          <w:color w:val="FF4400"/>
-          <w:sz w:val="24"/>
-        </w:rPr>
-        <w:t>Вірні:</w:t>
-      </w:r>
-      <w:r>
-        <w:rPr>
-          <w:rFonts w:ascii="Times New Roman" w:hAnsi="Times New Roman"/>
-          <w:color w:val="000000"/>
-          <w:sz w:val="24"/>
-        </w:rPr>
         <w:t xml:space="preserve"> Тобі́, Го́споди.</w:t>
       </w:r>
     </w:p>
@@ -28076,23 +27460,7 @@
           <w:sz w:val="24"/>
           <w:u w:val="single"/>
         </w:rPr>
-        <w:t>[Господи, Боже наш, що сонну неміч забрав від нас і покликав нас візванням святим, щоб і вночі підносити руки наші і прославляти Тебе за справедливі Твої присуди. Прийми благання наші, моління, визнаван</w:t>
-      </w:r>
-      <w:r>
-        <w:rPr>
-          <w:rFonts w:ascii="Times New Roman" w:hAnsi="Times New Roman"/>
-          <w:sz w:val="24"/>
-          <w:u w:val="single"/>
-        </w:rPr>
-        <w:t>ня, нічні служби і даруй нам, Боже, віру бездоганну, надію впевнену, любов нелицемірну. Благослови наші входи й виходи, вчинки, слова, діла й думки; і дай нам дочекатися початку дня, нам, що хвалять й оспівують, і благословлять добрість Твоєї несказанної с</w:t>
-      </w:r>
-      <w:r>
-        <w:rPr>
-          <w:rFonts w:ascii="Times New Roman" w:hAnsi="Times New Roman"/>
-          <w:sz w:val="24"/>
-          <w:u w:val="single"/>
-        </w:rPr>
-        <w:t>или]</w:t>
+        <w:t>[Господи, Боже наш, що сонну неміч забрав від нас і покликав нас візванням святим, щоб і вночі підносити руки наші і прославляти Тебе за справедливі Твої присуди. Прийми благання наші, моління, визнавання, нічні служби і даруй нам, Боже, віру бездоганну, надію впевнену, любов нелицемірну. Благослови наші входи й виходи, вчинки, слова, діла й думки; і дай нам дочекатися початку дня, нам, що хвалять й оспівують, і благословлять добрість Твоєї несказанної сили]</w:t>
       </w:r>
     </w:p>
     <w:p>
@@ -28794,14 +28162,7 @@
           <w:rFonts w:ascii="Times New Roman" w:hAnsi="Times New Roman"/>
           <w:sz w:val="24"/>
         </w:rPr>
-        <w:t xml:space="preserve">Заступи, </w:t>
-      </w:r>
-      <w:r>
-        <w:rPr>
-          <w:rFonts w:ascii="Times New Roman" w:hAnsi="Times New Roman"/>
-          <w:sz w:val="24"/>
-        </w:rPr>
-        <w:t>спаси, помилуй і охорони нас, Боже, Твоєю благодаттю</w:t>
+        <w:t>Заступи, спаси, помилуй і охорони нас, Боже, Твоєю благодаттю</w:t>
       </w:r>
     </w:p>
     <w:p>
@@ -28836,7 +28197,21 @@
           <w:color w:val="000000"/>
           <w:sz w:val="24"/>
         </w:rPr>
-        <w:t>Пресвяту, пречисту, преблагословенну, славну Владичицю нашу Богородицю і приснодіву Марію, з усіма святими пом’янувши, самих себе, і один одного, і все життя наше Христу Богові</w:t>
+        <w:t>Пресвяту, пречисту, преблагословенну, славну Владичицю нашу Богородицю і приснодіву Марію, з усіма святими пом’янувши, самих себе, і один одного, і все життя наше Христу Богові віддаймо.</w:t>
+      </w:r>
+    </w:p>
+    <w:p>
+      <w:pPr>
+        <w:spacing w:after="120"/>
+      </w:pPr>
+      <w:r>
+        <w:rPr>
+          <w:rFonts w:ascii="Times New Roman" w:hAnsi="Times New Roman"/>
+          <w:i/>
+          <w:color w:val="FF4400"/>
+          <w:sz w:val="24"/>
+        </w:rPr>
+        <w:t>Вірні:</w:t>
       </w:r>
       <w:r>
         <w:rPr>
@@ -28844,28 +28219,6 @@
           <w:color w:val="000000"/>
           <w:sz w:val="24"/>
         </w:rPr>
-        <w:t xml:space="preserve"> віддаймо.</w:t>
-      </w:r>
-    </w:p>
-    <w:p>
-      <w:pPr>
-        <w:spacing w:after="120"/>
-      </w:pPr>
-      <w:r>
-        <w:rPr>
-          <w:rFonts w:ascii="Times New Roman" w:hAnsi="Times New Roman"/>
-          <w:i/>
-          <w:color w:val="FF4400"/>
-          <w:sz w:val="24"/>
-        </w:rPr>
-        <w:t>Вірні:</w:t>
-      </w:r>
-      <w:r>
-        <w:rPr>
-          <w:rFonts w:ascii="Times New Roman" w:hAnsi="Times New Roman"/>
-          <w:color w:val="000000"/>
-          <w:sz w:val="24"/>
-        </w:rPr>
         <w:t xml:space="preserve"> Тобі́, Го́споди.</w:t>
       </w:r>
     </w:p>
@@ -28880,31 +28233,7 @@
           <w:sz w:val="24"/>
           <w:u w:val="single"/>
         </w:rPr>
-        <w:t>[</w:t>
-      </w:r>
-      <w:r>
-        <w:rPr>
-          <w:rFonts w:ascii="Times New Roman" w:hAnsi="Times New Roman"/>
-          <w:sz w:val="24"/>
-          <w:u w:val="single"/>
-        </w:rPr>
-        <w:t>Благодаримо Тебе, Господи, Боже спасіння нашого, бо Ти все робиш для добра життя нашого, щоб ми завжди на Тебе споглядали, Спасителю й Доброчинцю душ наших. Бо Ти дав спокій нам у час минулої ночі й підвів нас, щоб ми поклонялися величному імені Твоєму. То</w:t>
-      </w:r>
-      <w:r>
-        <w:rPr>
-          <w:rFonts w:ascii="Times New Roman" w:hAnsi="Times New Roman"/>
-          <w:sz w:val="24"/>
-          <w:u w:val="single"/>
-        </w:rPr>
-        <w:t xml:space="preserve">му молимо Тебе, Господи: Дай нам ласку й силу, щоб ми стали гідними співати Тобі розумно й молитися безупинно та в страсі і тремтінні над нашим спасінням працювали, при заступництві Христа Твого. Пом'яни, Господи, і тих, що вночі до Тебе кличуть. Вислухай </w:t>
-      </w:r>
-      <w:r>
-        <w:rPr>
-          <w:rFonts w:ascii="Times New Roman" w:hAnsi="Times New Roman"/>
-          <w:sz w:val="24"/>
-          <w:u w:val="single"/>
-        </w:rPr>
-        <w:t>їх і помилуй, і круши під ноги їх невидимих і войовничих ворогів.]</w:t>
+        <w:t>[Благодаримо Тебе, Господи, Боже спасіння нашого, бо Ти все робиш для добра життя нашого, щоб ми завжди на Тебе споглядали, Спасителю й Доброчинцю душ наших. Бо Ти дав спокій нам у час минулої ночі й підвів нас, щоб ми поклонялися величному імені Твоєму. Тому молимо Тебе, Господи: Дай нам ласку й силу, щоб ми стали гідними співати Тобі розумно й молитися безупинно та в страсі і тремтінні над нашим спасінням працювали, при заступництві Христа Твого. Пом'яни, Господи, і тих, що вночі до Тебе кличуть. Вислухай їх і помилуй, і круши під ноги їх невидимих і войовничих ворогів.]</w:t>
       </w:r>
     </w:p>
     <w:p>
@@ -29825,7 +29154,21 @@
           <w:sz w:val="24"/>
         </w:rPr>
         <w:lastRenderedPageBreak/>
-        <w:t xml:space="preserve">Пресвяту, пречисту, преблагословенну, славну Владичицю нашу Богородицю і приснодіву Марію, з усіма святими пом’янувши, самих себе, і </w:t>
+        <w:t>Пресвяту, пречисту, преблагословенну, славну Владичицю нашу Богородицю і приснодіву Марію, з усіма святими пом’янувши, самих себе, і один одного, і все життя наше Христу Богові віддаймо.</w:t>
+      </w:r>
+    </w:p>
+    <w:p>
+      <w:pPr>
+        <w:spacing w:after="120"/>
+      </w:pPr>
+      <w:r>
+        <w:rPr>
+          <w:rFonts w:ascii="Times New Roman" w:hAnsi="Times New Roman"/>
+          <w:i/>
+          <w:color w:val="FF4400"/>
+          <w:sz w:val="24"/>
+        </w:rPr>
+        <w:t>Вірні:</w:t>
       </w:r>
       <w:r>
         <w:rPr>
@@ -29833,28 +29176,6 @@
           <w:color w:val="000000"/>
           <w:sz w:val="24"/>
         </w:rPr>
-        <w:t>один одного, і все життя наше Христу Богові віддаймо.</w:t>
-      </w:r>
-    </w:p>
-    <w:p>
-      <w:pPr>
-        <w:spacing w:after="120"/>
-      </w:pPr>
-      <w:r>
-        <w:rPr>
-          <w:rFonts w:ascii="Times New Roman" w:hAnsi="Times New Roman"/>
-          <w:i/>
-          <w:color w:val="FF4400"/>
-          <w:sz w:val="24"/>
-        </w:rPr>
-        <w:t>Вірні:</w:t>
-      </w:r>
-      <w:r>
-        <w:rPr>
-          <w:rFonts w:ascii="Times New Roman" w:hAnsi="Times New Roman"/>
-          <w:color w:val="000000"/>
-          <w:sz w:val="24"/>
-        </w:rPr>
         <w:t xml:space="preserve"> Тобі́, Го́споди.</w:t>
       </w:r>
     </w:p>
@@ -29869,15 +29190,7 @@
           <w:sz w:val="24"/>
           <w:u w:val="single"/>
         </w:rPr>
-        <w:t>[Боже, Боже наш! Ти сотворив розумні й духовні сили Своєю волею. Тебе просимо й Тобі молимося: Прийми наші посильні величання з усіма Твоїми творіннями і збагати щедрими даруванн</w:t>
-      </w:r>
-      <w:r>
-        <w:rPr>
-          <w:rFonts w:ascii="Times New Roman" w:hAnsi="Times New Roman"/>
-          <w:sz w:val="24"/>
-          <w:u w:val="single"/>
-        </w:rPr>
-        <w:t>ями Твоєї ласки. Бо перед Тобою згинається всяке коліно: на небі, на землі й під землею, і все, що живе, і все створіння оспівує неосяжну Твою славу, бо Ти Бог правдивий і вельми милостивий.]</w:t>
+        <w:t>[Боже, Боже наш! Ти сотворив розумні й духовні сили Своєю волею. Тебе просимо й Тобі молимося: Прийми наші посильні величання з усіма Твоїми творіннями і збагати щедрими даруваннями Твоєї ласки. Бо перед Тобою згинається всяке коліно: на небі, на землі й під землею, і все, що живе, і все створіння оспівує неосяжну Твою славу, бо Ти Бог правдивий і вельми милостивий.]</w:t>
       </w:r>
     </w:p>
     <w:p>
@@ -30668,15 +29981,40 @@
         <w:rPr>
           <w:rFonts w:ascii="Times New Roman" w:eastAsia="Times New Roman" w:hAnsi="Times New Roman" w:cs="Times New Roman"/>
           <w:i/>
-          <w:color w:val="FF0000"/>
-          <w:sz w:val="24"/>
-          <w:szCs w:val="24"/>
-        </w:rPr>
-        <w:t xml:space="preserve"> (г. 1)</w:t>
-      </w:r>
-      <w:r>
-        <w:rPr>
-          <w:rFonts w:ascii="Times New Roman" w:eastAsia="Times New Roman" w:hAnsi="Times New Roman" w:cs="Times New Roman"/>
+          <w:iCs/>
+          <w:color w:val="FF0000"/>
+          <w:sz w:val="24"/>
+          <w:szCs w:val="24"/>
+        </w:rPr>
+        <w:t>(г.</w:t>
+      </w:r>
+      <w:r>
+        <w:rPr>
+          <w:rFonts w:ascii="Times New Roman" w:eastAsia="Times New Roman" w:hAnsi="Times New Roman" w:cs="Times New Roman"/>
+          <w:i/>
+          <w:iCs/>
+          <w:color w:val="FF0000"/>
+          <w:sz w:val="24"/>
+          <w:szCs w:val="24"/>
+          <w:lang w:val="ru-MD"/>
+        </w:rPr>
+        <w:t xml:space="preserve"> </w:t>
+      </w:r>
+      <w:r>
+        <w:rPr>
+          <w:rFonts w:ascii="Times New Roman" w:eastAsia="Times New Roman" w:hAnsi="Times New Roman" w:cs="Times New Roman"/>
+          <w:i/>
+          <w:iCs/>
+          <w:color w:val="FF0000"/>
+          <w:sz w:val="24"/>
+          <w:szCs w:val="24"/>
+        </w:rPr>
+        <w:t>1)</w:t>
+      </w:r>
+      <w:r>
+        <w:rPr>
+          <w:rFonts w:ascii="Times New Roman" w:eastAsia="Times New Roman" w:hAnsi="Times New Roman" w:cs="Times New Roman"/>
+          <w:color w:val="000000"/>
           <w:sz w:val="24"/>
           <w:szCs w:val="24"/>
         </w:rPr>
@@ -30691,13 +30029,65 @@
           <w:rFonts w:ascii="Times New Roman" w:eastAsia="Times New Roman" w:hAnsi="Times New Roman" w:cs="Times New Roman"/>
           <w:sz w:val="24"/>
           <w:szCs w:val="24"/>
+        </w:rPr>
+      </w:pPr>
+      <w:r>
+        <w:rPr>
+          <w:rFonts w:ascii="Times New Roman" w:eastAsia="Times New Roman" w:hAnsi="Times New Roman" w:cs="Times New Roman"/>
+          <w:i/>
+          <w:iCs/>
+          <w:color w:val="FF0000"/>
+          <w:sz w:val="24"/>
+          <w:szCs w:val="24"/>
+        </w:rPr>
+        <w:t xml:space="preserve">Стих: </w:t>
+      </w:r>
+      <w:r>
+        <w:rPr>
+          <w:rFonts w:ascii="Times New Roman" w:eastAsia="Times New Roman" w:hAnsi="Times New Roman" w:cs="Times New Roman"/>
+          <w:color w:val="000000"/>
+          <w:sz w:val="24"/>
+          <w:szCs w:val="24"/>
           <w:u w:val="single"/>
         </w:rPr>
-      </w:pPr>
-      <w:r>
-        <w:rPr>
-          <w:rFonts w:ascii="Times New Roman" w:eastAsia="Times New Roman" w:hAnsi="Times New Roman" w:cs="Times New Roman"/>
-          <w:i/>
+        <w:t>Хваліте його звуком рогу,* хваліте його на гарфі й на гуслах.</w:t>
+      </w:r>
+    </w:p>
+    <w:p>
+      <w:pPr>
+        <w:spacing w:after="120"/>
+        <w:jc w:val="both"/>
+        <w:rPr>
+          <w:rFonts w:ascii="Times New Roman" w:eastAsia="Times New Roman" w:hAnsi="Times New Roman" w:cs="Times New Roman"/>
+          <w:sz w:val="24"/>
+          <w:szCs w:val="24"/>
+        </w:rPr>
+      </w:pPr>
+      <w:r>
+        <w:rPr>
+          <w:rFonts w:ascii="Times New Roman" w:eastAsia="Times New Roman" w:hAnsi="Times New Roman" w:cs="Times New Roman"/>
+          <w:color w:val="000000"/>
+          <w:sz w:val="24"/>
+          <w:szCs w:val="24"/>
+        </w:rPr>
+        <w:t>Як нам, слугам, Христе,* достойно звеличити тебе – Владику?* Ти бо всіх нас відновив водою.</w:t>
+      </w:r>
+    </w:p>
+    <w:p>
+      <w:pPr>
+        <w:spacing w:after="120"/>
+        <w:jc w:val="both"/>
+        <w:rPr>
+          <w:rFonts w:ascii="Times New Roman" w:eastAsia="Times New Roman" w:hAnsi="Times New Roman" w:cs="Times New Roman"/>
+          <w:sz w:val="24"/>
+          <w:szCs w:val="24"/>
+        </w:rPr>
+      </w:pPr>
+      <w:r>
+        <w:rPr>
+          <w:rFonts w:ascii="Times New Roman" w:eastAsia="Times New Roman" w:hAnsi="Times New Roman" w:cs="Times New Roman"/>
+          <w:i/>
+          <w:iCs/>
           <w:color w:val="FF0000"/>
           <w:sz w:val="24"/>
           <w:szCs w:val="24"/>
@@ -30707,110 +30097,63 @@
       <w:r>
         <w:rPr>
           <w:rFonts w:ascii="Times New Roman" w:eastAsia="Times New Roman" w:hAnsi="Times New Roman" w:cs="Times New Roman"/>
+          <w:color w:val="000000"/>
           <w:sz w:val="24"/>
           <w:szCs w:val="24"/>
           <w:u w:val="single"/>
         </w:rPr>
-        <w:t>Хваліте його звуком рогу,* хваліте його на гарфі й на гуслах.</w:t>
-      </w:r>
-    </w:p>
-    <w:p>
-      <w:pPr>
-        <w:spacing w:after="120"/>
-        <w:jc w:val="both"/>
-        <w:rPr>
-          <w:rFonts w:ascii="Times New Roman" w:eastAsia="Times New Roman" w:hAnsi="Times New Roman" w:cs="Times New Roman"/>
-          <w:sz w:val="24"/>
-          <w:szCs w:val="24"/>
-        </w:rPr>
-      </w:pPr>
-      <w:r>
-        <w:rPr>
-          <w:rFonts w:ascii="Times New Roman" w:eastAsia="Times New Roman" w:hAnsi="Times New Roman" w:cs="Times New Roman"/>
-          <w:sz w:val="24"/>
-          <w:szCs w:val="24"/>
-        </w:rPr>
-        <w:t>Засяяв світові Спаситель наш,* як світло від світла, з'явлений Бог.* Йому ми, люди, поклонімся.</w:t>
-      </w:r>
-    </w:p>
-    <w:p>
-      <w:pPr>
-        <w:spacing w:after="120"/>
-        <w:jc w:val="both"/>
-        <w:rPr>
-          <w:rFonts w:ascii="Times New Roman" w:eastAsia="Times New Roman" w:hAnsi="Times New Roman" w:cs="Times New Roman"/>
+        <w:t>Хваліте його на бубні й танком,* хваліте його на струнах і сопілці.</w:t>
+      </w:r>
+    </w:p>
+    <w:p>
+      <w:pPr>
+        <w:spacing w:after="120"/>
+        <w:jc w:val="both"/>
+        <w:rPr>
+          <w:rFonts w:ascii="Times New Roman" w:eastAsia="Times New Roman" w:hAnsi="Times New Roman" w:cs="Times New Roman"/>
+          <w:sz w:val="24"/>
+          <w:szCs w:val="24"/>
+        </w:rPr>
+      </w:pPr>
+      <w:r>
+        <w:rPr>
+          <w:rFonts w:ascii="Times New Roman" w:eastAsia="Times New Roman" w:hAnsi="Times New Roman" w:cs="Times New Roman"/>
+          <w:color w:val="000000"/>
+          <w:sz w:val="24"/>
+          <w:szCs w:val="24"/>
+        </w:rPr>
+        <w:t>Хрищений рукою слуги у Йордані* ти, Спасе наш, освятив води і зцілив пристрасті світу.* Велике таїнство твого явління.* Господи, людинолюбче, – слава тобі!</w:t>
+      </w:r>
+    </w:p>
+    <w:p>
+      <w:pPr>
+        <w:spacing w:after="120"/>
+        <w:jc w:val="both"/>
+        <w:rPr>
+          <w:rFonts w:ascii="Times New Roman" w:eastAsia="Times New Roman" w:hAnsi="Times New Roman" w:cs="Times New Roman"/>
+          <w:sz w:val="24"/>
+          <w:szCs w:val="24"/>
+        </w:rPr>
+      </w:pPr>
+      <w:r>
+        <w:rPr>
+          <w:rFonts w:ascii="Times New Roman" w:eastAsia="Times New Roman" w:hAnsi="Times New Roman" w:cs="Times New Roman"/>
+          <w:i/>
+          <w:iCs/>
+          <w:color w:val="FF0000"/>
+          <w:sz w:val="24"/>
+          <w:szCs w:val="24"/>
+        </w:rPr>
+        <w:t xml:space="preserve">Стих: </w:t>
+      </w:r>
+      <w:r>
+        <w:rPr>
+          <w:rFonts w:ascii="Times New Roman" w:eastAsia="Times New Roman" w:hAnsi="Times New Roman" w:cs="Times New Roman"/>
+          <w:color w:val="000000"/>
           <w:sz w:val="24"/>
           <w:szCs w:val="24"/>
           <w:u w:val="single"/>
         </w:rPr>
-      </w:pPr>
-      <w:r>
-        <w:rPr>
-          <w:rFonts w:ascii="Times New Roman" w:eastAsia="Times New Roman" w:hAnsi="Times New Roman" w:cs="Times New Roman"/>
-          <w:i/>
-          <w:color w:val="FF0000"/>
-          <w:sz w:val="24"/>
-          <w:szCs w:val="24"/>
-        </w:rPr>
-        <w:t xml:space="preserve">Стих: </w:t>
-      </w:r>
-      <w:r>
-        <w:rPr>
-          <w:rFonts w:ascii="Times New Roman" w:eastAsia="Times New Roman" w:hAnsi="Times New Roman" w:cs="Times New Roman"/>
-          <w:sz w:val="24"/>
-          <w:szCs w:val="24"/>
-          <w:u w:val="single"/>
-        </w:rPr>
-        <w:t>Хваліте його на бубні й танком,* хваліте його на струнах і сопілці.</w:t>
-      </w:r>
-    </w:p>
-    <w:p>
-      <w:pPr>
-        <w:spacing w:after="120"/>
-        <w:jc w:val="both"/>
-        <w:rPr>
-          <w:rFonts w:ascii="Times New Roman" w:eastAsia="Times New Roman" w:hAnsi="Times New Roman" w:cs="Times New Roman"/>
-          <w:sz w:val="24"/>
-          <w:szCs w:val="24"/>
-        </w:rPr>
-      </w:pPr>
-      <w:r>
-        <w:rPr>
-          <w:rFonts w:ascii="Times New Roman" w:eastAsia="Times New Roman" w:hAnsi="Times New Roman" w:cs="Times New Roman"/>
-          <w:sz w:val="24"/>
-          <w:szCs w:val="24"/>
-        </w:rPr>
-        <w:t>Як нам, слугам, Христе,* достойно звеличити тебе – Владику?* Ти бо всіх нас відновив водою.</w:t>
-      </w:r>
-    </w:p>
-    <w:p>
-      <w:pPr>
-        <w:spacing w:after="120"/>
-        <w:jc w:val="both"/>
-        <w:rPr>
-          <w:rFonts w:ascii="Times New Roman" w:eastAsia="Times New Roman" w:hAnsi="Times New Roman" w:cs="Times New Roman"/>
-          <w:sz w:val="24"/>
-          <w:szCs w:val="24"/>
-          <w:u w:val="single"/>
-        </w:rPr>
-      </w:pPr>
-      <w:r>
-        <w:rPr>
-          <w:rFonts w:ascii="Times New Roman" w:eastAsia="Times New Roman" w:hAnsi="Times New Roman" w:cs="Times New Roman"/>
-          <w:i/>
-          <w:color w:val="FF0000"/>
-          <w:sz w:val="24"/>
-          <w:szCs w:val="24"/>
-        </w:rPr>
-        <w:t xml:space="preserve">Стих: </w:t>
-      </w:r>
-      <w:r>
-        <w:rPr>
-          <w:rFonts w:ascii="Times New Roman" w:eastAsia="Times New Roman" w:hAnsi="Times New Roman" w:cs="Times New Roman"/>
-          <w:sz w:val="24"/>
-          <w:szCs w:val="24"/>
-          <w:u w:val="single"/>
-        </w:rPr>
         <w:t>Хваліте його на дзвінких цимбалах, хваліте його на гучних цимбалах.* Усе, що живе, нехай хвалить Господа.</w:t>
       </w:r>
     </w:p>
@@ -30827,10 +30170,11 @@
       <w:r>
         <w:rPr>
           <w:rFonts w:ascii="Times New Roman" w:eastAsia="Times New Roman" w:hAnsi="Times New Roman" w:cs="Times New Roman"/>
-          <w:sz w:val="24"/>
-          <w:szCs w:val="24"/>
-        </w:rPr>
-        <w:t>Хрищений рукою слуги у Йордані* ти, Спасе наш, освятив води і зцілив пристрасті світу.* Велике таїнство твого явління.* Господи, Людинолюбче, – слава тобі!</w:t>
+          <w:color w:val="000000"/>
+          <w:sz w:val="24"/>
+          <w:szCs w:val="24"/>
+        </w:rPr>
+        <w:t>Правдиве світло з'явилося і всіх обдаровує просвіченням.* Христос, вищий понад усяку чистоту,* христиться з нами і дає воді освячення,* з цим же й очищення для душ.* Виглядає це по-земному, в дійсності ж воно вище від небес:* через купіль – спасіння, а через воду – Дух;* в погруженні здійснюється наш висхід до Бога.* Чудні діла твої, Господи, – слава тобі!</w:t>
       </w:r>
     </w:p>
     <w:p>
@@ -30847,30 +30191,109 @@
         <w:rPr>
           <w:rFonts w:ascii="Times New Roman" w:eastAsia="Times New Roman" w:hAnsi="Times New Roman" w:cs="Times New Roman"/>
           <w:b/>
-          <w:sz w:val="24"/>
-          <w:szCs w:val="24"/>
-        </w:rPr>
-        <w:t>Слава і нині</w:t>
-      </w:r>
-      <w:r>
-        <w:rPr>
-          <w:rFonts w:ascii="Times New Roman" w:eastAsia="Times New Roman" w:hAnsi="Times New Roman" w:cs="Times New Roman"/>
-          <w:sz w:val="24"/>
-          <w:szCs w:val="24"/>
-        </w:rPr>
-        <w:t>: Правдиве світло з'явилося і всіх обдаровує просвіченням.* Христос, вищий понад усяку чистоту,* христиться з нами і дає воді освячення,* з цим же й очищення для душ.* Виглядає це по-земному, в дійсності ж воно вище від небес:* через купіль – спасіння, а через воду – Дух;* в погруженні здійснюється наш висхід до Бога.* Чудні діла твої, Господи, – слава тобі!</w:t>
-      </w:r>
-    </w:p>
-    <w:p>
-      <w:pPr>
-        <w:spacing w:after="120"/>
-        <w:jc w:val="both"/>
-        <w:rPr>
-          <w:rFonts w:ascii="Times New Roman" w:eastAsia="Times New Roman" w:hAnsi="Times New Roman" w:cs="Times New Roman"/>
-          <w:sz w:val="24"/>
-          <w:szCs w:val="24"/>
-        </w:rPr>
-      </w:pPr>
+          <w:bCs/>
+          <w:color w:val="000000"/>
+          <w:sz w:val="24"/>
+          <w:szCs w:val="24"/>
+        </w:rPr>
+        <w:t xml:space="preserve">Слава </w:t>
+      </w:r>
+      <w:r>
+        <w:rPr>
+          <w:rFonts w:ascii="Times New Roman" w:eastAsia="Times New Roman" w:hAnsi="Times New Roman" w:cs="Times New Roman"/>
+          <w:i/>
+          <w:iCs/>
+          <w:color w:val="FF0000"/>
+          <w:sz w:val="24"/>
+          <w:szCs w:val="24"/>
+        </w:rPr>
+        <w:t>(г. 6):</w:t>
+      </w:r>
+      <w:r>
+        <w:rPr>
+          <w:rFonts w:ascii="Times New Roman" w:eastAsia="Times New Roman" w:hAnsi="Times New Roman" w:cs="Times New Roman"/>
+          <w:b/>
+          <w:bCs/>
+          <w:color w:val="000000"/>
+          <w:sz w:val="24"/>
+          <w:szCs w:val="24"/>
+        </w:rPr>
+        <w:t xml:space="preserve"> </w:t>
+      </w:r>
+      <w:r>
+        <w:rPr>
+          <w:rFonts w:ascii="Times New Roman" w:eastAsia="Times New Roman" w:hAnsi="Times New Roman" w:cs="Times New Roman"/>
+          <w:color w:val="000000"/>
+          <w:sz w:val="24"/>
+          <w:szCs w:val="24"/>
+        </w:rPr>
+        <w:t>Водами Йорданськими одягнувся Ти, Спасе,* що одягаєшся світлом, як ризою;* прихилив голову до Предтечі Той,* Хто зміряв небо рукою,* щоб навернути світ від омани* і спасти як Людинолюбець.</w:t>
+      </w:r>
+      <w:r>
+        <w:rPr>
+          <w:rFonts w:ascii="Times New Roman" w:eastAsia="Times New Roman" w:hAnsi="Times New Roman" w:cs="Times New Roman"/>
+          <w:i/>
+          <w:iCs/>
+          <w:color w:val="FF0000"/>
+          <w:sz w:val="14"/>
+          <w:szCs w:val="14"/>
+          <w:vertAlign w:val="superscript"/>
+        </w:rPr>
+        <w:t>[ЮП]</w:t>
+      </w:r>
+    </w:p>
+    <w:p>
+      <w:pPr>
+        <w:spacing w:after="120"/>
+        <w:ind w:left="-2" w:hanging="2"/>
+        <w:jc w:val="both"/>
+        <w:rPr>
+          <w:rFonts w:ascii="Times New Roman" w:eastAsia="Times New Roman" w:hAnsi="Times New Roman" w:cs="Times New Roman"/>
+          <w:sz w:val="24"/>
+          <w:szCs w:val="24"/>
+          <w:lang w:val="ru-MD"/>
+        </w:rPr>
+      </w:pPr>
+      <w:r>
+        <w:rPr>
+          <w:rFonts w:ascii="Times New Roman" w:eastAsia="Times New Roman" w:hAnsi="Times New Roman" w:cs="Times New Roman"/>
+          <w:b/>
+          <w:bCs/>
+          <w:color w:val="000000"/>
+          <w:sz w:val="24"/>
+          <w:szCs w:val="24"/>
+        </w:rPr>
+        <w:t>І нині</w:t>
+      </w:r>
+      <w:r>
+        <w:rPr>
+          <w:rFonts w:ascii="Times New Roman" w:eastAsia="Times New Roman" w:hAnsi="Times New Roman" w:cs="Times New Roman"/>
+          <w:i/>
+          <w:iCs/>
+          <w:color w:val="FF0000"/>
+          <w:sz w:val="24"/>
+          <w:szCs w:val="24"/>
+        </w:rPr>
+        <w:t xml:space="preserve"> (г. 2): </w:t>
+      </w:r>
+      <w:r>
+        <w:rPr>
+          <w:rFonts w:ascii="Times New Roman" w:eastAsia="Times New Roman" w:hAnsi="Times New Roman" w:cs="Times New Roman"/>
+          <w:color w:val="000000"/>
+          <w:sz w:val="24"/>
+          <w:szCs w:val="24"/>
+        </w:rPr>
+        <w:t>Нині прийшов Христос на Йордан христитися.* Нині Іван приторкається голови Владики.* Сили небесні зжахнулися, бачивши преславне таїнство:* море побачило й побігло, Йордан же бачив і повернувся назад.* І ми, просвітившись, виголошуємо:* Слава Богові, що з'явився і став видимим на землі* та світ просвітив</w:t>
+      </w:r>
+      <w:r>
+        <w:rPr>
+          <w:rFonts w:ascii="Times New Roman" w:eastAsia="Times New Roman" w:hAnsi="Times New Roman" w:cs="Times New Roman"/>
+          <w:color w:val="000000"/>
+          <w:sz w:val="24"/>
+          <w:szCs w:val="24"/>
+        </w:rPr>
+        <w:t>.</w:t>
+      </w:r>
     </w:p>
     <w:p>
       <w:pPr>
@@ -30906,31 +30329,7 @@
           <w:sz w:val="24"/>
           <w:u w:val="single"/>
         </w:rPr>
-        <w:t>[Хвалимо, співаємо, благословимо і благодаримо Тебе, Боже батьків наших, бо Ти забрав тінь нічну і явив нам знову світ</w:t>
-      </w:r>
-      <w:r>
-        <w:rPr>
-          <w:rFonts w:ascii="Times New Roman" w:hAnsi="Times New Roman"/>
-          <w:sz w:val="24"/>
-          <w:u w:val="single"/>
-        </w:rPr>
-        <w:t>ло денне. Молимо Твою добрість: Милостивий будь для нас грішних і прийми молитву нашу задля великої Твоєї ласкавости, бо ми прибігаємо до Тебе, милостивого і всемогутнього Бога. Ти, що засвітив у серцях наших правдиве сонце справедливости Твоєї! Просвіти р</w:t>
-      </w:r>
-      <w:r>
-        <w:rPr>
-          <w:rFonts w:ascii="Times New Roman" w:hAnsi="Times New Roman"/>
-          <w:sz w:val="24"/>
-          <w:u w:val="single"/>
-        </w:rPr>
-        <w:t>озум наш і почування всі зберігай, щоб, як у день, ходили ми пристойно шляхом заповідей Твоїх і дійшли до життя вічного, і стали гідними насолоджуватися недоступним Твоїм світлом. Бо в Тебе є джерело життя, Ти Бог наш і Тобі славу возсилаємо: Отцю, і Сину,</w:t>
-      </w:r>
-      <w:r>
-        <w:rPr>
-          <w:rFonts w:ascii="Times New Roman" w:hAnsi="Times New Roman"/>
-          <w:sz w:val="24"/>
-          <w:u w:val="single"/>
-        </w:rPr>
-        <w:t xml:space="preserve"> і Святому Духові, нині і повсякчас, і на віки віків. Амінь.]</w:t>
+        <w:t>[Хвалимо, співаємо, благословимо і благодаримо Тебе, Боже батьків наших, бо Ти забрав тінь нічну і явив нам знову світло денне. Молимо Твою добрість: Милостивий будь для нас грішних і прийми молитву нашу задля великої Твоєї ласкавости, бо ми прибігаємо до Тебе, милостивого і всемогутнього Бога. Ти, що засвітив у серцях наших правдиве сонце справедливости Твоєї! Просвіти розум наш і почування всі зберігай, щоб, як у день, ходили ми пристойно шляхом заповідей Твоїх і дійшли до життя вічного, і стали гідними насолоджуватися недоступним Твоїм світлом. Бо в Тебе є джерело життя, Ти Бог наш і Тобі славу возсилаємо: Отцю, і Сину, і Святому Духові, нині і повсякчас, і на віки віків. Амінь.]</w:t>
       </w:r>
     </w:p>
     <w:p>
@@ -31019,6 +30418,7 @@
           <w:sz w:val="24"/>
           <w:szCs w:val="24"/>
         </w:rPr>
+        <w:lastRenderedPageBreak/>
         <w:t>Хвалимо тебе, благословимо тебе, кланяємось тобі,* славимо тебе, дякуємо тобі заради великої твоєї слави.</w:t>
       </w:r>
     </w:p>
@@ -31038,7 +30438,6 @@
           <w:sz w:val="24"/>
           <w:szCs w:val="24"/>
         </w:rPr>
-        <w:lastRenderedPageBreak/>
         <w:t>Господи, царю небесний, Боже, Отче вседержителю,* Господи, Сину єдинородний, Ісусе Христе, і Святий Душе.</w:t>
       </w:r>
     </w:p>
@@ -31378,14 +30777,7 @@
           <w:rFonts w:ascii="Times New Roman" w:hAnsi="Times New Roman"/>
           <w:sz w:val="24"/>
         </w:rPr>
-        <w:t>Слава Отцю, і Сину, і Святому Духові,* і нині</w:t>
-      </w:r>
-      <w:r>
-        <w:rPr>
-          <w:rFonts w:ascii="Times New Roman" w:hAnsi="Times New Roman"/>
-          <w:sz w:val="24"/>
-        </w:rPr>
-        <w:t xml:space="preserve"> і повсякчас, і на віки віків. Амінь.</w:t>
+        <w:t>Слава Отцю, і Сину, і Святому Духові,* і нині і повсякчас, і на віки віків. Амінь.</w:t>
       </w:r>
     </w:p>
     <w:p>
@@ -31565,14 +30957,7 @@
           <w:rFonts w:ascii="Times New Roman" w:hAnsi="Times New Roman"/>
           <w:sz w:val="24"/>
         </w:rPr>
-        <w:t xml:space="preserve"> </w:t>
-      </w:r>
-      <w:r>
-        <w:rPr>
-          <w:rFonts w:ascii="Times New Roman" w:hAnsi="Times New Roman"/>
-          <w:sz w:val="24"/>
-        </w:rPr>
-        <w:t xml:space="preserve">Го́споди, поми́луй. </w:t>
+        <w:t xml:space="preserve"> Го́споди, поми́луй. </w:t>
       </w:r>
       <w:r>
         <w:rPr>
@@ -31642,48 +31027,6 @@
           <w:sz w:val="24"/>
         </w:rPr>
         <w:t xml:space="preserve"> за тих, що служать і послужили у святім храмі цьому, і за отців наших духовних, і всіх у Христі братів і сестер наших.</w:t>
-      </w:r>
-    </w:p>
-    <w:p>
-      <w:pPr>
-        <w:spacing w:after="120"/>
-      </w:pPr>
-      <w:r>
-        <w:rPr>
-          <w:rFonts w:ascii="Times New Roman" w:hAnsi="Times New Roman"/>
-          <w:i/>
-          <w:color w:val="FF4400"/>
-          <w:sz w:val="24"/>
-        </w:rPr>
-        <w:t>Вірні:</w:t>
-      </w:r>
-      <w:r>
-        <w:rPr>
-          <w:rFonts w:ascii="Times New Roman" w:hAnsi="Times New Roman"/>
-          <w:sz w:val="24"/>
-        </w:rPr>
-        <w:t xml:space="preserve"> Го́споди, поми́луй. </w:t>
-      </w:r>
-      <w:r>
-        <w:rPr>
-          <w:rFonts w:ascii="Times New Roman" w:hAnsi="Times New Roman"/>
-          <w:i/>
-          <w:color w:val="FF4400"/>
-          <w:sz w:val="24"/>
-        </w:rPr>
-        <w:t>(3 р.)</w:t>
-      </w:r>
-    </w:p>
-    <w:p>
-      <w:pPr>
-        <w:spacing w:after="120"/>
-      </w:pPr>
-      <w:r>
-        <w:rPr>
-          <w:rFonts w:ascii="Times New Roman" w:hAnsi="Times New Roman"/>
-          <w:sz w:val="24"/>
-        </w:rPr>
-        <w:t>Ще молимось за Богом бережений народ наш, за правління і за все військо.</w:t>
       </w:r>
     </w:p>
     <w:p>
@@ -31714,8 +31057,25 @@
           <w:color w:val="FF4400"/>
           <w:sz w:val="24"/>
         </w:rPr>
-        <w:t>(</w:t>
-      </w:r>
+        <w:t>(3 р.)</w:t>
+      </w:r>
+    </w:p>
+    <w:p>
+      <w:pPr>
+        <w:spacing w:after="120"/>
+      </w:pPr>
+      <w:r>
+        <w:rPr>
+          <w:rFonts w:ascii="Times New Roman" w:hAnsi="Times New Roman"/>
+          <w:sz w:val="24"/>
+        </w:rPr>
+        <w:t>Ще молимось за Богом бережений народ наш, за правління і за все військо.</w:t>
+      </w:r>
+    </w:p>
+    <w:p>
+      <w:pPr>
+        <w:spacing w:after="120"/>
+      </w:pPr>
       <w:r>
         <w:rPr>
           <w:rFonts w:ascii="Times New Roman" w:hAnsi="Times New Roman"/>
@@ -31723,7 +31083,23 @@
           <w:color w:val="FF4400"/>
           <w:sz w:val="24"/>
         </w:rPr>
-        <w:t>3 р.)</w:t>
+        <w:t>Вірні:</w:t>
+      </w:r>
+      <w:r>
+        <w:rPr>
+          <w:rFonts w:ascii="Times New Roman" w:hAnsi="Times New Roman"/>
+          <w:sz w:val="24"/>
+        </w:rPr>
+        <w:t xml:space="preserve"> Го́споди, поми́луй. </w:t>
+      </w:r>
+      <w:r>
+        <w:rPr>
+          <w:rFonts w:ascii="Times New Roman" w:hAnsi="Times New Roman"/>
+          <w:i/>
+          <w:color w:val="FF4400"/>
+          <w:sz w:val="24"/>
+        </w:rPr>
+        <w:t>(3 р.)</w:t>
       </w:r>
     </w:p>
     <w:p>
@@ -31786,14 +31162,7 @@
           <w:rFonts w:ascii="Times New Roman" w:hAnsi="Times New Roman"/>
           <w:sz w:val="24"/>
         </w:rPr>
-        <w:t>Бо милостивий і людинолюбний Бог єси, і Тобі славу воз</w:t>
-      </w:r>
-      <w:r>
-        <w:rPr>
-          <w:rFonts w:ascii="Times New Roman" w:hAnsi="Times New Roman"/>
-          <w:sz w:val="24"/>
-        </w:rPr>
-        <w:t>силаємо, Отцю, і Сину, і Святому Духові, нині, і повсякчас, і на віки віків.</w:t>
+        <w:t>Бо милостивий і людинолюбний Бог єси, і Тобі славу возсилаємо, Отцю, і Сину, і Святому Духові, нині, і повсякчас, і на віки віків.</w:t>
       </w:r>
     </w:p>
     <w:p>
@@ -32030,14 +31399,7 @@
           <w:rFonts w:ascii="Times New Roman" w:hAnsi="Times New Roman"/>
           <w:sz w:val="24"/>
         </w:rPr>
-        <w:t xml:space="preserve">Прощення й відпущення гріхів, і </w:t>
-      </w:r>
-      <w:r>
-        <w:rPr>
-          <w:rFonts w:ascii="Times New Roman" w:hAnsi="Times New Roman"/>
-          <w:sz w:val="24"/>
-        </w:rPr>
-        <w:t>прогрішень наших у Господа просім.</w:t>
+        <w:t>Прощення й відпущення гріхів, і прогрішень наших у Господа просім.</w:t>
       </w:r>
     </w:p>
     <w:p>
@@ -32169,14 +31531,7 @@
           <w:rFonts w:ascii="Times New Roman" w:hAnsi="Times New Roman"/>
           <w:sz w:val="24"/>
         </w:rPr>
-        <w:t>Пресвяту, пречисту, преблагословенну, славну Владичицю нашу Богородицю і приснодіву Марію, з усіма святими по</w:t>
-      </w:r>
-      <w:r>
-        <w:rPr>
-          <w:rFonts w:ascii="Times New Roman" w:hAnsi="Times New Roman"/>
-          <w:sz w:val="24"/>
-        </w:rPr>
-        <w:t>м’янувши, самих себе, і один одного, і все життя наше Христу Богові віддаймо.</w:t>
+        <w:t>Пресвяту, пречисту, преблагословенну, славну Владичицю нашу Богородицю і приснодіву Марію, з усіма святими пом’янувши, самих себе, і один одного, і все життя наше Христу Богові віддаймо.</w:t>
       </w:r>
     </w:p>
     <w:p>
@@ -32232,87 +31587,87 @@
           <w:i/>
           <w:color w:val="FF0000"/>
           <w:sz w:val="24"/>
-        </w:rPr>
-        <w:t>Священик:</w:t>
-      </w:r>
-      <w:r>
-        <w:rPr>
-          <w:rFonts w:ascii="Times New Roman" w:hAnsi="Times New Roman"/>
-          <w:color w:val="FF0000"/>
-          <w:sz w:val="24"/>
-        </w:rPr>
-        <w:t xml:space="preserve"> </w:t>
-      </w:r>
-      <w:r>
-        <w:rPr>
-          <w:rFonts w:ascii="Times New Roman" w:hAnsi="Times New Roman"/>
-          <w:color w:val="000000"/>
-          <w:sz w:val="24"/>
-        </w:rPr>
-        <w:t>Бо Ти – Бог милости, ласк і людинолюбности, і Тобі славу віддаємо, Отцю, і Сину, і Святому Духові, нині, і повсякчас, і на віки віків.</w:t>
-      </w:r>
-    </w:p>
-    <w:p>
-      <w:pPr>
-        <w:spacing w:after="120"/>
-        <w:jc w:val="both"/>
-        <w:rPr>
-          <w:rFonts w:ascii="Times New Roman" w:eastAsia="Times New Roman" w:hAnsi="Times New Roman" w:cs="Times New Roman"/>
-          <w:sz w:val="24"/>
-          <w:szCs w:val="24"/>
-        </w:rPr>
-      </w:pPr>
-      <w:r>
-        <w:rPr>
-          <w:rFonts w:ascii="Times New Roman" w:eastAsia="Times New Roman" w:hAnsi="Times New Roman" w:cs="Times New Roman"/>
-          <w:i/>
-          <w:color w:val="FF0000"/>
-          <w:sz w:val="24"/>
-          <w:szCs w:val="24"/>
-        </w:rPr>
-        <w:t>Вірні:</w:t>
-      </w:r>
-      <w:r>
-        <w:rPr>
-          <w:rFonts w:ascii="Times New Roman" w:eastAsia="Times New Roman" w:hAnsi="Times New Roman" w:cs="Times New Roman"/>
-          <w:color w:val="FF0000"/>
-          <w:sz w:val="24"/>
-          <w:szCs w:val="24"/>
-        </w:rPr>
-        <w:t xml:space="preserve"> </w:t>
-      </w:r>
-      <w:r>
-        <w:rPr>
-          <w:rFonts w:ascii="Times New Roman" w:eastAsia="Times New Roman" w:hAnsi="Times New Roman" w:cs="Times New Roman"/>
-          <w:sz w:val="24"/>
-          <w:szCs w:val="24"/>
-        </w:rPr>
-        <w:t>Амінь.</w:t>
-      </w:r>
-    </w:p>
-    <w:p>
-      <w:pPr>
-        <w:spacing w:after="120"/>
-        <w:jc w:val="both"/>
-        <w:rPr>
-          <w:rFonts w:ascii="Times New Roman" w:eastAsia="Times New Roman" w:hAnsi="Times New Roman" w:cs="Times New Roman"/>
-          <w:sz w:val="24"/>
-          <w:szCs w:val="24"/>
-        </w:rPr>
-      </w:pPr>
-      <w:r>
-        <w:rPr>
-          <w:rFonts w:ascii="Times New Roman" w:eastAsia="Times New Roman" w:hAnsi="Times New Roman" w:cs="Times New Roman"/>
-          <w:i/>
-          <w:color w:val="FF0000"/>
-          <w:sz w:val="24"/>
-          <w:szCs w:val="24"/>
         </w:rPr>
         <w:lastRenderedPageBreak/>
         <w:t>Священик:</w:t>
       </w:r>
       <w:r>
         <w:rPr>
+          <w:rFonts w:ascii="Times New Roman" w:hAnsi="Times New Roman"/>
+          <w:color w:val="FF0000"/>
+          <w:sz w:val="24"/>
+        </w:rPr>
+        <w:t xml:space="preserve"> </w:t>
+      </w:r>
+      <w:r>
+        <w:rPr>
+          <w:rFonts w:ascii="Times New Roman" w:hAnsi="Times New Roman"/>
+          <w:color w:val="000000"/>
+          <w:sz w:val="24"/>
+        </w:rPr>
+        <w:t>Бо Ти – Бог милости, ласк і людинолюбности, і Тобі славу віддаємо, Отцю, і Сину, і Святому Духові, нині, і повсякчас, і на віки віків.</w:t>
+      </w:r>
+    </w:p>
+    <w:p>
+      <w:pPr>
+        <w:spacing w:after="120"/>
+        <w:jc w:val="both"/>
+        <w:rPr>
+          <w:rFonts w:ascii="Times New Roman" w:eastAsia="Times New Roman" w:hAnsi="Times New Roman" w:cs="Times New Roman"/>
+          <w:sz w:val="24"/>
+          <w:szCs w:val="24"/>
+        </w:rPr>
+      </w:pPr>
+      <w:r>
+        <w:rPr>
+          <w:rFonts w:ascii="Times New Roman" w:eastAsia="Times New Roman" w:hAnsi="Times New Roman" w:cs="Times New Roman"/>
+          <w:i/>
+          <w:color w:val="FF0000"/>
+          <w:sz w:val="24"/>
+          <w:szCs w:val="24"/>
+        </w:rPr>
+        <w:t>Вірні:</w:t>
+      </w:r>
+      <w:r>
+        <w:rPr>
+          <w:rFonts w:ascii="Times New Roman" w:eastAsia="Times New Roman" w:hAnsi="Times New Roman" w:cs="Times New Roman"/>
+          <w:color w:val="FF0000"/>
+          <w:sz w:val="24"/>
+          <w:szCs w:val="24"/>
+        </w:rPr>
+        <w:t xml:space="preserve"> </w:t>
+      </w:r>
+      <w:r>
+        <w:rPr>
+          <w:rFonts w:ascii="Times New Roman" w:eastAsia="Times New Roman" w:hAnsi="Times New Roman" w:cs="Times New Roman"/>
+          <w:sz w:val="24"/>
+          <w:szCs w:val="24"/>
+        </w:rPr>
+        <w:t>Амінь.</w:t>
+      </w:r>
+    </w:p>
+    <w:p>
+      <w:pPr>
+        <w:spacing w:after="120"/>
+        <w:jc w:val="both"/>
+        <w:rPr>
+          <w:rFonts w:ascii="Times New Roman" w:eastAsia="Times New Roman" w:hAnsi="Times New Roman" w:cs="Times New Roman"/>
+          <w:sz w:val="24"/>
+          <w:szCs w:val="24"/>
+        </w:rPr>
+      </w:pPr>
+      <w:r>
+        <w:rPr>
+          <w:rFonts w:ascii="Times New Roman" w:eastAsia="Times New Roman" w:hAnsi="Times New Roman" w:cs="Times New Roman"/>
+          <w:i/>
+          <w:color w:val="FF0000"/>
+          <w:sz w:val="24"/>
+          <w:szCs w:val="24"/>
+        </w:rPr>
+        <w:t>Священик:</w:t>
+      </w:r>
+      <w:r>
+        <w:rPr>
           <w:rFonts w:ascii="Times New Roman" w:eastAsia="Times New Roman" w:hAnsi="Times New Roman" w:cs="Times New Roman"/>
           <w:sz w:val="24"/>
           <w:szCs w:val="24"/>
@@ -32463,15 +31818,7 @@
           <w:color w:val="000000"/>
           <w:sz w:val="24"/>
         </w:rPr>
-        <w:t>Бо до Тебе належить милувати і спасати нас, Боже н</w:t>
-      </w:r>
-      <w:r>
-        <w:rPr>
-          <w:rFonts w:ascii="Times New Roman" w:hAnsi="Times New Roman"/>
-          <w:color w:val="000000"/>
-          <w:sz w:val="24"/>
-        </w:rPr>
-        <w:t>аш, і Тобі славу віддаємо, Отцю, і Сину, і Святому Духові, нині, і повсякчас, і на віки віків.</w:t>
+        <w:t>Бо до Тебе належить милувати і спасати нас, Боже наш, і Тобі славу віддаємо, Отцю, і Сину, і Святому Духові, нині, і повсякчас, і на віки віків.</w:t>
       </w:r>
     </w:p>
     <w:p>
@@ -33526,6 +32873,22 @@
       <w:szCs w:val="48"/>
     </w:rPr>
   </w:style>
+  <w:style w:type="paragraph" w:styleId="NormalWeb">
+    <w:name w:val="Normal (Web)"/>
+    <w:basedOn w:val="Normal"/>
+    <w:uiPriority w:val="99"/>
+    <w:semiHidden/>
+    <w:unhideWhenUsed/>
+    <w:rsid w:val="00772940"/>
+    <w:pPr>
+      <w:spacing w:before="100" w:beforeAutospacing="1" w:after="100" w:afterAutospacing="1"/>
+    </w:pPr>
+    <w:rPr>
+      <w:rFonts w:ascii="Times New Roman" w:eastAsia="Times New Roman" w:hAnsi="Times New Roman" w:cs="Times New Roman"/>
+      <w:sz w:val="24"/>
+      <w:szCs w:val="24"/>
+    </w:rPr>
+  </w:style>
 </w:styles>
 </file>
 

--- a/flow/20230914_vu_template/drafts/2025-01-g/06-ПН-Богоявлення ГНІХ.docx
+++ b/flow/20230914_vu_template/drafts/2025-01-g/06-ПН-Богоявлення ГНІХ.docx
@@ -1972,19 +1972,17 @@
       </w:pPr>
       <w:r>
         <w:rPr>
-          <w:rFonts w:ascii="Times New Roman" w:eastAsia="Times New Roman" w:hAnsi="Times New Roman" w:cs="Times New Roman"/>
-          <w:i/>
-          <w:color w:val="FF4400"/>
-          <w:sz w:val="24"/>
-          <w:szCs w:val="24"/>
+          <w:rFonts w:ascii="Times New Roman" w:hAnsi="Times New Roman"/>
+          <w:i/>
+          <w:color w:val="FF0000"/>
+          <w:sz w:val="24"/>
         </w:rPr>
         <w:t>Священник:</w:t>
       </w:r>
       <w:r>
         <w:rPr>
-          <w:rFonts w:ascii="Times New Roman" w:eastAsia="Times New Roman" w:hAnsi="Times New Roman" w:cs="Times New Roman"/>
-          <w:sz w:val="24"/>
-          <w:szCs w:val="24"/>
+          <w:rFonts w:ascii="Times New Roman" w:hAnsi="Times New Roman"/>
+          <w:sz w:val="24"/>
         </w:rPr>
         <w:t xml:space="preserve"> Бо Тобі належить усяка слава, честь і поклоніння, Отцю, і Сину, і Святому Духові, нині, і повсякчас, і на віки віків.</w:t>
       </w:r>
@@ -2472,20 +2470,17 @@
       </w:pPr>
       <w:r>
         <w:rPr>
-          <w:rFonts w:ascii="Times New Roman" w:eastAsia="Times New Roman" w:hAnsi="Times New Roman" w:cs="Times New Roman"/>
-          <w:i/>
-          <w:color w:val="FF0000"/>
-          <w:sz w:val="24"/>
-          <w:szCs w:val="24"/>
-        </w:rPr>
-        <w:lastRenderedPageBreak/>
+          <w:rFonts w:ascii="Times New Roman" w:hAnsi="Times New Roman"/>
+          <w:i/>
+          <w:color w:val="FF0000"/>
+          <w:sz w:val="24"/>
+        </w:rPr>
         <w:t>Священник:</w:t>
       </w:r>
       <w:r>
         <w:rPr>
-          <w:rFonts w:ascii="Times New Roman" w:eastAsia="Times New Roman" w:hAnsi="Times New Roman" w:cs="Times New Roman"/>
-          <w:sz w:val="24"/>
-          <w:szCs w:val="24"/>
+          <w:rFonts w:ascii="Times New Roman" w:hAnsi="Times New Roman"/>
+          <w:sz w:val="24"/>
         </w:rPr>
         <w:t xml:space="preserve"> Бо Твоя є влада і Твоє є царство, і сила, і слава, Отця, і Сина, і Святого Духа, нині, і повсякчас, і на віки віків.</w:t>
       </w:r>
@@ -8410,20 +8405,17 @@
       </w:pPr>
       <w:r>
         <w:rPr>
-          <w:rFonts w:ascii="Times New Roman" w:eastAsia="Times New Roman" w:hAnsi="Times New Roman" w:cs="Times New Roman"/>
-          <w:i/>
-          <w:color w:val="FF4400"/>
-          <w:sz w:val="24"/>
-          <w:szCs w:val="24"/>
-        </w:rPr>
-        <w:lastRenderedPageBreak/>
+          <w:rFonts w:ascii="Times New Roman" w:hAnsi="Times New Roman"/>
+          <w:i/>
+          <w:color w:val="FF0000"/>
+          <w:sz w:val="24"/>
+        </w:rPr>
         <w:t>Священник:</w:t>
       </w:r>
       <w:r>
         <w:rPr>
-          <w:rFonts w:ascii="Times New Roman" w:eastAsia="Times New Roman" w:hAnsi="Times New Roman" w:cs="Times New Roman"/>
-          <w:sz w:val="24"/>
-          <w:szCs w:val="24"/>
+          <w:rFonts w:ascii="Times New Roman" w:hAnsi="Times New Roman"/>
+          <w:sz w:val="24"/>
         </w:rPr>
         <w:t xml:space="preserve"> Бо милостивий і людинолюбний Бог єси, і Тобі славу возсилаємо, Отцю, і Сину, і Святому Духові, нині, і повсякчас, і на віки віків.</w:t>
       </w:r>
@@ -9171,19 +9163,17 @@
       </w:pPr>
       <w:r>
         <w:rPr>
-          <w:rFonts w:ascii="Times New Roman" w:eastAsia="Times New Roman" w:hAnsi="Times New Roman" w:cs="Times New Roman"/>
-          <w:i/>
-          <w:color w:val="FF4400"/>
-          <w:sz w:val="24"/>
-          <w:szCs w:val="24"/>
+          <w:rFonts w:ascii="Times New Roman" w:hAnsi="Times New Roman"/>
+          <w:i/>
+          <w:color w:val="FF0000"/>
+          <w:sz w:val="24"/>
         </w:rPr>
         <w:t>Священник:</w:t>
       </w:r>
       <w:r>
         <w:rPr>
-          <w:rFonts w:ascii="Times New Roman" w:eastAsia="Times New Roman" w:hAnsi="Times New Roman" w:cs="Times New Roman"/>
-          <w:sz w:val="24"/>
-          <w:szCs w:val="24"/>
+          <w:rFonts w:ascii="Times New Roman" w:hAnsi="Times New Roman"/>
+          <w:sz w:val="24"/>
         </w:rPr>
         <w:t xml:space="preserve"> Бо Ти – Бог милости, ласк і людинолюбности, і Тобі славу возсилаємо, Отцю, і Сину, і Святому Духові, нині, і повсякчас, і на віки віків.</w:t>
       </w:r>
@@ -9238,19 +9228,17 @@
       </w:pPr>
       <w:r>
         <w:rPr>
-          <w:rFonts w:ascii="Times New Roman" w:eastAsia="Times New Roman" w:hAnsi="Times New Roman" w:cs="Times New Roman"/>
-          <w:i/>
-          <w:color w:val="FF4400"/>
-          <w:sz w:val="24"/>
-          <w:szCs w:val="24"/>
+          <w:rFonts w:ascii="Times New Roman" w:hAnsi="Times New Roman"/>
+          <w:i/>
+          <w:color w:val="FF0000"/>
+          <w:sz w:val="24"/>
         </w:rPr>
         <w:t>Священник:</w:t>
       </w:r>
       <w:r>
         <w:rPr>
-          <w:rFonts w:ascii="Times New Roman" w:eastAsia="Times New Roman" w:hAnsi="Times New Roman" w:cs="Times New Roman"/>
-          <w:sz w:val="24"/>
-          <w:szCs w:val="24"/>
+          <w:rFonts w:ascii="Times New Roman" w:hAnsi="Times New Roman"/>
+          <w:sz w:val="24"/>
         </w:rPr>
         <w:t xml:space="preserve"> Мир всім.</w:t>
       </w:r>
@@ -9390,19 +9378,17 @@
       </w:pPr>
       <w:r>
         <w:rPr>
-          <w:rFonts w:ascii="Times New Roman" w:eastAsia="Times New Roman" w:hAnsi="Times New Roman" w:cs="Times New Roman"/>
-          <w:i/>
-          <w:color w:val="FF4400"/>
-          <w:sz w:val="24"/>
-          <w:szCs w:val="24"/>
+          <w:rFonts w:ascii="Times New Roman" w:hAnsi="Times New Roman"/>
+          <w:i/>
+          <w:color w:val="FF0000"/>
+          <w:sz w:val="24"/>
         </w:rPr>
         <w:t>Священник:</w:t>
       </w:r>
       <w:r>
         <w:rPr>
-          <w:rFonts w:ascii="Times New Roman" w:eastAsia="Times New Roman" w:hAnsi="Times New Roman" w:cs="Times New Roman"/>
-          <w:sz w:val="24"/>
-          <w:szCs w:val="24"/>
+          <w:rFonts w:ascii="Times New Roman" w:hAnsi="Times New Roman"/>
+          <w:sz w:val="24"/>
         </w:rPr>
         <w:t xml:space="preserve"> Нехай буде влада царства Твого благословенна і дуже прославлена: Отця, і Сина, і Святого Духа, нині і повсякчас, і на віки віків.</w:t>
       </w:r>
@@ -9767,40 +9753,38 @@
     <w:p>
       <w:pPr>
         <w:spacing w:after="120"/>
-        <w:jc w:val="both"/>
-        <w:rPr>
-          <w:rFonts w:ascii="Times New Roman" w:eastAsia="Times New Roman" w:hAnsi="Times New Roman" w:cs="Times New Roman"/>
-          <w:sz w:val="24"/>
-          <w:szCs w:val="24"/>
-        </w:rPr>
-      </w:pPr>
-      <w:r>
-        <w:rPr>
-          <w:rFonts w:ascii="Times New Roman" w:eastAsia="Times New Roman" w:hAnsi="Times New Roman" w:cs="Times New Roman"/>
-          <w:i/>
-          <w:color w:val="FF0000"/>
-          <w:sz w:val="24"/>
-          <w:szCs w:val="24"/>
-        </w:rPr>
-        <w:lastRenderedPageBreak/>
-        <w:t>Священик:</w:t>
-      </w:r>
-      <w:r>
-        <w:rPr>
-          <w:rFonts w:ascii="Times New Roman" w:eastAsia="Times New Roman" w:hAnsi="Times New Roman" w:cs="Times New Roman"/>
-          <w:color w:val="FF0000"/>
-          <w:sz w:val="24"/>
-          <w:szCs w:val="24"/>
-        </w:rPr>
-        <w:t xml:space="preserve"> </w:t>
-      </w:r>
-      <w:r>
-        <w:rPr>
-          <w:rFonts w:ascii="Times New Roman" w:eastAsia="Times New Roman" w:hAnsi="Times New Roman" w:cs="Times New Roman"/>
-          <w:sz w:val="24"/>
-          <w:szCs w:val="24"/>
-        </w:rPr>
-        <w:t>Христос, істинний Бог наш, що в Йордані хреститися зволив вiд Івана спасення нашого ради, молитвами пречистої своєї Матері, і всіх святих, помилує і спасе нас, як благий і людинолюбний.</w:t>
+      </w:pPr>
+      <w:r>
+        <w:rPr>
+          <w:rFonts w:ascii="Times New Roman" w:hAnsi="Times New Roman"/>
+          <w:i/>
+          <w:color w:val="FF0000"/>
+          <w:sz w:val="24"/>
+        </w:rPr>
+        <w:t>Священник:</w:t>
+      </w:r>
+      <w:r>
+        <w:rPr>
+          <w:rFonts w:ascii="Times New Roman" w:hAnsi="Times New Roman"/>
+          <w:sz w:val="24"/>
+        </w:rPr>
+        <w:t xml:space="preserve"> Христос, істинний Бог наш, що в Йордані христитися зволив від Івана спасіння нашого ради - молитвами пречистої Своєї Матері, святих славних і всехвальних апостолів, і святого, </w:t>
+      </w:r>
+      <w:r>
+        <w:rPr>
+          <w:rFonts w:ascii="Times New Roman" w:hAnsi="Times New Roman"/>
+          <w:i/>
+          <w:color w:val="FF0000"/>
+          <w:sz w:val="24"/>
+        </w:rPr>
+        <w:t>якого є храм</w:t>
+      </w:r>
+      <w:r>
+        <w:rPr>
+          <w:rFonts w:ascii="Times New Roman" w:hAnsi="Times New Roman"/>
+          <w:sz w:val="24"/>
+        </w:rPr>
+        <w:t>, і всіх святих - помилує і спасе нас як благий і людинолюбний.</w:t>
       </w:r>
     </w:p>
     <w:p>
@@ -12598,17 +12582,45 @@
       </w:pPr>
       <w:r>
         <w:rPr>
-          <w:rFonts w:ascii="Times New Roman" w:eastAsia="Times New Roman" w:hAnsi="Times New Roman" w:cs="Times New Roman"/>
-          <w:i/>
-          <w:color w:val="FF0000"/>
-          <w:sz w:val="24"/>
-          <w:szCs w:val="24"/>
-        </w:rPr>
-        <w:t xml:space="preserve">Священник: </w:t>
-      </w:r>
-      <w:r>
-        <w:rPr>
-          <w:rFonts w:ascii="Times New Roman" w:eastAsia="Times New Roman" w:hAnsi="Times New Roman" w:cs="Times New Roman"/>
+          <w:rFonts w:ascii="Times New Roman" w:hAnsi="Times New Roman"/>
+          <w:i/>
+          <w:color w:val="FF0000"/>
+          <w:sz w:val="24"/>
+        </w:rPr>
+        <w:t>Священник:</w:t>
+      </w:r>
+      <w:r>
+        <w:rPr>
+          <w:rFonts w:ascii="Times New Roman" w:hAnsi="Times New Roman"/>
+          <w:sz w:val="24"/>
+        </w:rPr>
+        <w:t xml:space="preserve"> З нами Бог, розумійте, народи, і покоряйтеся: Бо з нами Бог.</w:t>
+      </w:r>
+    </w:p>
+    <w:p>
+      <w:pPr>
+        <w:spacing w:after="120"/>
+        <w:jc w:val="both"/>
+        <w:rPr>
+          <w:rFonts w:ascii="Times New Roman" w:eastAsia="Times New Roman" w:hAnsi="Times New Roman" w:cs="Times New Roman"/>
+          <w:sz w:val="24"/>
+          <w:szCs w:val="24"/>
+        </w:rPr>
+      </w:pPr>
+      <w:r>
+        <w:rPr>
+          <w:rFonts w:ascii="Times New Roman" w:eastAsia="Times New Roman" w:hAnsi="Times New Roman" w:cs="Times New Roman"/>
+          <w:i/>
+          <w:color w:val="FF0000"/>
+          <w:sz w:val="24"/>
+          <w:szCs w:val="24"/>
+        </w:rPr>
+        <w:t xml:space="preserve">Вірні: </w:t>
+      </w:r>
+      <w:r>
+        <w:rPr>
+          <w:rFonts w:ascii="Times New Roman" w:eastAsia="Times New Roman" w:hAnsi="Times New Roman" w:cs="Times New Roman"/>
+          <w:b/>
           <w:sz w:val="24"/>
           <w:szCs w:val="24"/>
         </w:rPr>
@@ -12627,51 +12639,19 @@
       </w:pPr>
       <w:r>
         <w:rPr>
-          <w:rFonts w:ascii="Times New Roman" w:eastAsia="Times New Roman" w:hAnsi="Times New Roman" w:cs="Times New Roman"/>
-          <w:i/>
-          <w:color w:val="FF0000"/>
-          <w:sz w:val="24"/>
-          <w:szCs w:val="24"/>
-        </w:rPr>
-        <w:t xml:space="preserve">Вірні: </w:t>
-      </w:r>
-      <w:r>
-        <w:rPr>
-          <w:rFonts w:ascii="Times New Roman" w:eastAsia="Times New Roman" w:hAnsi="Times New Roman" w:cs="Times New Roman"/>
-          <w:b/>
-          <w:sz w:val="24"/>
-          <w:szCs w:val="24"/>
-        </w:rPr>
-        <w:t>З нами Бог, розумійте, народи, і покоряйтеся: Бо з нами Бог.</w:t>
-      </w:r>
-    </w:p>
-    <w:p>
-      <w:pPr>
-        <w:spacing w:after="120"/>
-        <w:jc w:val="both"/>
-        <w:rPr>
-          <w:rFonts w:ascii="Times New Roman" w:eastAsia="Times New Roman" w:hAnsi="Times New Roman" w:cs="Times New Roman"/>
-          <w:sz w:val="24"/>
-          <w:szCs w:val="24"/>
-        </w:rPr>
-      </w:pPr>
-      <w:r>
-        <w:rPr>
-          <w:rFonts w:ascii="Times New Roman" w:eastAsia="Times New Roman" w:hAnsi="Times New Roman" w:cs="Times New Roman"/>
-          <w:i/>
-          <w:color w:val="FF0000"/>
-          <w:sz w:val="24"/>
-          <w:szCs w:val="24"/>
-        </w:rPr>
-        <w:t xml:space="preserve">Священник: </w:t>
-      </w:r>
-      <w:r>
-        <w:rPr>
-          <w:rFonts w:ascii="Times New Roman" w:eastAsia="Times New Roman" w:hAnsi="Times New Roman" w:cs="Times New Roman"/>
-          <w:sz w:val="24"/>
-          <w:szCs w:val="24"/>
-        </w:rPr>
-        <w:t>З нами Бог, розумійте, народи.</w:t>
+          <w:rFonts w:ascii="Times New Roman" w:hAnsi="Times New Roman"/>
+          <w:i/>
+          <w:color w:val="FF0000"/>
+          <w:sz w:val="24"/>
+        </w:rPr>
+        <w:t>Священник:</w:t>
+      </w:r>
+      <w:r>
+        <w:rPr>
+          <w:rFonts w:ascii="Times New Roman" w:hAnsi="Times New Roman"/>
+          <w:sz w:val="24"/>
+        </w:rPr>
+        <w:t xml:space="preserve"> З нами Бог, розумійте, народи.</w:t>
       </w:r>
     </w:p>
     <w:p>
@@ -14226,30 +14206,19 @@
       </w:pPr>
       <w:r>
         <w:rPr>
-          <w:rFonts w:ascii="Times New Roman" w:eastAsia="Times New Roman" w:hAnsi="Times New Roman" w:cs="Times New Roman"/>
-          <w:i/>
-          <w:color w:val="FF0000"/>
-          <w:sz w:val="24"/>
-          <w:szCs w:val="24"/>
+          <w:rFonts w:ascii="Times New Roman" w:hAnsi="Times New Roman"/>
+          <w:i/>
+          <w:color w:val="FF0000"/>
+          <w:sz w:val="24"/>
         </w:rPr>
         <w:t>Священник:</w:t>
       </w:r>
       <w:r>
         <w:rPr>
-          <w:rFonts w:ascii="Times New Roman" w:eastAsia="Times New Roman" w:hAnsi="Times New Roman" w:cs="Times New Roman"/>
-          <w:i/>
-          <w:sz w:val="24"/>
-          <w:szCs w:val="24"/>
-        </w:rPr>
-        <w:t xml:space="preserve"> </w:t>
-      </w:r>
-      <w:r>
-        <w:rPr>
-          <w:rFonts w:ascii="Times New Roman" w:eastAsia="Times New Roman" w:hAnsi="Times New Roman" w:cs="Times New Roman"/>
-          <w:sz w:val="24"/>
-          <w:szCs w:val="24"/>
-        </w:rPr>
-        <w:t>Гóсподи, Гóсподи, Ти охоронив нас від усякої напасти, що прихóдить удень, охорони нас і від усякої злої напасти вночі. Прийми жертву вечíрню, підношення рук наших. І сподоби нас і нічну пору без гріха прожити, без спокуси від злого, і визволь нас від усякої тривоги і страху, що від диявола до нас приходить. Даруй душам нашим покаяння і думкам нашим острах перед іспитом на страшному і праведному суді Твоєму. Прикуй до страху перед Тобою плоть нашу і приборкай тілесні члени наші, щоб ми і під час сну в спокої просвіщалися, роздумуючи про заповіді Твої. Віддали від нас усякі помисли неподобні й пристрасть згубну. Підведи нас на час молитви, щоб ми зміцнились вíрою і поступали у заповідях Твоїх, благоволінням і милосердям Єдинорóдного Сина Твого, що з ним Ти благословенний з пресвятим, і благим, і животворчим твоїм Духом, нині й повсякчас, і на віки віків. Амінь.</w:t>
+          <w:rFonts w:ascii="Times New Roman" w:hAnsi="Times New Roman"/>
+          <w:sz w:val="24"/>
+        </w:rPr>
+        <w:t xml:space="preserve"> Гóсподи, Гóсподи, Ти охоронив нас від усякої напасти, що прихóдить удень, охорони нас і від усякої злої напасти вночі. Прийми жертву вечíрню, підношення рук наших. І сподоби нас і нічну пору без гріха прожити, без спокуси від злого, і визволь нас від усякої тривоги і страху, що від диявола до нас приходить. Даруй душам нашим покаяння і думкам нашим острах перед іспитом на страшному і праведному суді Твоєму. Прикуй до страху перед Тобою плоть нашу і приборкай тілесні члени наші, щоб ми і під час сну в спокої просвіщалися, роздумуючи про заповіді Твої. Віддали від нас усякі помисли неподобні й пристрасть згубну. Підведи нас на час молитви, щоб ми зміцнились вíрою і поступали у заповідях Твоїх, благоволінням і милосердям Єдинорóдного Сина Твого, що з ним Ти благословенний з пресвятим, і благим, і животворчим твоїм Духом, нині й повсякчас, і на віки віків. Амінь.</w:t>
       </w:r>
     </w:p>
     <w:p>
@@ -22955,7 +22924,7 @@
         <w:rPr>
           <w:rFonts w:ascii="Times New Roman" w:hAnsi="Times New Roman"/>
           <w:i/>
-          <w:color w:val="FF4400"/>
+          <w:color w:val="FF0000"/>
           <w:sz w:val="24"/>
         </w:rPr>
         <w:t>Священник:</w:t>
@@ -23582,7 +23551,7 @@
         <w:rPr>
           <w:rFonts w:ascii="Times New Roman" w:hAnsi="Times New Roman"/>
           <w:i/>
-          <w:color w:val="FF4400"/>
+          <w:color w:val="FF0000"/>
           <w:sz w:val="24"/>
         </w:rPr>
         <w:t>Священник:</w:t>
@@ -23590,7 +23559,6 @@
       <w:r>
         <w:rPr>
           <w:rFonts w:ascii="Times New Roman" w:hAnsi="Times New Roman"/>
-          <w:color w:val="000000"/>
           <w:sz w:val="24"/>
         </w:rPr>
         <w:t xml:space="preserve"> Бо Твоя є влада і Твоє є царство, і сила, і слава, Отця, і Сина, і Святого Духа, нині, і повсякчас, і на віки віків.</w:t>
@@ -23948,7 +23916,7 @@
         <w:rPr>
           <w:rFonts w:ascii="Times New Roman" w:hAnsi="Times New Roman"/>
           <w:i/>
-          <w:color w:val="FF4400"/>
+          <w:color w:val="FF0000"/>
           <w:sz w:val="24"/>
         </w:rPr>
         <w:t>Священник:</w:t>
@@ -23956,7 +23924,6 @@
       <w:r>
         <w:rPr>
           <w:rFonts w:ascii="Times New Roman" w:hAnsi="Times New Roman"/>
-          <w:color w:val="000000"/>
           <w:sz w:val="24"/>
         </w:rPr>
         <w:t xml:space="preserve"> Бо Ти благий і людинолюбний Бог – і Тобі славу возсилаємо, Отцю, і Сину, і Святому Духові, нині, і повсякчас, і на віки віків.</w:t>
@@ -26880,18 +26847,17 @@
         <w:rPr>
           <w:rFonts w:ascii="Times New Roman" w:hAnsi="Times New Roman"/>
           <w:i/>
-          <w:color w:val="FF4400"/>
-          <w:sz w:val="24"/>
-        </w:rPr>
-        <w:t xml:space="preserve">Священник: </w:t>
-      </w:r>
-      <w:r>
-        <w:rPr>
-          <w:rFonts w:ascii="Times New Roman" w:hAnsi="Times New Roman"/>
-          <w:color w:val="000000"/>
-          <w:sz w:val="24"/>
-        </w:rPr>
-        <w:t>Благодаттю, і щедротами, і людинолюб’ям єдинородного Сина Твого, з яким Ти благословенний, із пресвятим, і благим, і животворчим твоїм Духом, нині, і повсякчас, і на віки віків.</w:t>
+          <w:color w:val="FF0000"/>
+          <w:sz w:val="24"/>
+        </w:rPr>
+        <w:t>Священник:</w:t>
+      </w:r>
+      <w:r>
+        <w:rPr>
+          <w:rFonts w:ascii="Times New Roman" w:hAnsi="Times New Roman"/>
+          <w:sz w:val="24"/>
+        </w:rPr>
+        <w:t xml:space="preserve"> Благодаттю, і щедротами, і людинолюб’ям єдинородного Сина Твого, з яким Ти благословенний, із пресвятим, і благим, і животворчим твоїм Духом, нині, і повсякчас, і на віки віків.</w:t>
       </w:r>
     </w:p>
     <w:p>
@@ -27475,22 +27441,14 @@
           <w:color w:val="FF0000"/>
           <w:sz w:val="24"/>
         </w:rPr>
-        <w:t xml:space="preserve">Священник: </w:t>
-      </w:r>
-      <w:r>
-        <w:rPr>
-          <w:rFonts w:ascii="Times New Roman" w:hAnsi="Times New Roman"/>
-          <w:color w:val="000000"/>
-          <w:sz w:val="24"/>
-        </w:rPr>
-        <w:t>Бо Ти Бог наш і Тобі славу возсилаємо: Отцю, і Сину, і Святому Духові</w:t>
-      </w:r>
-      <w:r>
-        <w:rPr>
-          <w:rFonts w:ascii="Times New Roman" w:hAnsi="Times New Roman"/>
-          <w:sz w:val="24"/>
-        </w:rPr>
-        <w:t>, нині, і повсякчас, і на віки віків.</w:t>
+        <w:t>Священник:</w:t>
+      </w:r>
+      <w:r>
+        <w:rPr>
+          <w:rFonts w:ascii="Times New Roman" w:hAnsi="Times New Roman"/>
+          <w:sz w:val="24"/>
+        </w:rPr>
+        <w:t xml:space="preserve"> Бо Ти Бог наш і Тобі славу возсилаємо: Отцю, і Сину, і Святому Духові, нині, і повсякчас, і на віки віків.</w:t>
       </w:r>
     </w:p>
     <w:p>
@@ -28248,22 +28206,14 @@
           <w:color w:val="FF0000"/>
           <w:sz w:val="24"/>
         </w:rPr>
-        <w:t xml:space="preserve">Священник: </w:t>
-      </w:r>
-      <w:r>
-        <w:rPr>
-          <w:rFonts w:ascii="Times New Roman" w:hAnsi="Times New Roman"/>
-          <w:color w:val="000000"/>
-          <w:sz w:val="24"/>
-        </w:rPr>
-        <w:t>Бо Ти цар миру і Спас душ наших – і Тобі славу возсилаємо, Отцю, і Сину, і Святому Духові</w:t>
-      </w:r>
-      <w:r>
-        <w:rPr>
-          <w:rFonts w:ascii="Times New Roman" w:hAnsi="Times New Roman"/>
-          <w:sz w:val="24"/>
-        </w:rPr>
-        <w:t>, нині, і повсякчас, і на віки віків.</w:t>
+        <w:t>Священник:</w:t>
+      </w:r>
+      <w:r>
+        <w:rPr>
+          <w:rFonts w:ascii="Times New Roman" w:hAnsi="Times New Roman"/>
+          <w:sz w:val="24"/>
+        </w:rPr>
+        <w:t xml:space="preserve"> Бо Ти цар миру і Спас душ наших – і Тобі славу возсилаємо, Отцю, і Сину, і Святому Духові, нині, і повсякчас, і на віки віків.</w:t>
       </w:r>
     </w:p>
     <w:p>
@@ -31152,17 +31102,17 @@
         <w:rPr>
           <w:rFonts w:ascii="Times New Roman" w:hAnsi="Times New Roman"/>
           <w:i/>
-          <w:color w:val="FF4400"/>
-          <w:sz w:val="24"/>
-        </w:rPr>
-        <w:t xml:space="preserve">Священник: </w:t>
-      </w:r>
-      <w:r>
-        <w:rPr>
-          <w:rFonts w:ascii="Times New Roman" w:hAnsi="Times New Roman"/>
-          <w:sz w:val="24"/>
-        </w:rPr>
-        <w:t>Бо милостивий і людинолюбний Бог єси, і Тобі славу возсилаємо, Отцю, і Сину, і Святому Духові, нині, і повсякчас, і на віки віків.</w:t>
+          <w:color w:val="FF0000"/>
+          <w:sz w:val="24"/>
+        </w:rPr>
+        <w:t>Священник:</w:t>
+      </w:r>
+      <w:r>
+        <w:rPr>
+          <w:rFonts w:ascii="Times New Roman" w:hAnsi="Times New Roman"/>
+          <w:sz w:val="24"/>
+        </w:rPr>
+        <w:t xml:space="preserve"> Бо милостивий і людинолюбний Бог єси, і Тобі славу возсилаємо, Отцю, і Сину, і Святому Духові, нині, і повсякчас, і на віки віків.</w:t>
       </w:r>
     </w:p>
     <w:p>
@@ -31807,18 +31757,17 @@
         <w:rPr>
           <w:rFonts w:ascii="Times New Roman" w:hAnsi="Times New Roman"/>
           <w:i/>
-          <w:color w:val="FF4400"/>
-          <w:sz w:val="24"/>
-        </w:rPr>
-        <w:t xml:space="preserve">Священник: </w:t>
-      </w:r>
-      <w:r>
-        <w:rPr>
-          <w:rFonts w:ascii="Times New Roman" w:hAnsi="Times New Roman"/>
-          <w:color w:val="000000"/>
-          <w:sz w:val="24"/>
-        </w:rPr>
-        <w:t>Бо до Тебе належить милувати і спасати нас, Боже наш, і Тобі славу віддаємо, Отцю, і Сину, і Святому Духові, нині, і повсякчас, і на віки віків.</w:t>
+          <w:color w:val="FF0000"/>
+          <w:sz w:val="24"/>
+        </w:rPr>
+        <w:t>Священник:</w:t>
+      </w:r>
+      <w:r>
+        <w:rPr>
+          <w:rFonts w:ascii="Times New Roman" w:hAnsi="Times New Roman"/>
+          <w:sz w:val="24"/>
+        </w:rPr>
+        <w:t xml:space="preserve"> Бо до Тебе належить милувати і спасати нас, Боже наш, і Тобі славу віддаємо, Отцю, і Сину, і Святому Духові, нині, і повсякчас, і на віки віків.</w:t>
       </w:r>
     </w:p>
     <w:p>
@@ -32181,39 +32130,38 @@
     <w:p>
       <w:pPr>
         <w:spacing w:after="120"/>
-        <w:jc w:val="both"/>
-        <w:rPr>
-          <w:rFonts w:ascii="Times New Roman" w:eastAsia="Times New Roman" w:hAnsi="Times New Roman" w:cs="Times New Roman"/>
-          <w:sz w:val="24"/>
-          <w:szCs w:val="24"/>
-        </w:rPr>
-      </w:pPr>
-      <w:r>
-        <w:rPr>
-          <w:rFonts w:ascii="Times New Roman" w:eastAsia="Times New Roman" w:hAnsi="Times New Roman" w:cs="Times New Roman"/>
-          <w:i/>
-          <w:color w:val="FF0000"/>
-          <w:sz w:val="24"/>
-          <w:szCs w:val="24"/>
-        </w:rPr>
-        <w:t>Священик:</w:t>
-      </w:r>
-      <w:r>
-        <w:rPr>
-          <w:rFonts w:ascii="Times New Roman" w:eastAsia="Times New Roman" w:hAnsi="Times New Roman" w:cs="Times New Roman"/>
-          <w:color w:val="FF0000"/>
-          <w:sz w:val="24"/>
-          <w:szCs w:val="24"/>
-        </w:rPr>
-        <w:t xml:space="preserve"> </w:t>
-      </w:r>
-      <w:r>
-        <w:rPr>
-          <w:rFonts w:ascii="Times New Roman" w:eastAsia="Times New Roman" w:hAnsi="Times New Roman" w:cs="Times New Roman"/>
-          <w:sz w:val="24"/>
-          <w:szCs w:val="24"/>
-        </w:rPr>
-        <w:t>Христос, істинний Бог наш, що в Йордані хреститися зволив вiд Івана спасення нашого ради, молитвами пречистої своєї Матері, і всіх святих, помилує і спасе нас, як благий і людинолюбний.</w:t>
+      </w:pPr>
+      <w:r>
+        <w:rPr>
+          <w:rFonts w:ascii="Times New Roman" w:hAnsi="Times New Roman"/>
+          <w:i/>
+          <w:color w:val="FF0000"/>
+          <w:sz w:val="24"/>
+        </w:rPr>
+        <w:t>Священник:</w:t>
+      </w:r>
+      <w:r>
+        <w:rPr>
+          <w:rFonts w:ascii="Times New Roman" w:hAnsi="Times New Roman"/>
+          <w:sz w:val="24"/>
+        </w:rPr>
+        <w:t xml:space="preserve"> Христос, істинний Бог наш, що в Йордані христитися зволив від Івана спасіння нашого ради - молитвами пречистої Своєї Матері, святих славних і всехвальних апостолів, і святого, </w:t>
+      </w:r>
+      <w:r>
+        <w:rPr>
+          <w:rFonts w:ascii="Times New Roman" w:hAnsi="Times New Roman"/>
+          <w:i/>
+          <w:color w:val="FF0000"/>
+          <w:sz w:val="24"/>
+        </w:rPr>
+        <w:t>якого є храм</w:t>
+      </w:r>
+      <w:r>
+        <w:rPr>
+          <w:rFonts w:ascii="Times New Roman" w:hAnsi="Times New Roman"/>
+          <w:sz w:val="24"/>
+        </w:rPr>
+        <w:t>, і всіх святих - помилує і спасе нас як благий і людинолюбний.</w:t>
       </w:r>
     </w:p>
     <w:p>
